--- a/BRF_Offer_Template.docx
+++ b/BRF_Offer_Template.docx
@@ -858,6 +858,7 @@
         <w:sectPr>
           <w:footerReference r:id="rId8" w:type="default"/>
           <w:footerReference r:id="rId9" w:type="first"/>
+          <w:headerReference w:type="default" r:id="rId20"/>
           <w:pgSz w:h="15840" w:w="12240" w:orient="portrait"/>
           <w:pgMar w:bottom="432" w:top="864" w:left="720" w:right="720" w:header="720" w:footer="619"/>
           <w:pgNumType w:start="1"/>
@@ -2566,6 +2567,7 @@
         <w:rPr/>
         <w:sectPr>
           <w:footerReference r:id="rId17" w:type="default"/>
+          <w:headerReference w:type="default" r:id="rId21"/>
           <w:type w:val="nextPage"/>
           <w:pgSz w:h="15840" w:w="12240" w:orient="portrait"/>
           <w:pgMar w:bottom="567" w:top="1134" w:left="567" w:right="567" w:header="0" w:footer="144"/>
@@ -10729,6 +10731,7 @@
         </w:rPr>
         <w:sectPr>
           <w:footerReference r:id="rId18" w:type="default"/>
+          <w:headerReference w:type="default" r:id="rId22"/>
           <w:type w:val="nextPage"/>
           <w:pgSz w:h="15840" w:w="12240" w:orient="portrait"/>
           <w:pgMar w:bottom="820" w:top="1360" w:left="720" w:right="380" w:header="0" w:footer="288"/>
@@ -13821,6 +13824,7 @@
     </w:p>
     <w:sectPr>
       <w:footerReference r:id="rId19" w:type="default"/>
+      <w:headerReference w:type="default" r:id="rId23"/>
       <w:type w:val="nextPage"/>
       <w:pgSz w:h="15840" w:w="12240" w:orient="portrait"/>
       <w:pgMar w:bottom="567" w:top="1134" w:left="567" w:right="567" w:header="0" w:footer="432"/>
@@ -14601,6 +14605,310 @@
     </w:r>
   </w:p>
 </w:ftr>
+</file>
+
+<file path=word/header1.xml><?xml version="1.0" encoding="utf-8"?>
+<w:hdr xmlns:m="http://schemas.openxmlformats.org/officeDocument/2006/math" xmlns:mc="http://schemas.openxmlformats.org/markup-compatibility/2006" xmlns:mo="http://schemas.microsoft.com/office/mac/office/2008/main" xmlns:mv="urn:schemas-microsoft-com:mac:vml" xmlns:o="urn:schemas-microsoft-com:office:office" xmlns:r="http://schemas.openxmlformats.org/officeDocument/2006/relationships" xmlns:v="urn:schemas-microsoft-com:vml" xmlns:w10="urn:schemas-microsoft-com:office:word" xmlns:w14="http://schemas.microsoft.com/office/word/2010/wordml" xmlns:w="http://schemas.openxmlformats.org/wordprocessingml/2006/main" xmlns:wne="http://schemas.microsoft.com/office/word/2006/wordml" xmlns:wp14="http://schemas.microsoft.com/office/word/2010/wordprocessingDrawing" xmlns:wp="http://schemas.openxmlformats.org/drawingml/2006/wordprocessingDrawing" xmlns:wpc="http://schemas.microsoft.com/office/word/2010/wordprocessingCanvas" xmlns:wpg="http://schemas.microsoft.com/office/word/2010/wordprocessingGroup" xmlns:wpi="http://schemas.microsoft.com/office/word/2010/wordprocessingInk" xmlns:wps="http://schemas.microsoft.com/office/word/2010/wordprocessingShape" mc:Ignorable="w14 wp14">
+  <w:p>
+    <w:pPr>
+      <w:pStyle w:val="Header"/>
+    </w:pPr>
+  </w:p>
+</w:hdr>
+</file>
+
+<file path=word/header2.xml><?xml version="1.0" encoding="utf-8"?>
+<w:hdr xmlns:m="http://schemas.openxmlformats.org/officeDocument/2006/math" xmlns:mc="http://schemas.openxmlformats.org/markup-compatibility/2006" xmlns:mo="http://schemas.microsoft.com/office/mac/office/2008/main" xmlns:mv="urn:schemas-microsoft-com:mac:vml" xmlns:o="urn:schemas-microsoft-com:office:office" xmlns:r="http://schemas.openxmlformats.org/officeDocument/2006/relationships" xmlns:v="urn:schemas-microsoft-com:vml" xmlns:w10="urn:schemas-microsoft-com:office:word" xmlns:w14="http://schemas.microsoft.com/office/word/2010/wordml" xmlns:w="http://schemas.openxmlformats.org/wordprocessingml/2006/main" xmlns:wne="http://schemas.microsoft.com/office/word/2006/wordml" xmlns:wp14="http://schemas.microsoft.com/office/word/2010/wordprocessingDrawing" xmlns:wp="http://schemas.openxmlformats.org/drawingml/2006/wordprocessingDrawing" xmlns:wpc="http://schemas.microsoft.com/office/word/2010/wordprocessingCanvas" xmlns:wpg="http://schemas.microsoft.com/office/word/2010/wordprocessingGroup" xmlns:wpi="http://schemas.microsoft.com/office/word/2010/wordprocessingInk" xmlns:wps="http://schemas.microsoft.com/office/word/2010/wordprocessingShape" mc:Ignorable="w14 wp14">
+  <w:p>
+    <w:pPr>
+      <w:pStyle w:val="Header"/>
+    </w:pPr>
+  </w:p>
+  <w:tbl>
+    <w:tblPr>
+      <w:tblW w:type="auto" w:w="0"/>
+      <w:jc w:val="center"/>
+      <w:tblLayout w:type="autofit"/>
+      <w:tblLook w:firstColumn="1" w:firstRow="1" w:lastColumn="0" w:lastRow="0" w:noHBand="0" w:noVBand="1" w:val="04A0"/>
+    </w:tblPr>
+    <w:tblGrid>
+      <w:gridCol w:w="5553"/>
+      <w:gridCol w:w="5553"/>
+    </w:tblGrid>
+    <w:tr>
+      <w:tc>
+        <w:tcPr>
+          <w:tcW w:type="dxa" w:w="5553"/>
+          <w:tcBorders>
+            <w:top w:val="nil"/>
+            <w:left w:val="nil"/>
+            <w:bottom w:val="nil"/>
+            <w:right w:val="nil"/>
+          </w:tcBorders>
+        </w:tcPr>
+        <w:p>
+          <w:pPr>
+            <w:jc w:val="left"/>
+          </w:pPr>
+          <w:r>
+            <w:drawing>
+              <wp:inline xmlns:a="http://schemas.openxmlformats.org/drawingml/2006/main" xmlns:pic="http://schemas.openxmlformats.org/drawingml/2006/picture">
+                <wp:extent cx="1417320" cy="1417320"/>
+                <wp:docPr id="1" name="Picture 1"/>
+                <wp:cNvGraphicFramePr>
+                  <a:graphicFrameLocks noChangeAspect="1"/>
+                </wp:cNvGraphicFramePr>
+                <a:graphic>
+                  <a:graphicData uri="http://schemas.openxmlformats.org/drawingml/2006/picture">
+                    <pic:pic>
+                      <pic:nvPicPr>
+                        <pic:cNvPr id="0" name="_brf_header_logo.png"/>
+                        <pic:cNvPicPr/>
+                      </pic:nvPicPr>
+                      <pic:blipFill>
+                        <a:blip r:embed="rId1"/>
+                        <a:stretch>
+                          <a:fillRect/>
+                        </a:stretch>
+                      </pic:blipFill>
+                      <pic:spPr>
+                        <a:xfrm>
+                          <a:off x="0" y="0"/>
+                          <a:ext cx="1417320" cy="1417320"/>
+                        </a:xfrm>
+                        <a:prstGeom prst="rect"/>
+                      </pic:spPr>
+                    </pic:pic>
+                  </a:graphicData>
+                </a:graphic>
+              </wp:inline>
+            </w:drawing>
+          </w:r>
+        </w:p>
+      </w:tc>
+      <w:tc>
+        <w:tcPr>
+          <w:tcW w:type="dxa" w:w="5553"/>
+          <w:tcBorders>
+            <w:top w:val="nil"/>
+            <w:left w:val="nil"/>
+            <w:bottom w:val="nil"/>
+            <w:right w:val="nil"/>
+          </w:tcBorders>
+        </w:tcPr>
+        <w:p>
+          <w:pPr>
+            <w:jc w:val="right"/>
+          </w:pPr>
+          <w:r>
+            <w:rPr>
+              <w:b/>
+              <w:color w:val="1A3A5C"/>
+              <w:sz w:val="18"/>
+            </w:rPr>
+            <w:t>Ref: {{ ref_no }}</w:t>
+          </w:r>
+        </w:p>
+      </w:tc>
+    </w:tr>
+  </w:tbl>
+</w:hdr>
+</file>
+
+<file path=word/header3.xml><?xml version="1.0" encoding="utf-8"?>
+<w:hdr xmlns:m="http://schemas.openxmlformats.org/officeDocument/2006/math" xmlns:mc="http://schemas.openxmlformats.org/markup-compatibility/2006" xmlns:mo="http://schemas.microsoft.com/office/mac/office/2008/main" xmlns:mv="urn:schemas-microsoft-com:mac:vml" xmlns:o="urn:schemas-microsoft-com:office:office" xmlns:r="http://schemas.openxmlformats.org/officeDocument/2006/relationships" xmlns:v="urn:schemas-microsoft-com:vml" xmlns:w10="urn:schemas-microsoft-com:office:word" xmlns:w14="http://schemas.microsoft.com/office/word/2010/wordml" xmlns:w="http://schemas.openxmlformats.org/wordprocessingml/2006/main" xmlns:wne="http://schemas.microsoft.com/office/word/2006/wordml" xmlns:wp14="http://schemas.microsoft.com/office/word/2010/wordprocessingDrawing" xmlns:wp="http://schemas.openxmlformats.org/drawingml/2006/wordprocessingDrawing" xmlns:wpc="http://schemas.microsoft.com/office/word/2010/wordprocessingCanvas" xmlns:wpg="http://schemas.microsoft.com/office/word/2010/wordprocessingGroup" xmlns:wpi="http://schemas.microsoft.com/office/word/2010/wordprocessingInk" xmlns:wps="http://schemas.microsoft.com/office/word/2010/wordprocessingShape" mc:Ignorable="w14 wp14">
+  <w:p>
+    <w:pPr>
+      <w:pStyle w:val="Header"/>
+    </w:pPr>
+  </w:p>
+  <w:tbl>
+    <w:tblPr>
+      <w:tblW w:type="auto" w:w="0"/>
+      <w:jc w:val="center"/>
+      <w:tblLayout w:type="autofit"/>
+      <w:tblLook w:firstColumn="1" w:firstRow="1" w:lastColumn="0" w:lastRow="0" w:noHBand="0" w:noVBand="1" w:val="04A0"/>
+    </w:tblPr>
+    <w:tblGrid>
+      <w:gridCol w:w="5570"/>
+      <w:gridCol w:w="5570"/>
+    </w:tblGrid>
+    <w:tr>
+      <w:tc>
+        <w:tcPr>
+          <w:tcW w:type="dxa" w:w="5570"/>
+          <w:tcBorders>
+            <w:top w:val="nil"/>
+            <w:left w:val="nil"/>
+            <w:bottom w:val="nil"/>
+            <w:right w:val="nil"/>
+          </w:tcBorders>
+        </w:tcPr>
+        <w:p>
+          <w:pPr>
+            <w:jc w:val="left"/>
+          </w:pPr>
+          <w:r>
+            <w:drawing>
+              <wp:inline xmlns:a="http://schemas.openxmlformats.org/drawingml/2006/main" xmlns:pic="http://schemas.openxmlformats.org/drawingml/2006/picture">
+                <wp:extent cx="1417320" cy="1417320"/>
+                <wp:docPr id="1" name="Picture 1"/>
+                <wp:cNvGraphicFramePr>
+                  <a:graphicFrameLocks noChangeAspect="1"/>
+                </wp:cNvGraphicFramePr>
+                <a:graphic>
+                  <a:graphicData uri="http://schemas.openxmlformats.org/drawingml/2006/picture">
+                    <pic:pic>
+                      <pic:nvPicPr>
+                        <pic:cNvPr id="0" name="_brf_header_logo.png"/>
+                        <pic:cNvPicPr/>
+                      </pic:nvPicPr>
+                      <pic:blipFill>
+                        <a:blip r:embed="rId1"/>
+                        <a:stretch>
+                          <a:fillRect/>
+                        </a:stretch>
+                      </pic:blipFill>
+                      <pic:spPr>
+                        <a:xfrm>
+                          <a:off x="0" y="0"/>
+                          <a:ext cx="1417320" cy="1417320"/>
+                        </a:xfrm>
+                        <a:prstGeom prst="rect"/>
+                      </pic:spPr>
+                    </pic:pic>
+                  </a:graphicData>
+                </a:graphic>
+              </wp:inline>
+            </w:drawing>
+          </w:r>
+        </w:p>
+      </w:tc>
+      <w:tc>
+        <w:tcPr>
+          <w:tcW w:type="dxa" w:w="5570"/>
+          <w:tcBorders>
+            <w:top w:val="nil"/>
+            <w:left w:val="nil"/>
+            <w:bottom w:val="nil"/>
+            <w:right w:val="nil"/>
+          </w:tcBorders>
+        </w:tcPr>
+        <w:p>
+          <w:pPr>
+            <w:jc w:val="right"/>
+          </w:pPr>
+          <w:r>
+            <w:rPr>
+              <w:b/>
+              <w:color w:val="1A3A5C"/>
+              <w:sz w:val="18"/>
+            </w:rPr>
+            <w:t>Ref: {{ ref_no }}</w:t>
+          </w:r>
+        </w:p>
+      </w:tc>
+    </w:tr>
+  </w:tbl>
+</w:hdr>
+</file>
+
+<file path=word/header4.xml><?xml version="1.0" encoding="utf-8"?>
+<w:hdr xmlns:m="http://schemas.openxmlformats.org/officeDocument/2006/math" xmlns:mc="http://schemas.openxmlformats.org/markup-compatibility/2006" xmlns:mo="http://schemas.microsoft.com/office/mac/office/2008/main" xmlns:mv="urn:schemas-microsoft-com:mac:vml" xmlns:o="urn:schemas-microsoft-com:office:office" xmlns:r="http://schemas.openxmlformats.org/officeDocument/2006/relationships" xmlns:v="urn:schemas-microsoft-com:vml" xmlns:w10="urn:schemas-microsoft-com:office:word" xmlns:w14="http://schemas.microsoft.com/office/word/2010/wordml" xmlns:w="http://schemas.openxmlformats.org/wordprocessingml/2006/main" xmlns:wne="http://schemas.microsoft.com/office/word/2006/wordml" xmlns:wp14="http://schemas.microsoft.com/office/word/2010/wordprocessingDrawing" xmlns:wp="http://schemas.openxmlformats.org/drawingml/2006/wordprocessingDrawing" xmlns:wpc="http://schemas.microsoft.com/office/word/2010/wordprocessingCanvas" xmlns:wpg="http://schemas.microsoft.com/office/word/2010/wordprocessingGroup" xmlns:wpi="http://schemas.microsoft.com/office/word/2010/wordprocessingInk" xmlns:wps="http://schemas.microsoft.com/office/word/2010/wordprocessingShape" mc:Ignorable="w14 wp14">
+  <w:p>
+    <w:pPr>
+      <w:pStyle w:val="Header"/>
+    </w:pPr>
+  </w:p>
+  <w:tbl>
+    <w:tblPr>
+      <w:tblW w:type="auto" w:w="0"/>
+      <w:jc w:val="center"/>
+      <w:tblLayout w:type="autofit"/>
+      <w:tblLook w:firstColumn="1" w:firstRow="1" w:lastColumn="0" w:lastRow="0" w:noHBand="0" w:noVBand="1" w:val="04A0"/>
+    </w:tblPr>
+    <w:tblGrid>
+      <w:gridCol w:w="5553"/>
+      <w:gridCol w:w="5553"/>
+    </w:tblGrid>
+    <w:tr>
+      <w:tc>
+        <w:tcPr>
+          <w:tcW w:type="dxa" w:w="5553"/>
+          <w:tcBorders>
+            <w:top w:val="nil"/>
+            <w:left w:val="nil"/>
+            <w:bottom w:val="nil"/>
+            <w:right w:val="nil"/>
+          </w:tcBorders>
+        </w:tcPr>
+        <w:p>
+          <w:pPr>
+            <w:jc w:val="left"/>
+          </w:pPr>
+          <w:r>
+            <w:drawing>
+              <wp:inline xmlns:a="http://schemas.openxmlformats.org/drawingml/2006/main" xmlns:pic="http://schemas.openxmlformats.org/drawingml/2006/picture">
+                <wp:extent cx="1417320" cy="1417320"/>
+                <wp:docPr id="1" name="Picture 1"/>
+                <wp:cNvGraphicFramePr>
+                  <a:graphicFrameLocks noChangeAspect="1"/>
+                </wp:cNvGraphicFramePr>
+                <a:graphic>
+                  <a:graphicData uri="http://schemas.openxmlformats.org/drawingml/2006/picture">
+                    <pic:pic>
+                      <pic:nvPicPr>
+                        <pic:cNvPr id="0" name="_brf_header_logo.png"/>
+                        <pic:cNvPicPr/>
+                      </pic:nvPicPr>
+                      <pic:blipFill>
+                        <a:blip r:embed="rId1"/>
+                        <a:stretch>
+                          <a:fillRect/>
+                        </a:stretch>
+                      </pic:blipFill>
+                      <pic:spPr>
+                        <a:xfrm>
+                          <a:off x="0" y="0"/>
+                          <a:ext cx="1417320" cy="1417320"/>
+                        </a:xfrm>
+                        <a:prstGeom prst="rect"/>
+                      </pic:spPr>
+                    </pic:pic>
+                  </a:graphicData>
+                </a:graphic>
+              </wp:inline>
+            </w:drawing>
+          </w:r>
+        </w:p>
+      </w:tc>
+      <w:tc>
+        <w:tcPr>
+          <w:tcW w:type="dxa" w:w="5553"/>
+          <w:tcBorders>
+            <w:top w:val="nil"/>
+            <w:left w:val="nil"/>
+            <w:bottom w:val="nil"/>
+            <w:right w:val="nil"/>
+          </w:tcBorders>
+        </w:tcPr>
+        <w:p>
+          <w:pPr>
+            <w:jc w:val="right"/>
+          </w:pPr>
+          <w:r>
+            <w:rPr>
+              <w:b/>
+              <w:color w:val="1A3A5C"/>
+              <w:sz w:val="18"/>
+            </w:rPr>
+            <w:t>Ref: {{ ref_no }}</w:t>
+          </w:r>
+        </w:p>
+      </w:tc>
+    </w:tr>
+  </w:tbl>
+</w:hdr>
 </file>
 
 <file path=word/numbering.xml><?xml version="1.0" encoding="utf-8"?>

--- a/BRF_Offer_Template.docx
+++ b/BRF_Offer_Template.docx
@@ -14619,11 +14619,6 @@
 
 <file path=word/header2.xml><?xml version="1.0" encoding="utf-8"?>
 <w:hdr xmlns:m="http://schemas.openxmlformats.org/officeDocument/2006/math" xmlns:mc="http://schemas.openxmlformats.org/markup-compatibility/2006" xmlns:mo="http://schemas.microsoft.com/office/mac/office/2008/main" xmlns:mv="urn:schemas-microsoft-com:mac:vml" xmlns:o="urn:schemas-microsoft-com:office:office" xmlns:r="http://schemas.openxmlformats.org/officeDocument/2006/relationships" xmlns:v="urn:schemas-microsoft-com:vml" xmlns:w10="urn:schemas-microsoft-com:office:word" xmlns:w14="http://schemas.microsoft.com/office/word/2010/wordml" xmlns:w="http://schemas.openxmlformats.org/wordprocessingml/2006/main" xmlns:wne="http://schemas.microsoft.com/office/word/2006/wordml" xmlns:wp14="http://schemas.microsoft.com/office/word/2010/wordprocessingDrawing" xmlns:wp="http://schemas.openxmlformats.org/drawingml/2006/wordprocessingDrawing" xmlns:wpc="http://schemas.microsoft.com/office/word/2010/wordprocessingCanvas" xmlns:wpg="http://schemas.microsoft.com/office/word/2010/wordprocessingGroup" xmlns:wpi="http://schemas.microsoft.com/office/word/2010/wordprocessingInk" xmlns:wps="http://schemas.microsoft.com/office/word/2010/wordprocessingShape" mc:Ignorable="w14 wp14">
-  <w:p>
-    <w:pPr>
-      <w:pStyle w:val="Header"/>
-    </w:pPr>
-  </w:p>
   <w:tbl>
     <w:tblPr>
       <w:tblW w:type="auto" w:w="0"/>
@@ -14712,16 +14707,16 @@
       </w:tc>
     </w:tr>
   </w:tbl>
+  <w:p>
+    <w:pPr>
+      <w:pStyle w:val="Header"/>
+    </w:pPr>
+  </w:p>
 </w:hdr>
 </file>
 
 <file path=word/header3.xml><?xml version="1.0" encoding="utf-8"?>
 <w:hdr xmlns:m="http://schemas.openxmlformats.org/officeDocument/2006/math" xmlns:mc="http://schemas.openxmlformats.org/markup-compatibility/2006" xmlns:mo="http://schemas.microsoft.com/office/mac/office/2008/main" xmlns:mv="urn:schemas-microsoft-com:mac:vml" xmlns:o="urn:schemas-microsoft-com:office:office" xmlns:r="http://schemas.openxmlformats.org/officeDocument/2006/relationships" xmlns:v="urn:schemas-microsoft-com:vml" xmlns:w10="urn:schemas-microsoft-com:office:word" xmlns:w14="http://schemas.microsoft.com/office/word/2010/wordml" xmlns:w="http://schemas.openxmlformats.org/wordprocessingml/2006/main" xmlns:wne="http://schemas.microsoft.com/office/word/2006/wordml" xmlns:wp14="http://schemas.microsoft.com/office/word/2010/wordprocessingDrawing" xmlns:wp="http://schemas.openxmlformats.org/drawingml/2006/wordprocessingDrawing" xmlns:wpc="http://schemas.microsoft.com/office/word/2010/wordprocessingCanvas" xmlns:wpg="http://schemas.microsoft.com/office/word/2010/wordprocessingGroup" xmlns:wpi="http://schemas.microsoft.com/office/word/2010/wordprocessingInk" xmlns:wps="http://schemas.microsoft.com/office/word/2010/wordprocessingShape" mc:Ignorable="w14 wp14">
-  <w:p>
-    <w:pPr>
-      <w:pStyle w:val="Header"/>
-    </w:pPr>
-  </w:p>
   <w:tbl>
     <w:tblPr>
       <w:tblW w:type="auto" w:w="0"/>
@@ -14810,16 +14805,16 @@
       </w:tc>
     </w:tr>
   </w:tbl>
+  <w:p>
+    <w:pPr>
+      <w:pStyle w:val="Header"/>
+    </w:pPr>
+  </w:p>
 </w:hdr>
 </file>
 
 <file path=word/header4.xml><?xml version="1.0" encoding="utf-8"?>
 <w:hdr xmlns:m="http://schemas.openxmlformats.org/officeDocument/2006/math" xmlns:mc="http://schemas.openxmlformats.org/markup-compatibility/2006" xmlns:mo="http://schemas.microsoft.com/office/mac/office/2008/main" xmlns:mv="urn:schemas-microsoft-com:mac:vml" xmlns:o="urn:schemas-microsoft-com:office:office" xmlns:r="http://schemas.openxmlformats.org/officeDocument/2006/relationships" xmlns:v="urn:schemas-microsoft-com:vml" xmlns:w10="urn:schemas-microsoft-com:office:word" xmlns:w14="http://schemas.microsoft.com/office/word/2010/wordml" xmlns:w="http://schemas.openxmlformats.org/wordprocessingml/2006/main" xmlns:wne="http://schemas.microsoft.com/office/word/2006/wordml" xmlns:wp14="http://schemas.microsoft.com/office/word/2010/wordprocessingDrawing" xmlns:wp="http://schemas.openxmlformats.org/drawingml/2006/wordprocessingDrawing" xmlns:wpc="http://schemas.microsoft.com/office/word/2010/wordprocessingCanvas" xmlns:wpg="http://schemas.microsoft.com/office/word/2010/wordprocessingGroup" xmlns:wpi="http://schemas.microsoft.com/office/word/2010/wordprocessingInk" xmlns:wps="http://schemas.microsoft.com/office/word/2010/wordprocessingShape" mc:Ignorable="w14 wp14">
-  <w:p>
-    <w:pPr>
-      <w:pStyle w:val="Header"/>
-    </w:pPr>
-  </w:p>
   <w:tbl>
     <w:tblPr>
       <w:tblW w:type="auto" w:w="0"/>
@@ -14908,6 +14903,11 @@
       </w:tc>
     </w:tr>
   </w:tbl>
+  <w:p>
+    <w:pPr>
+      <w:pStyle w:val="Header"/>
+    </w:pPr>
+  </w:p>
 </w:hdr>
 </file>
 

--- a/BRF_Offer_Template.docx
+++ b/BRF_Offer_Template.docx
@@ -37,14 +37,14 @@
       </w:pPr>
       <w:r>
         <w:rPr>
-          <w:rFonts w:ascii="Times New Roman" w:cs="Times New Roman" w:eastAsia="Times New Roman" w:hAnsi="Times New Roman"/>
-          <w:b w:val="0"/>
-          <w:bCs w:val="0"/>
-          <w:i w:val="0"/>
-          <w:iCs w:val="0"/>
-          <w:smallCaps w:val="0"/>
-          <w:strike w:val="0"/>
-          <w:color w:val="000000"/>
+          <w:rFonts w:ascii="Calibri" w:cs="Calibri" w:eastAsia="Calibri" w:hAnsi="Calibri"/>
+          <w:b w:val="0"/>
+          <w:bCs w:val="0"/>
+          <w:i w:val="0"/>
+          <w:iCs w:val="0"/>
+          <w:smallCaps w:val="0"/>
+          <w:strike w:val="0"/>
+          <w:color w:val="1F2937"/>
           <w:sz w:val="24"/>
           <w:szCs w:val="24"/>
           <w:u w:val="none"/>
@@ -86,6 +86,8 @@
       </w:r>
       <w:r>
         <w:rPr>
+          <w:rFonts w:ascii="Calibri" w:hAnsi="Calibri" w:eastAsia="Calibri" w:cs="Calibri"/>
+          <w:sz w:val="20"/>
           <w:rtl w:val="0"/>
         </w:rPr>
       </w:r>
@@ -125,6 +127,8 @@
       </w:pPr>
       <w:r>
         <w:rPr>
+          <w:rFonts w:ascii="Calibri" w:hAnsi="Calibri" w:eastAsia="Calibri" w:cs="Calibri"/>
+          <w:sz w:val="20"/>
           <w:rtl w:val="0"/>
         </w:rPr>
       </w:r>
@@ -164,6 +168,8 @@
       </w:pPr>
       <w:r>
         <w:rPr>
+          <w:rFonts w:ascii="Calibri" w:hAnsi="Calibri" w:eastAsia="Calibri" w:cs="Calibri"/>
+          <w:sz w:val="20"/>
           <w:rtl w:val="0"/>
         </w:rPr>
       </w:r>
@@ -203,15 +209,15 @@
       </w:pPr>
       <w:r>
         <w:rPr>
-          <w:rFonts w:ascii="Times New Roman" w:cs="Times New Roman" w:eastAsia="Times New Roman" w:hAnsi="Times New Roman"/>
-          <w:b w:val="0"/>
-          <w:bCs w:val="0"/>
-          <w:i w:val="0"/>
-          <w:iCs w:val="0"/>
-          <w:smallCaps w:val="0"/>
-          <w:strike w:val="0"/>
-          <w:color w:val="000000"/>
-          <w:sz w:val="28"/>
+          <w:rFonts w:ascii="Calibri" w:cs="Calibri" w:eastAsia="Calibri" w:hAnsi="Calibri"/>
+          <w:b/>
+          <w:bCs w:val="0"/>
+          <w:i w:val="0"/>
+          <w:iCs w:val="0"/>
+          <w:smallCaps w:val="0"/>
+          <w:strike w:val="0"/>
+          <w:color w:val="1F2937"/>
+          <w:sz w:val="30"/>
           <w:szCs w:val="28"/>
           <w:u w:val="none"/>
           <w:shd w:fill="auto" w:val="clear"/>
@@ -256,6 +262,8 @@
       </w:pPr>
       <w:r>
         <w:rPr>
+          <w:rFonts w:ascii="Calibri" w:hAnsi="Calibri" w:eastAsia="Calibri" w:cs="Calibri"/>
+          <w:sz w:val="20"/>
           <w:rtl w:val="0"/>
         </w:rPr>
       </w:r>
@@ -295,6 +303,42 @@
       </w:pPr>
       <w:r>
         <w:rPr>
+          <w:rFonts w:ascii="Calibri" w:cs="Calibri" w:eastAsia="Calibri" w:hAnsi="Calibri"/>
+          <w:b w:val="0"/>
+          <w:bCs w:val="0"/>
+          <w:i w:val="0"/>
+          <w:iCs w:val="0"/>
+          <w:smallCaps w:val="0"/>
+          <w:strike w:val="0"/>
+          <w:color w:val="1F2937"/>
+          <w:sz w:val="24"/>
+          <w:szCs w:val="24"/>
+          <w:u w:val="none"/>
+          <w:shd w:fill="auto" w:val="clear"/>
+          <w:vertAlign w:val="baseline"/>
+          <w:rtl w:val="0"/>
+        </w:rPr>
+        <w:t xml:space="preserve">OFFER</w:t>
+      </w:r>
+    </w:p>
+    <w:p>
+      <w:pPr>
+        <w:keepNext w:val="0"/>
+        <w:keepLines w:val="0"/>
+        <w:pageBreakBefore w:val="0"/>
+        <w:widowControl w:val="0"/>
+        <w:pBdr>
+          <w:top w:space="0" w:sz="0" w:val="nil"/>
+          <w:left w:space="0" w:sz="0" w:val="nil"/>
+          <w:bottom w:space="0" w:sz="0" w:val="nil"/>
+          <w:right w:space="0" w:sz="0" w:val="nil"/>
+          <w:between w:space="0" w:sz="0" w:val="nil"/>
+        </w:pBdr>
+        <w:shd w:fill="auto" w:val="clear"/>
+        <w:spacing w:after="0" w:before="90" w:line="480" w:lineRule="auto"/>
+        <w:ind w:left="0" w:right="0" w:firstLine="0"/>
+        <w:jc w:val="center"/>
+        <w:rPr>
           <w:rFonts w:ascii="Times New Roman" w:cs="Times New Roman" w:eastAsia="Times New Roman" w:hAnsi="Times New Roman"/>
           <w:b w:val="0"/>
           <w:bCs w:val="0"/>
@@ -308,54 +352,18 @@
           <w:u w:val="none"/>
           <w:shd w:fill="auto" w:val="clear"/>
           <w:vertAlign w:val="baseline"/>
-          <w:rtl w:val="0"/>
-        </w:rPr>
-        <w:t xml:space="preserve">OFFER</w:t>
-      </w:r>
-    </w:p>
-    <w:p>
-      <w:pPr>
-        <w:keepNext w:val="0"/>
-        <w:keepLines w:val="0"/>
-        <w:pageBreakBefore w:val="0"/>
-        <w:widowControl w:val="0"/>
-        <w:pBdr>
-          <w:top w:space="0" w:sz="0" w:val="nil"/>
-          <w:left w:space="0" w:sz="0" w:val="nil"/>
-          <w:bottom w:space="0" w:sz="0" w:val="nil"/>
-          <w:right w:space="0" w:sz="0" w:val="nil"/>
-          <w:between w:space="0" w:sz="0" w:val="nil"/>
-        </w:pBdr>
-        <w:shd w:fill="auto" w:val="clear"/>
-        <w:spacing w:after="0" w:before="90" w:line="480" w:lineRule="auto"/>
-        <w:ind w:left="0" w:right="0" w:firstLine="0"/>
-        <w:jc w:val="center"/>
-        <w:rPr>
-          <w:rFonts w:ascii="Times New Roman" w:cs="Times New Roman" w:eastAsia="Times New Roman" w:hAnsi="Times New Roman"/>
-          <w:b w:val="0"/>
-          <w:bCs w:val="0"/>
-          <w:i w:val="0"/>
-          <w:iCs w:val="0"/>
-          <w:smallCaps w:val="0"/>
-          <w:strike w:val="0"/>
-          <w:color w:val="000000"/>
-          <w:sz w:val="24"/>
-          <w:szCs w:val="24"/>
-          <w:u w:val="none"/>
-          <w:shd w:fill="auto" w:val="clear"/>
-          <w:vertAlign w:val="baseline"/>
-        </w:rPr>
-      </w:pPr>
-      <w:r>
-        <w:rPr>
-          <w:rFonts w:ascii="Times New Roman" w:cs="Times New Roman" w:eastAsia="Times New Roman" w:hAnsi="Times New Roman"/>
-          <w:b w:val="0"/>
-          <w:bCs w:val="0"/>
-          <w:i w:val="0"/>
-          <w:iCs w:val="0"/>
-          <w:smallCaps w:val="0"/>
-          <w:strike w:val="0"/>
-          <w:color w:val="000000"/>
+        </w:rPr>
+      </w:pPr>
+      <w:r>
+        <w:rPr>
+          <w:rFonts w:ascii="Calibri" w:cs="Calibri" w:eastAsia="Calibri" w:hAnsi="Calibri"/>
+          <w:b w:val="0"/>
+          <w:bCs w:val="0"/>
+          <w:i w:val="0"/>
+          <w:iCs w:val="0"/>
+          <w:smallCaps w:val="0"/>
+          <w:strike w:val="0"/>
+          <w:color w:val="1F2937"/>
           <w:sz w:val="24"/>
           <w:szCs w:val="24"/>
           <w:u w:val="none"/>
@@ -404,14 +412,14 @@
       </w:pPr>
       <w:r>
         <w:rPr>
-          <w:rFonts w:ascii="Times New Roman" w:cs="Times New Roman" w:eastAsia="Times New Roman" w:hAnsi="Times New Roman"/>
-          <w:b w:val="0"/>
-          <w:bCs w:val="0"/>
-          <w:i w:val="0"/>
-          <w:iCs w:val="0"/>
-          <w:smallCaps w:val="0"/>
-          <w:strike w:val="0"/>
-          <w:color w:val="000000"/>
+          <w:rFonts w:ascii="Calibri" w:cs="Calibri" w:eastAsia="Calibri" w:hAnsi="Calibri"/>
+          <w:b w:val="0"/>
+          <w:bCs w:val="0"/>
+          <w:i w:val="0"/>
+          <w:iCs w:val="0"/>
+          <w:smallCaps w:val="0"/>
+          <w:strike w:val="0"/>
+          <w:color w:val="1F2937"/>
           <w:sz w:val="24"/>
           <w:szCs w:val="24"/>
           <w:u w:val="none"/>
@@ -459,6 +467,8 @@
       </w:pPr>
       <w:r>
         <w:rPr>
+          <w:rFonts w:ascii="Calibri" w:hAnsi="Calibri" w:eastAsia="Calibri" w:cs="Calibri"/>
+          <w:sz w:val="20"/>
           <w:rtl w:val="0"/>
         </w:rPr>
       </w:r>
@@ -501,6 +511,44 @@
       </w:pPr>
       <w:r>
         <w:rPr>
+          <w:rFonts w:ascii="Calibri" w:cs="Calibri" w:eastAsia="Calibri" w:hAnsi="Calibri"/>
+          <w:b w:val="0"/>
+          <w:bCs w:val="0"/>
+          <w:i w:val="0"/>
+          <w:iCs w:val="0"/>
+          <w:smallCaps w:val="0"/>
+          <w:strike w:val="0"/>
+          <w:color w:val="1F2937"/>
+          <w:sz w:val="24"/>
+          <w:szCs w:val="24"/>
+          <w:u w:val="none"/>
+          <w:shd w:fill="auto" w:val="clear"/>
+          <w:vertAlign w:val="baseline"/>
+          <w:rtl w:val="0"/>
+        </w:rPr>
+        <w:t xml:space="preserve">NAME OF PROJECT</w:t>
+        <w:tab/>
+        <w:t xml:space="preserve">: Billet Re-heating Furnace </w:t>
+      </w:r>
+    </w:p>
+    <w:p>
+      <w:pPr>
+        <w:keepNext w:val="0"/>
+        <w:keepLines w:val="0"/>
+        <w:pageBreakBefore w:val="0"/>
+        <w:widowControl w:val="0"/>
+        <w:pBdr>
+          <w:top w:space="0" w:sz="0" w:val="nil"/>
+          <w:left w:space="0" w:sz="0" w:val="nil"/>
+          <w:bottom w:space="0" w:sz="0" w:val="nil"/>
+          <w:right w:space="0" w:sz="0" w:val="nil"/>
+          <w:between w:space="0" w:sz="0" w:val="nil"/>
+        </w:pBdr>
+        <w:shd w:fill="auto" w:val="clear"/>
+        <w:spacing w:after="0" w:before="0" w:line="240" w:lineRule="auto"/>
+        <w:ind w:left="0" w:right="0" w:firstLine="0"/>
+        <w:jc w:val="left"/>
+        <w:rPr>
           <w:rFonts w:ascii="Times New Roman" w:cs="Times New Roman" w:eastAsia="Times New Roman" w:hAnsi="Times New Roman"/>
           <w:b w:val="0"/>
           <w:bCs w:val="0"/>
@@ -514,48 +562,12 @@
           <w:u w:val="none"/>
           <w:shd w:fill="auto" w:val="clear"/>
           <w:vertAlign w:val="baseline"/>
-          <w:rtl w:val="0"/>
-        </w:rPr>
-        <w:t xml:space="preserve">NAME OF PROJECT</w:t>
-        <w:tab/>
-        <w:t xml:space="preserve">: Billet Re-heating Furnace </w:t>
-      </w:r>
-    </w:p>
-    <w:p>
-      <w:pPr>
-        <w:keepNext w:val="0"/>
-        <w:keepLines w:val="0"/>
-        <w:pageBreakBefore w:val="0"/>
-        <w:widowControl w:val="0"/>
-        <w:pBdr>
-          <w:top w:space="0" w:sz="0" w:val="nil"/>
-          <w:left w:space="0" w:sz="0" w:val="nil"/>
-          <w:bottom w:space="0" w:sz="0" w:val="nil"/>
-          <w:right w:space="0" w:sz="0" w:val="nil"/>
-          <w:between w:space="0" w:sz="0" w:val="nil"/>
-        </w:pBdr>
-        <w:shd w:fill="auto" w:val="clear"/>
-        <w:spacing w:after="0" w:before="0" w:line="240" w:lineRule="auto"/>
-        <w:ind w:left="0" w:right="0" w:firstLine="0"/>
-        <w:jc w:val="left"/>
-        <w:rPr>
-          <w:rFonts w:ascii="Times New Roman" w:cs="Times New Roman" w:eastAsia="Times New Roman" w:hAnsi="Times New Roman"/>
-          <w:b w:val="0"/>
-          <w:bCs w:val="0"/>
-          <w:i w:val="0"/>
-          <w:iCs w:val="0"/>
-          <w:smallCaps w:val="0"/>
-          <w:strike w:val="0"/>
-          <w:color w:val="000000"/>
-          <w:sz w:val="24"/>
-          <w:szCs w:val="24"/>
-          <w:u w:val="none"/>
-          <w:shd w:fill="auto" w:val="clear"/>
-          <w:vertAlign w:val="baseline"/>
-        </w:rPr>
-      </w:pPr>
-      <w:r>
-        <w:rPr>
+        </w:rPr>
+      </w:pPr>
+      <w:r>
+        <w:rPr>
+          <w:rFonts w:ascii="Calibri" w:hAnsi="Calibri" w:eastAsia="Calibri" w:cs="Calibri"/>
+          <w:sz w:val="20"/>
           <w:rtl w:val="0"/>
         </w:rPr>
       </w:r>
@@ -598,14 +610,14 @@
       </w:pPr>
       <w:r>
         <w:rPr>
-          <w:rFonts w:ascii="Times New Roman" w:cs="Times New Roman" w:eastAsia="Times New Roman" w:hAnsi="Times New Roman"/>
-          <w:b w:val="0"/>
-          <w:bCs w:val="0"/>
-          <w:i w:val="0"/>
-          <w:iCs w:val="0"/>
-          <w:smallCaps w:val="0"/>
-          <w:strike w:val="0"/>
-          <w:color w:val="000000"/>
+          <w:rFonts w:ascii="Calibri" w:cs="Calibri" w:eastAsia="Calibri" w:hAnsi="Calibri"/>
+          <w:b w:val="0"/>
+          <w:bCs w:val="0"/>
+          <w:i w:val="0"/>
+          <w:iCs w:val="0"/>
+          <w:smallCaps w:val="0"/>
+          <w:strike w:val="0"/>
+          <w:color w:val="1F2937"/>
           <w:sz w:val="24"/>
           <w:szCs w:val="24"/>
           <w:u w:val="none"/>
@@ -653,6 +665,8 @@
       </w:pPr>
       <w:r>
         <w:rPr>
+          <w:rFonts w:ascii="Calibri" w:hAnsi="Calibri" w:eastAsia="Calibri" w:cs="Calibri"/>
+          <w:sz w:val="20"/>
           <w:rtl w:val="0"/>
         </w:rPr>
       </w:r>
@@ -695,6 +709,44 @@
       </w:pPr>
       <w:r>
         <w:rPr>
+          <w:rFonts w:ascii="Calibri" w:cs="Calibri" w:eastAsia="Calibri" w:hAnsi="Calibri"/>
+          <w:b w:val="0"/>
+          <w:bCs w:val="0"/>
+          <w:i w:val="0"/>
+          <w:iCs w:val="0"/>
+          <w:smallCaps w:val="0"/>
+          <w:strike w:val="0"/>
+          <w:color w:val="1F2937"/>
+          <w:sz w:val="24"/>
+          <w:szCs w:val="24"/>
+          <w:u w:val="none"/>
+          <w:shd w:fill="auto" w:val="clear"/>
+          <w:vertAlign w:val="baseline"/>
+          <w:rtl w:val="0"/>
+        </w:rPr>
+        <w:t>ENQ. No./DATE</w:t>
+        <w:tab/>
+        <w:t>: {{ your_ref }}</w:t>
+      </w:r>
+    </w:p>
+    <w:p>
+      <w:pPr>
+        <w:keepNext w:val="0"/>
+        <w:keepLines w:val="0"/>
+        <w:pageBreakBefore w:val="0"/>
+        <w:widowControl w:val="0"/>
+        <w:pBdr>
+          <w:top w:space="0" w:sz="0" w:val="nil"/>
+          <w:left w:space="0" w:sz="0" w:val="nil"/>
+          <w:bottom w:space="0" w:sz="0" w:val="nil"/>
+          <w:right w:space="0" w:sz="0" w:val="nil"/>
+          <w:between w:space="0" w:sz="0" w:val="nil"/>
+        </w:pBdr>
+        <w:shd w:fill="auto" w:val="clear"/>
+        <w:spacing w:after="0" w:before="0" w:line="240" w:lineRule="auto"/>
+        <w:ind w:left="0" w:right="0" w:firstLine="0"/>
+        <w:jc w:val="left"/>
+        <w:rPr>
           <w:rFonts w:ascii="Times New Roman" w:cs="Times New Roman" w:eastAsia="Times New Roman" w:hAnsi="Times New Roman"/>
           <w:b w:val="0"/>
           <w:bCs w:val="0"/>
@@ -708,48 +760,12 @@
           <w:u w:val="none"/>
           <w:shd w:fill="auto" w:val="clear"/>
           <w:vertAlign w:val="baseline"/>
-          <w:rtl w:val="0"/>
-        </w:rPr>
-        <w:t>ENQ. No./DATE</w:t>
-        <w:tab/>
-        <w:t>: {{ your_ref }}</w:t>
-      </w:r>
-    </w:p>
-    <w:p>
-      <w:pPr>
-        <w:keepNext w:val="0"/>
-        <w:keepLines w:val="0"/>
-        <w:pageBreakBefore w:val="0"/>
-        <w:widowControl w:val="0"/>
-        <w:pBdr>
-          <w:top w:space="0" w:sz="0" w:val="nil"/>
-          <w:left w:space="0" w:sz="0" w:val="nil"/>
-          <w:bottom w:space="0" w:sz="0" w:val="nil"/>
-          <w:right w:space="0" w:sz="0" w:val="nil"/>
-          <w:between w:space="0" w:sz="0" w:val="nil"/>
-        </w:pBdr>
-        <w:shd w:fill="auto" w:val="clear"/>
-        <w:spacing w:after="0" w:before="0" w:line="240" w:lineRule="auto"/>
-        <w:ind w:left="0" w:right="0" w:firstLine="0"/>
-        <w:jc w:val="left"/>
-        <w:rPr>
-          <w:rFonts w:ascii="Times New Roman" w:cs="Times New Roman" w:eastAsia="Times New Roman" w:hAnsi="Times New Roman"/>
-          <w:b w:val="0"/>
-          <w:bCs w:val="0"/>
-          <w:i w:val="0"/>
-          <w:iCs w:val="0"/>
-          <w:smallCaps w:val="0"/>
-          <w:strike w:val="0"/>
-          <w:color w:val="000000"/>
-          <w:sz w:val="24"/>
-          <w:szCs w:val="24"/>
-          <w:u w:val="none"/>
-          <w:shd w:fill="auto" w:val="clear"/>
-          <w:vertAlign w:val="baseline"/>
-        </w:rPr>
-      </w:pPr>
-      <w:r>
-        <w:rPr>
+        </w:rPr>
+      </w:pPr>
+      <w:r>
+        <w:rPr>
+          <w:rFonts w:ascii="Calibri" w:hAnsi="Calibri" w:eastAsia="Calibri" w:cs="Calibri"/>
+          <w:sz w:val="20"/>
           <w:rtl w:val="0"/>
         </w:rPr>
       </w:r>
@@ -792,14 +808,14 @@
       </w:pPr>
       <w:r>
         <w:rPr>
-          <w:rFonts w:ascii="Times New Roman" w:cs="Times New Roman" w:eastAsia="Times New Roman" w:hAnsi="Times New Roman"/>
-          <w:b w:val="0"/>
-          <w:bCs w:val="0"/>
-          <w:i w:val="0"/>
-          <w:iCs w:val="0"/>
-          <w:smallCaps w:val="0"/>
-          <w:strike w:val="0"/>
-          <w:color w:val="000000"/>
+          <w:rFonts w:ascii="Calibri" w:cs="Calibri" w:eastAsia="Calibri" w:hAnsi="Calibri"/>
+          <w:b w:val="0"/>
+          <w:bCs w:val="0"/>
+          <w:i w:val="0"/>
+          <w:iCs w:val="0"/>
+          <w:smallCaps w:val="0"/>
+          <w:strike w:val="0"/>
+          <w:color w:val="1F2937"/>
           <w:sz w:val="24"/>
           <w:szCs w:val="24"/>
           <w:u w:val="none"/>
@@ -813,6 +829,7 @@
       </w:r>
       <w:r>
         <w:rPr>
+          <w:rFonts w:ascii="Calibri" w:hAnsi="Calibri" w:eastAsia="Calibri" w:cs="Calibri"/>
           <w:sz w:val="24"/>
           <w:szCs w:val="24"/>
           <w:rtl w:val="0"/>
@@ -820,14 +837,14 @@
       </w:r>
       <w:r>
         <w:rPr>
-          <w:rFonts w:ascii="Times New Roman" w:cs="Times New Roman" w:eastAsia="Times New Roman" w:hAnsi="Times New Roman"/>
-          <w:b w:val="0"/>
-          <w:bCs w:val="0"/>
-          <w:i w:val="0"/>
-          <w:iCs w:val="0"/>
-          <w:smallCaps w:val="0"/>
-          <w:strike w:val="0"/>
-          <w:color w:val="000000"/>
+          <w:rFonts w:ascii="Calibri" w:cs="Calibri" w:eastAsia="Calibri" w:hAnsi="Calibri"/>
+          <w:b w:val="0"/>
+          <w:bCs w:val="0"/>
+          <w:i w:val="0"/>
+          <w:iCs w:val="0"/>
+          <w:smallCaps w:val="0"/>
+          <w:strike w:val="0"/>
+          <w:color w:val="1F2937"/>
           <w:sz w:val="24"/>
           <w:szCs w:val="24"/>
           <w:u w:val="none"/>
@@ -844,6 +861,8 @@
       </w:pPr>
       <w:r>
         <w:rPr>
+          <w:rFonts w:ascii="Calibri" w:hAnsi="Calibri" w:eastAsia="Calibri" w:cs="Calibri"/>
+          <w:sz w:val="20"/>
           <w:rtl w:val="0"/>
         </w:rPr>
       </w:r>
@@ -859,13 +878,15 @@
           <w:footerReference r:id="rId8" w:type="default"/>
           <w:footerReference r:id="rId9" w:type="first"/>
           <w:headerReference w:type="default" r:id="rId20"/>
-          <w:pgSz w:h="15840" w:w="12240" w:orient="portrait"/>
-          <w:pgMar w:bottom="432" w:top="864" w:left="720" w:right="720" w:header="720" w:footer="619"/>
+          <w:pgSz w:h="16834" w:w="11909" w:orient="portrait"/>
+          <w:pgMar w:bottom="1440" w:top="1440" w:left="1080" w:right="1080" w:header="720" w:footer="619"/>
           <w:pgNumType w:start="1"/>
         </w:sectPr>
       </w:pPr>
       <w:r>
         <w:rPr>
+          <w:rFonts w:ascii="Calibri" w:hAnsi="Calibri" w:eastAsia="Calibri" w:cs="Calibri"/>
+          <w:sz w:val="20"/>
           <w:rtl w:val="0"/>
         </w:rPr>
         <w:tab/>
@@ -879,6 +900,7 @@
       </w:r>
       <w:r>
         <w:rPr>
+          <w:rFonts w:ascii="Calibri" w:hAnsi="Calibri" w:eastAsia="Calibri" w:cs="Calibri"/>
           <w:sz w:val="24"/>
           <w:szCs w:val="24"/>
           <w:rtl w:val="0"/>
@@ -897,7 +919,12 @@
         </w:rPr>
       </w:pPr>
       <w:r>
-        <w:rPr/>
+        <w:rPr>
+          <w:rFonts w:ascii="Calibri" w:hAnsi="Calibri" w:eastAsia="Calibri" w:cs="Calibri"/>
+          <w:b/>
+          <w:color w:val="E87722"/>
+          <w:sz w:val="30"/>
+        </w:rPr>
         <w:drawing>
           <wp:anchor allowOverlap="1" behindDoc="0" distB="0" distT="0" distL="114300" distR="114300" hidden="0" layoutInCell="1" locked="0" relativeHeight="0" simplePos="0">
             <wp:simplePos x="0" y="0"/>
@@ -941,10 +968,11 @@
       </w:r>
       <w:r>
         <w:rPr>
-          <w:b w:val="1"/>
+          <w:rFonts w:ascii="Calibri" w:hAnsi="Calibri" w:eastAsia="Calibri" w:cs="Calibri"/>
+          <w:b/>
           <w:bCs w:val="1"/>
-          <w:color w:val="ff6600"/>
-          <w:sz w:val="54"/>
+          <w:color w:val="E87722"/>
+          <w:sz w:val="30"/>
           <w:szCs w:val="54"/>
           <w:rtl w:val="0"/>
         </w:rPr>
@@ -952,6 +980,10 @@
       </w:r>
       <w:r>
         <w:rPr>
+          <w:rFonts w:ascii="Calibri" w:hAnsi="Calibri" w:eastAsia="Calibri" w:cs="Calibri"/>
+          <w:b/>
+          <w:color w:val="E87722"/>
+          <w:sz w:val="30"/>
           <w:rtl w:val="0"/>
         </w:rPr>
       </w:r>
@@ -966,6 +998,8 @@
       </w:pPr>
       <w:r>
         <w:rPr>
+          <w:rFonts w:ascii="Calibri" w:hAnsi="Calibri" w:eastAsia="Calibri" w:cs="Calibri"/>
+          <w:sz w:val="20"/>
           <w:rtl w:val="0"/>
         </w:rPr>
         <w:t xml:space="preserve">297, Sector- 21B Faridabad – 121 001 (Haryana) India</w:t>
@@ -982,7 +1016,8 @@
       </w:pPr>
       <w:r>
         <w:rPr>
-          <w:sz w:val="28"/>
+          <w:rFonts w:ascii="Calibri" w:hAnsi="Calibri" w:eastAsia="Calibri" w:cs="Calibri"/>
+          <w:sz w:val="20"/>
           <w:szCs w:val="28"/>
           <w:rtl w:val="0"/>
         </w:rPr>
@@ -1000,6 +1035,8 @@
       </w:pPr>
       <w:r>
         <w:rPr>
+          <w:rFonts w:ascii="Calibri" w:hAnsi="Calibri" w:eastAsia="Calibri" w:cs="Calibri"/>
+          <w:sz w:val="20"/>
           <w:rtl w:val="0"/>
         </w:rPr>
         <w:t xml:space="preserve">E-mail: </w:t>
@@ -1016,13 +1053,17 @@
       </w:hyperlink>
       <w:r>
         <w:rPr>
+          <w:rFonts w:ascii="Calibri" w:hAnsi="Calibri" w:eastAsia="Calibri" w:cs="Calibri"/>
           <w:color w:val="0000ff"/>
+          <w:sz w:val="20"/>
           <w:rtl w:val="0"/>
         </w:rPr>
         <w:tab/>
       </w:r>
       <w:r>
         <w:rPr>
+          <w:rFonts w:ascii="Calibri" w:hAnsi="Calibri" w:eastAsia="Calibri" w:cs="Calibri"/>
+          <w:sz w:val="20"/>
           <w:rtl w:val="0"/>
         </w:rPr>
         <w:t xml:space="preserve">Website: </w:t>
@@ -1039,6 +1080,8 @@
       </w:hyperlink>
       <w:r>
         <w:rPr>
+          <w:rFonts w:ascii="Calibri" w:hAnsi="Calibri" w:eastAsia="Calibri" w:cs="Calibri"/>
+          <w:sz w:val="20"/>
           <w:rtl w:val="0"/>
         </w:rPr>
       </w:r>
@@ -1078,6 +1121,8 @@
       </w:pPr>
       <w:r>
         <w:rPr>
+          <w:rFonts w:ascii="Calibri" w:hAnsi="Calibri" w:eastAsia="Calibri" w:cs="Calibri"/>
+          <w:sz w:val="20"/>
           <w:rtl w:val="0"/>
         </w:rPr>
       </w:r>
@@ -1095,8 +1140,10 @@
       </w:pPr>
       <w:r>
         <w:rPr>
-          <w:b w:val="1"/>
+          <w:rFonts w:ascii="Calibri" w:hAnsi="Calibri" w:eastAsia="Calibri" w:cs="Calibri"/>
+          <w:b/>
           <w:bCs w:val="1"/>
+          <w:color w:val="E87722"/>
           <w:sz w:val="24"/>
           <w:szCs w:val="24"/>
           <w:u w:val="single"/>
@@ -1106,9 +1153,10 @@
       </w:r>
       <w:r>
         <w:rPr>
-          <w:b w:val="1"/>
+          <w:rFonts w:ascii="Calibri" w:hAnsi="Calibri" w:eastAsia="Calibri" w:cs="Calibri"/>
+          <w:b/>
           <w:bCs w:val="1"/>
-          <w:color w:val="ff0000"/>
+          <w:color w:val="E87722"/>
           <w:sz w:val="24"/>
           <w:szCs w:val="24"/>
           <w:u w:val="single"/>
@@ -1118,8 +1166,10 @@
       </w:r>
       <w:r>
         <w:rPr>
-          <w:b w:val="1"/>
+          <w:rFonts w:ascii="Calibri" w:hAnsi="Calibri" w:eastAsia="Calibri" w:cs="Calibri"/>
+          <w:b/>
           <w:bCs w:val="1"/>
+          <w:color w:val="E87722"/>
           <w:sz w:val="24"/>
           <w:szCs w:val="24"/>
           <w:u w:val="single"/>
@@ -1129,6 +1179,10 @@
       </w:r>
       <w:r>
         <w:rPr>
+          <w:rFonts w:ascii="Calibri" w:hAnsi="Calibri" w:eastAsia="Calibri" w:cs="Calibri"/>
+          <w:b/>
+          <w:color w:val="E87722"/>
+          <w:sz w:val="24"/>
           <w:rtl w:val="0"/>
         </w:rPr>
       </w:r>
@@ -1168,6 +1222,8 @@
       </w:pPr>
       <w:r>
         <w:rPr>
+          <w:rFonts w:ascii="Calibri" w:hAnsi="Calibri" w:eastAsia="Calibri" w:cs="Calibri"/>
+          <w:sz w:val="20"/>
           <w:rtl w:val="0"/>
         </w:rPr>
       </w:r>
@@ -1207,14 +1263,14 @@
       </w:pPr>
       <w:r>
         <w:rPr>
-          <w:rFonts w:ascii="Times New Roman" w:cs="Times New Roman" w:eastAsia="Times New Roman" w:hAnsi="Times New Roman"/>
-          <w:b w:val="0"/>
-          <w:bCs w:val="0"/>
-          <w:i w:val="0"/>
-          <w:iCs w:val="0"/>
-          <w:smallCaps w:val="0"/>
-          <w:strike w:val="0"/>
-          <w:color w:val="000000"/>
+          <w:rFonts w:ascii="Calibri" w:cs="Calibri" w:eastAsia="Calibri" w:hAnsi="Calibri"/>
+          <w:b w:val="0"/>
+          <w:bCs w:val="0"/>
+          <w:i w:val="0"/>
+          <w:iCs w:val="0"/>
+          <w:smallCaps w:val="0"/>
+          <w:strike w:val="0"/>
+          <w:color w:val="1F2937"/>
           <w:sz w:val="20"/>
           <w:szCs w:val="20"/>
           <w:u w:val="none"/>
@@ -1260,14 +1316,14 @@
       </w:pPr>
       <w:r>
         <w:rPr>
-          <w:rFonts w:ascii="Times New Roman" w:cs="Times New Roman" w:eastAsia="Times New Roman" w:hAnsi="Times New Roman"/>
-          <w:b w:val="0"/>
-          <w:bCs w:val="0"/>
-          <w:i w:val="0"/>
-          <w:iCs w:val="0"/>
-          <w:smallCaps w:val="0"/>
-          <w:strike w:val="0"/>
-          <w:color w:val="000000"/>
+          <w:rFonts w:ascii="Calibri" w:cs="Calibri" w:eastAsia="Calibri" w:hAnsi="Calibri"/>
+          <w:b w:val="0"/>
+          <w:bCs w:val="0"/>
+          <w:i w:val="0"/>
+          <w:iCs w:val="0"/>
+          <w:smallCaps w:val="0"/>
+          <w:strike w:val="0"/>
+          <w:color w:val="1F2937"/>
           <w:sz w:val="20"/>
           <w:szCs w:val="20"/>
           <w:u w:val="none"/>
@@ -1313,14 +1369,14 @@
       </w:pPr>
       <w:r>
         <w:rPr>
-          <w:rFonts w:ascii="Times New Roman" w:cs="Times New Roman" w:eastAsia="Times New Roman" w:hAnsi="Times New Roman"/>
-          <w:b w:val="0"/>
-          <w:bCs w:val="0"/>
-          <w:i w:val="0"/>
-          <w:iCs w:val="0"/>
-          <w:smallCaps w:val="0"/>
-          <w:strike w:val="0"/>
-          <w:color w:val="000000"/>
+          <w:rFonts w:ascii="Calibri" w:cs="Calibri" w:eastAsia="Calibri" w:hAnsi="Calibri"/>
+          <w:b w:val="0"/>
+          <w:bCs w:val="0"/>
+          <w:i w:val="0"/>
+          <w:iCs w:val="0"/>
+          <w:smallCaps w:val="0"/>
+          <w:strike w:val="0"/>
+          <w:color w:val="1F2937"/>
           <w:sz w:val="20"/>
           <w:szCs w:val="20"/>
           <w:u w:val="none"/>
@@ -1366,14 +1422,14 @@
       </w:pPr>
       <w:r>
         <w:rPr>
-          <w:rFonts w:ascii="Times New Roman" w:cs="Times New Roman" w:eastAsia="Times New Roman" w:hAnsi="Times New Roman"/>
-          <w:b w:val="0"/>
-          <w:bCs w:val="0"/>
-          <w:i w:val="0"/>
-          <w:iCs w:val="0"/>
-          <w:smallCaps w:val="0"/>
-          <w:strike w:val="0"/>
-          <w:color w:val="000000"/>
+          <w:rFonts w:ascii="Calibri" w:cs="Calibri" w:eastAsia="Calibri" w:hAnsi="Calibri"/>
+          <w:b w:val="0"/>
+          <w:bCs w:val="0"/>
+          <w:i w:val="0"/>
+          <w:iCs w:val="0"/>
+          <w:smallCaps w:val="0"/>
+          <w:strike w:val="0"/>
+          <w:color w:val="1F2937"/>
           <w:sz w:val="20"/>
           <w:szCs w:val="20"/>
           <w:u w:val="none"/>
@@ -1419,6 +1475,8 @@
       </w:pPr>
       <w:r>
         <w:rPr>
+          <w:rFonts w:ascii="Calibri" w:hAnsi="Calibri" w:eastAsia="Calibri" w:cs="Calibri"/>
+          <w:sz w:val="20"/>
           <w:rtl w:val="0"/>
         </w:rPr>
       </w:r>
@@ -1458,14 +1516,14 @@
       </w:pPr>
       <w:r>
         <w:rPr>
-          <w:rFonts w:ascii="Times New Roman" w:cs="Times New Roman" w:eastAsia="Times New Roman" w:hAnsi="Times New Roman"/>
-          <w:b w:val="0"/>
-          <w:bCs w:val="0"/>
-          <w:i w:val="0"/>
-          <w:iCs w:val="0"/>
-          <w:smallCaps w:val="0"/>
-          <w:strike w:val="0"/>
-          <w:color w:val="000000"/>
+          <w:rFonts w:ascii="Calibri" w:cs="Calibri" w:eastAsia="Calibri" w:hAnsi="Calibri"/>
+          <w:b w:val="0"/>
+          <w:bCs w:val="0"/>
+          <w:i w:val="0"/>
+          <w:iCs w:val="0"/>
+          <w:smallCaps w:val="0"/>
+          <w:strike w:val="0"/>
+          <w:color w:val="1F2937"/>
           <w:sz w:val="20"/>
           <w:szCs w:val="20"/>
           <w:u w:val="none"/>
@@ -1532,6 +1590,8 @@
       </w:hyperlink>
       <w:r>
         <w:rPr>
+          <w:rFonts w:ascii="Calibri" w:hAnsi="Calibri" w:eastAsia="Calibri" w:cs="Calibri"/>
+          <w:sz w:val="20"/>
           <w:rtl w:val="0"/>
         </w:rPr>
       </w:r>
@@ -1571,14 +1631,14 @@
       </w:pPr>
       <w:r>
         <w:rPr>
-          <w:rFonts w:ascii="Times New Roman" w:cs="Times New Roman" w:eastAsia="Times New Roman" w:hAnsi="Times New Roman"/>
-          <w:b w:val="0"/>
-          <w:bCs w:val="0"/>
-          <w:i w:val="0"/>
-          <w:iCs w:val="0"/>
-          <w:smallCaps w:val="0"/>
-          <w:strike w:val="0"/>
-          <w:color w:val="000000"/>
+          <w:rFonts w:ascii="Calibri" w:cs="Calibri" w:eastAsia="Calibri" w:hAnsi="Calibri"/>
+          <w:b w:val="0"/>
+          <w:bCs w:val="0"/>
+          <w:i w:val="0"/>
+          <w:iCs w:val="0"/>
+          <w:smallCaps w:val="0"/>
+          <w:strike w:val="0"/>
+          <w:color w:val="1F2937"/>
           <w:sz w:val="20"/>
           <w:szCs w:val="20"/>
           <w:u w:val="none"/>
@@ -1624,6 +1684,8 @@
       </w:pPr>
       <w:r>
         <w:rPr>
+          <w:rFonts w:ascii="Calibri" w:hAnsi="Calibri" w:eastAsia="Calibri" w:cs="Calibri"/>
+          <w:sz w:val="20"/>
           <w:rtl w:val="0"/>
         </w:rPr>
       </w:r>
@@ -1663,6 +1725,42 @@
       </w:pPr>
       <w:r>
         <w:rPr>
+          <w:rFonts w:ascii="Calibri" w:cs="Calibri" w:eastAsia="Calibri" w:hAnsi="Calibri"/>
+          <w:b w:val="1"/>
+          <w:bCs w:val="1"/>
+          <w:i w:val="0"/>
+          <w:iCs w:val="0"/>
+          <w:smallCaps w:val="0"/>
+          <w:strike w:val="0"/>
+          <w:color w:val="1F2937"/>
+          <w:sz w:val="20"/>
+          <w:szCs w:val="20"/>
+          <w:u w:val="none"/>
+          <w:shd w:fill="auto" w:val="clear"/>
+          <w:vertAlign w:val="baseline"/>
+          <w:rtl w:val="0"/>
+        </w:rPr>
+        <w:t>Subject: - Technical offer for Billet Re Heating Furnace (Cap: {{ capacity }} Tons/hr).</w:t>
+      </w:r>
+    </w:p>
+    <w:p>
+      <w:pPr>
+        <w:keepNext w:val="0"/>
+        <w:keepLines w:val="0"/>
+        <w:pageBreakBefore w:val="0"/>
+        <w:widowControl w:val="0"/>
+        <w:pBdr>
+          <w:top w:space="0" w:sz="0" w:val="nil"/>
+          <w:left w:space="0" w:sz="0" w:val="nil"/>
+          <w:bottom w:space="0" w:sz="0" w:val="nil"/>
+          <w:right w:space="0" w:sz="0" w:val="nil"/>
+          <w:between w:space="0" w:sz="0" w:val="nil"/>
+        </w:pBdr>
+        <w:shd w:fill="auto" w:val="clear"/>
+        <w:spacing w:after="0" w:before="0" w:line="240" w:lineRule="auto"/>
+        <w:ind w:left="576" w:right="0" w:firstLine="0"/>
+        <w:jc w:val="left"/>
+        <w:rPr>
           <w:rFonts w:ascii="Times New Roman" w:cs="Times New Roman" w:eastAsia="Times New Roman" w:hAnsi="Times New Roman"/>
           <w:b w:val="1"/>
           <w:bCs w:val="1"/>
@@ -1676,46 +1774,12 @@
           <w:u w:val="none"/>
           <w:shd w:fill="auto" w:val="clear"/>
           <w:vertAlign w:val="baseline"/>
-          <w:rtl w:val="0"/>
-        </w:rPr>
-        <w:t>Subject: - Technical offer for Billet Re Heating Furnace (Cap: {{ capacity }} Tons/hr).</w:t>
-      </w:r>
-    </w:p>
-    <w:p>
-      <w:pPr>
-        <w:keepNext w:val="0"/>
-        <w:keepLines w:val="0"/>
-        <w:pageBreakBefore w:val="0"/>
-        <w:widowControl w:val="0"/>
-        <w:pBdr>
-          <w:top w:space="0" w:sz="0" w:val="nil"/>
-          <w:left w:space="0" w:sz="0" w:val="nil"/>
-          <w:bottom w:space="0" w:sz="0" w:val="nil"/>
-          <w:right w:space="0" w:sz="0" w:val="nil"/>
-          <w:between w:space="0" w:sz="0" w:val="nil"/>
-        </w:pBdr>
-        <w:shd w:fill="auto" w:val="clear"/>
-        <w:spacing w:after="0" w:before="0" w:line="240" w:lineRule="auto"/>
-        <w:ind w:left="576" w:right="0" w:firstLine="0"/>
-        <w:jc w:val="left"/>
-        <w:rPr>
-          <w:rFonts w:ascii="Times New Roman" w:cs="Times New Roman" w:eastAsia="Times New Roman" w:hAnsi="Times New Roman"/>
-          <w:b w:val="1"/>
-          <w:bCs w:val="1"/>
-          <w:i w:val="0"/>
-          <w:iCs w:val="0"/>
-          <w:smallCaps w:val="0"/>
-          <w:strike w:val="0"/>
-          <w:color w:val="000000"/>
-          <w:sz w:val="20"/>
-          <w:szCs w:val="20"/>
-          <w:u w:val="none"/>
-          <w:shd w:fill="auto" w:val="clear"/>
-          <w:vertAlign w:val="baseline"/>
-        </w:rPr>
-      </w:pPr>
-      <w:r>
-        <w:rPr>
+        </w:rPr>
+      </w:pPr>
+      <w:r>
+        <w:rPr>
+          <w:rFonts w:ascii="Calibri" w:hAnsi="Calibri" w:eastAsia="Calibri" w:cs="Calibri"/>
+          <w:sz w:val="20"/>
           <w:rtl w:val="0"/>
         </w:rPr>
       </w:r>
@@ -1784,7 +1848,7 @@
             </w:pPr>
             <w:r>
               <w:rPr>
-                <w:rFonts w:ascii="Times New Roman" w:cs="Times New Roman" w:eastAsia="Times New Roman" w:hAnsi="Times New Roman"/>
+                <w:rFonts w:ascii="Calibri" w:cs="Calibri" w:eastAsia="Calibri" w:hAnsi="Calibri"/>
                 <w:b w:val="0"/>
                 <w:bCs w:val="0"/>
                 <w:i w:val="0"/>
@@ -1840,7 +1904,7 @@
             </w:pPr>
             <w:r>
               <w:rPr>
-                <w:rFonts w:ascii="Times New Roman" w:cs="Times New Roman" w:eastAsia="Times New Roman" w:hAnsi="Times New Roman"/>
+                <w:rFonts w:ascii="Calibri" w:cs="Calibri" w:eastAsia="Calibri" w:hAnsi="Calibri"/>
                 <w:b w:val="0"/>
                 <w:bCs w:val="0"/>
                 <w:i w:val="0"/>
@@ -1896,7 +1960,7 @@
             </w:pPr>
             <w:r>
               <w:rPr>
-                <w:rFonts w:ascii="Times New Roman" w:cs="Times New Roman" w:eastAsia="Times New Roman" w:hAnsi="Times New Roman"/>
+                <w:rFonts w:ascii="Calibri" w:cs="Calibri" w:eastAsia="Calibri" w:hAnsi="Calibri"/>
                 <w:b w:val="0"/>
                 <w:bCs w:val="0"/>
                 <w:i w:val="0"/>
@@ -1959,7 +2023,7 @@
             </w:pPr>
             <w:r>
               <w:rPr>
-                <w:rFonts w:ascii="Times New Roman" w:cs="Times New Roman" w:eastAsia="Times New Roman" w:hAnsi="Times New Roman"/>
+                <w:rFonts w:ascii="Calibri" w:cs="Calibri" w:eastAsia="Calibri" w:hAnsi="Calibri"/>
                 <w:b w:val="0"/>
                 <w:bCs w:val="0"/>
                 <w:i w:val="0"/>
@@ -2015,7 +2079,7 @@
             </w:pPr>
             <w:r>
               <w:rPr>
-                <w:rFonts w:ascii="Times New Roman" w:cs="Times New Roman" w:eastAsia="Times New Roman" w:hAnsi="Times New Roman"/>
+                <w:rFonts w:ascii="Calibri" w:cs="Calibri" w:eastAsia="Calibri" w:hAnsi="Calibri"/>
                 <w:b w:val="0"/>
                 <w:bCs w:val="0"/>
                 <w:i w:val="0"/>
@@ -2034,6 +2098,7 @@
             </w:r>
             <w:r>
               <w:rPr>
+                <w:rFonts w:ascii="Calibri" w:hAnsi="Calibri" w:eastAsia="Calibri" w:cs="Calibri"/>
                 <w:sz w:val="20"/>
                 <w:szCs w:val="20"/>
                 <w:rtl w:val="0"/>
@@ -2041,7 +2106,7 @@
             </w:r>
             <w:r>
               <w:rPr>
-                <w:rFonts w:ascii="Times New Roman" w:cs="Times New Roman" w:eastAsia="Times New Roman" w:hAnsi="Times New Roman"/>
+                <w:rFonts w:ascii="Calibri" w:cs="Calibri" w:eastAsia="Calibri" w:hAnsi="Calibri"/>
                 <w:b w:val="0"/>
                 <w:bCs w:val="0"/>
                 <w:i w:val="0"/>
@@ -2096,6 +2161,7 @@
             </w:pPr>
             <w:r>
               <w:rPr>
+                <w:rFonts w:ascii="Calibri" w:hAnsi="Calibri" w:eastAsia="Calibri" w:cs="Calibri"/>
                 <w:sz w:val="20"/>
                 <w:szCs w:val="20"/>
                 <w:rtl w:val="0"/>
@@ -2104,7 +2170,7 @@
             </w:r>
             <w:r>
               <w:rPr>
-                <w:rFonts w:ascii="Times New Roman" w:cs="Times New Roman" w:eastAsia="Times New Roman" w:hAnsi="Times New Roman"/>
+                <w:rFonts w:ascii="Calibri" w:cs="Calibri" w:eastAsia="Calibri" w:hAnsi="Calibri"/>
                 <w:b w:val="0"/>
                 <w:bCs w:val="0"/>
                 <w:i w:val="0"/>
@@ -2159,6 +2225,8 @@
       </w:pPr>
       <w:r>
         <w:rPr>
+          <w:rFonts w:ascii="Calibri" w:hAnsi="Calibri" w:eastAsia="Calibri" w:cs="Calibri"/>
+          <w:sz w:val="20"/>
           <w:rtl w:val="0"/>
         </w:rPr>
       </w:r>
@@ -2198,14 +2266,14 @@
       </w:pPr>
       <w:r>
         <w:rPr>
-          <w:rFonts w:ascii="Times New Roman" w:cs="Times New Roman" w:eastAsia="Times New Roman" w:hAnsi="Times New Roman"/>
-          <w:b w:val="0"/>
-          <w:bCs w:val="0"/>
-          <w:i w:val="0"/>
-          <w:iCs w:val="0"/>
-          <w:smallCaps w:val="0"/>
-          <w:strike w:val="0"/>
-          <w:color w:val="000000"/>
+          <w:rFonts w:ascii="Calibri" w:cs="Calibri" w:eastAsia="Calibri" w:hAnsi="Calibri"/>
+          <w:b w:val="0"/>
+          <w:bCs w:val="0"/>
+          <w:i w:val="0"/>
+          <w:iCs w:val="0"/>
+          <w:smallCaps w:val="0"/>
+          <w:strike w:val="0"/>
+          <w:color w:val="1F2937"/>
           <w:sz w:val="20"/>
           <w:szCs w:val="20"/>
           <w:u w:val="none"/>
@@ -2251,6 +2319,8 @@
       </w:pPr>
       <w:r>
         <w:rPr>
+          <w:rFonts w:ascii="Calibri" w:hAnsi="Calibri" w:eastAsia="Calibri" w:cs="Calibri"/>
+          <w:sz w:val="20"/>
           <w:rtl w:val="0"/>
         </w:rPr>
       </w:r>
@@ -2265,6 +2335,7 @@
       </w:pPr>
       <w:r>
         <w:rPr>
+          <w:rFonts w:ascii="Calibri" w:hAnsi="Calibri" w:eastAsia="Calibri" w:cs="Calibri"/>
           <w:sz w:val="20"/>
           <w:szCs w:val="20"/>
           <w:rtl w:val="0"/>
@@ -2282,6 +2353,7 @@
       </w:pPr>
       <w:r>
         <w:rPr>
+          <w:rFonts w:ascii="Calibri" w:hAnsi="Calibri" w:eastAsia="Calibri" w:cs="Calibri"/>
           <w:sz w:val="20"/>
           <w:szCs w:val="20"/>
           <w:rtl w:val="0"/>
@@ -2299,7 +2371,10 @@
       </w:pPr>
       <w:r>
         <w:rPr>
-          <w:sz w:val="20"/>
+          <w:rFonts w:ascii="Calibri" w:hAnsi="Calibri" w:eastAsia="Calibri" w:cs="Calibri"/>
+          <w:b/>
+          <w:color w:val="1F2937"/>
+          <w:sz w:val="30"/>
           <w:szCs w:val="20"/>
           <w:rtl w:val="0"/>
         </w:rPr>
@@ -2316,6 +2391,8 @@
       </w:pPr>
       <w:r>
         <w:rPr>
+          <w:rFonts w:ascii="Calibri" w:hAnsi="Calibri" w:eastAsia="Calibri" w:cs="Calibri"/>
+          <w:sz w:val="20"/>
           <w:rtl w:val="0"/>
         </w:rPr>
       </w:r>
@@ -2330,6 +2407,7 @@
       </w:pPr>
       <w:r>
         <w:rPr>
+          <w:rFonts w:ascii="Calibri" w:hAnsi="Calibri" w:eastAsia="Calibri" w:cs="Calibri"/>
           <w:sz w:val="20"/>
           <w:szCs w:val="20"/>
           <w:rtl w:val="0"/>
@@ -2372,14 +2450,14 @@
       </w:pPr>
       <w:r>
         <w:rPr>
-          <w:rFonts w:ascii="Times New Roman" w:cs="Times New Roman" w:eastAsia="Times New Roman" w:hAnsi="Times New Roman"/>
-          <w:b w:val="0"/>
-          <w:bCs w:val="0"/>
-          <w:i w:val="0"/>
-          <w:iCs w:val="0"/>
-          <w:smallCaps w:val="0"/>
-          <w:strike w:val="0"/>
-          <w:color w:val="000000"/>
+          <w:rFonts w:ascii="Calibri" w:cs="Calibri" w:eastAsia="Calibri" w:hAnsi="Calibri"/>
+          <w:b w:val="0"/>
+          <w:bCs w:val="0"/>
+          <w:i w:val="0"/>
+          <w:iCs w:val="0"/>
+          <w:smallCaps w:val="0"/>
+          <w:strike w:val="0"/>
+          <w:color w:val="1F2937"/>
           <w:sz w:val="20"/>
           <w:szCs w:val="20"/>
           <w:u w:val="none"/>
@@ -2403,6 +2481,8 @@
       </w:pPr>
       <w:r>
         <w:rPr>
+          <w:rFonts w:ascii="Calibri" w:hAnsi="Calibri" w:eastAsia="Calibri" w:cs="Calibri"/>
+          <w:sz w:val="20"/>
           <w:rtl w:val="0"/>
         </w:rPr>
       </w:r>
@@ -2418,6 +2498,7 @@
       </w:pPr>
       <w:r>
         <w:rPr>
+          <w:rFonts w:ascii="Calibri" w:hAnsi="Calibri" w:eastAsia="Calibri" w:cs="Calibri"/>
           <w:b w:val="1"/>
           <w:bCs w:val="1"/>
           <w:sz w:val="20"/>
@@ -2428,6 +2509,8 @@
       </w:r>
       <w:r>
         <w:rPr>
+          <w:rFonts w:ascii="Calibri" w:hAnsi="Calibri" w:eastAsia="Calibri" w:cs="Calibri"/>
+          <w:sz w:val="20"/>
           <w:rtl w:val="0"/>
         </w:rPr>
       </w:r>
@@ -2443,6 +2526,7 @@
       </w:pPr>
       <w:r>
         <w:rPr>
+          <w:rFonts w:ascii="Calibri" w:hAnsi="Calibri" w:eastAsia="Calibri" w:cs="Calibri"/>
           <w:sz w:val="20"/>
           <w:szCs w:val="20"/>
           <w:rtl w:val="0"/>
@@ -2461,6 +2545,7 @@
       </w:pPr>
       <w:r>
         <w:rPr>
+          <w:rFonts w:ascii="Calibri" w:hAnsi="Calibri" w:eastAsia="Calibri" w:cs="Calibri"/>
           <w:sz w:val="20"/>
           <w:szCs w:val="20"/>
           <w:rtl w:val="0"/>
@@ -2479,6 +2564,7 @@
       </w:pPr>
       <w:r>
         <w:rPr>
+          <w:rFonts w:ascii="Calibri" w:hAnsi="Calibri" w:eastAsia="Calibri" w:cs="Calibri"/>
           <w:sz w:val="20"/>
           <w:szCs w:val="20"/>
           <w:rtl w:val="0"/>
@@ -2494,6 +2580,7 @@
       </w:pPr>
       <w:r>
         <w:rPr>
+          <w:rFonts w:ascii="Calibri" w:hAnsi="Calibri" w:eastAsia="Calibri" w:cs="Calibri"/>
           <w:sz w:val="20"/>
           <w:szCs w:val="20"/>
           <w:rtl w:val="0"/>
@@ -2514,6 +2601,7 @@
       </w:hyperlink>
       <w:r>
         <w:rPr>
+          <w:rFonts w:ascii="Calibri" w:hAnsi="Calibri" w:eastAsia="Calibri" w:cs="Calibri"/>
           <w:b w:val="1"/>
           <w:bCs w:val="1"/>
           <w:sz w:val="20"/>
@@ -2524,6 +2612,7 @@
       </w:r>
       <w:r>
         <w:rPr>
+          <w:rFonts w:ascii="Calibri" w:hAnsi="Calibri" w:eastAsia="Calibri" w:cs="Calibri"/>
           <w:color w:val="0000ff"/>
           <w:sz w:val="20"/>
           <w:szCs w:val="20"/>
@@ -2556,6 +2645,8 @@
       </w:hyperlink>
       <w:r>
         <w:rPr>
+          <w:rFonts w:ascii="Calibri" w:hAnsi="Calibri" w:eastAsia="Calibri" w:cs="Calibri"/>
+          <w:sz w:val="20"/>
           <w:rtl w:val="0"/>
         </w:rPr>
       </w:r>
@@ -2569,13 +2660,15 @@
           <w:footerReference r:id="rId17" w:type="default"/>
           <w:headerReference w:type="default" r:id="rId21"/>
           <w:type w:val="nextPage"/>
-          <w:pgSz w:h="15840" w:w="12240" w:orient="portrait"/>
-          <w:pgMar w:bottom="567" w:top="1134" w:left="567" w:right="567" w:header="0" w:footer="144"/>
+          <w:pgSz w:h="16834" w:w="11909" w:orient="portrait"/>
+          <w:pgMar w:bottom="1440" w:top="1440" w:left="1080" w:right="1080" w:header="0" w:footer="144"/>
           <w:pgNumType w:start="1"/>
         </w:sectPr>
       </w:pPr>
       <w:r>
         <w:rPr>
+          <w:rFonts w:ascii="Calibri" w:hAnsi="Calibri" w:eastAsia="Calibri" w:cs="Calibri"/>
+          <w:sz w:val="20"/>
           <w:rtl w:val="0"/>
         </w:rPr>
       </w:r>
@@ -2597,9 +2690,11 @@
       </w:pPr>
       <w:r>
         <w:rPr>
-          <w:b w:val="1"/>
+          <w:rFonts w:ascii="Calibri" w:hAnsi="Calibri" w:eastAsia="Calibri" w:cs="Calibri"/>
+          <w:b/>
           <w:bCs w:val="1"/>
-          <w:sz w:val="24"/>
+          <w:color w:val="1F2937"/>
+          <w:sz w:val="30"/>
           <w:szCs w:val="24"/>
           <w:u w:val="single"/>
           <w:rtl w:val="0"/>
@@ -2608,6 +2703,10 @@
       </w:r>
       <w:r>
         <w:rPr>
+          <w:rFonts w:ascii="Calibri" w:hAnsi="Calibri" w:eastAsia="Calibri" w:cs="Calibri"/>
+          <w:b/>
+          <w:color w:val="1F2937"/>
+          <w:sz w:val="30"/>
           <w:rtl w:val="0"/>
         </w:rPr>
       </w:r>
@@ -2650,6 +2749,8 @@
       </w:pPr>
       <w:r>
         <w:rPr>
+          <w:rFonts w:ascii="Calibri" w:hAnsi="Calibri" w:eastAsia="Calibri" w:cs="Calibri"/>
+          <w:sz w:val="20"/>
           <w:rtl w:val="0"/>
         </w:rPr>
       </w:r>
@@ -2692,14 +2793,14 @@
       </w:pPr>
       <w:r>
         <w:rPr>
-          <w:rFonts w:ascii="Times New Roman" w:cs="Times New Roman" w:eastAsia="Times New Roman" w:hAnsi="Times New Roman"/>
-          <w:b w:val="0"/>
-          <w:bCs w:val="0"/>
-          <w:i w:val="0"/>
-          <w:iCs w:val="0"/>
-          <w:smallCaps w:val="0"/>
-          <w:strike w:val="0"/>
-          <w:color w:val="000000"/>
+          <w:rFonts w:ascii="Calibri" w:cs="Calibri" w:eastAsia="Calibri" w:hAnsi="Calibri"/>
+          <w:b w:val="0"/>
+          <w:bCs w:val="0"/>
+          <w:i w:val="0"/>
+          <w:iCs w:val="0"/>
+          <w:smallCaps w:val="0"/>
+          <w:strike w:val="0"/>
+          <w:color w:val="1F2937"/>
           <w:sz w:val="20"/>
           <w:szCs w:val="20"/>
           <w:u w:val="none"/>
@@ -2750,14 +2851,14 @@
       </w:pPr>
       <w:r>
         <w:rPr>
-          <w:rFonts w:ascii="Times New Roman" w:cs="Times New Roman" w:eastAsia="Times New Roman" w:hAnsi="Times New Roman"/>
-          <w:b w:val="0"/>
-          <w:bCs w:val="0"/>
-          <w:i w:val="0"/>
-          <w:iCs w:val="0"/>
-          <w:smallCaps w:val="0"/>
-          <w:strike w:val="0"/>
-          <w:color w:val="000000"/>
+          <w:rFonts w:ascii="Calibri" w:cs="Calibri" w:eastAsia="Calibri" w:hAnsi="Calibri"/>
+          <w:b w:val="0"/>
+          <w:bCs w:val="0"/>
+          <w:i w:val="0"/>
+          <w:iCs w:val="0"/>
+          <w:smallCaps w:val="0"/>
+          <w:strike w:val="0"/>
+          <w:color w:val="1F2937"/>
           <w:sz w:val="20"/>
           <w:szCs w:val="20"/>
           <w:u w:val="none"/>
@@ -2808,14 +2909,14 @@
       </w:pPr>
       <w:r>
         <w:rPr>
-          <w:rFonts w:ascii="Times New Roman" w:cs="Times New Roman" w:eastAsia="Times New Roman" w:hAnsi="Times New Roman"/>
-          <w:b w:val="0"/>
-          <w:bCs w:val="0"/>
-          <w:i w:val="0"/>
-          <w:iCs w:val="0"/>
-          <w:smallCaps w:val="0"/>
-          <w:strike w:val="0"/>
-          <w:color w:val="000000"/>
+          <w:rFonts w:ascii="Calibri" w:cs="Calibri" w:eastAsia="Calibri" w:hAnsi="Calibri"/>
+          <w:b w:val="0"/>
+          <w:bCs w:val="0"/>
+          <w:i w:val="0"/>
+          <w:iCs w:val="0"/>
+          <w:smallCaps w:val="0"/>
+          <w:strike w:val="0"/>
+          <w:color w:val="1F2937"/>
           <w:sz w:val="20"/>
           <w:szCs w:val="20"/>
           <w:u w:val="none"/>
@@ -2829,14 +2930,14 @@
       </w:r>
       <w:r>
         <w:rPr>
-          <w:rFonts w:ascii="Times New Roman" w:cs="Times New Roman" w:eastAsia="Times New Roman" w:hAnsi="Times New Roman"/>
-          <w:b w:val="0"/>
-          <w:bCs w:val="0"/>
-          <w:i w:val="0"/>
-          <w:iCs w:val="0"/>
-          <w:smallCaps w:val="0"/>
-          <w:strike w:val="0"/>
-          <w:color w:val="000000"/>
+          <w:rFonts w:ascii="Calibri" w:cs="Calibri" w:eastAsia="Calibri" w:hAnsi="Calibri"/>
+          <w:b w:val="0"/>
+          <w:bCs w:val="0"/>
+          <w:i w:val="0"/>
+          <w:iCs w:val="0"/>
+          <w:smallCaps w:val="0"/>
+          <w:strike w:val="0"/>
+          <w:color w:val="1F2937"/>
           <w:sz w:val="20"/>
           <w:szCs w:val="20"/>
           <w:u w:val="none"/>
@@ -2847,31 +2948,33 @@
       </w:r>
       <w:r>
         <w:rPr>
-          <w:rFonts w:ascii="Times New Roman" w:cs="Times New Roman" w:eastAsia="Times New Roman" w:hAnsi="Times New Roman"/>
-          <w:b w:val="0"/>
-          <w:bCs w:val="0"/>
-          <w:i w:val="0"/>
-          <w:iCs w:val="0"/>
-          <w:smallCaps w:val="0"/>
-          <w:strike w:val="0"/>
-          <w:color w:val="000000"/>
-          <w:sz w:val="20"/>
-          <w:szCs w:val="20"/>
-          <w:u w:val="none"/>
-          <w:shd w:fill="auto" w:val="clear"/>
-          <w:vertAlign w:val="baseline"/>
-          <w:rtl w:val="0"/>
-        </w:rPr>
-      </w:r>
-      <w:r>
-        <w:rPr>
-          <w:sz w:val="20"/>
-          <w:szCs w:val="20"/>
-          <w:rtl w:val="0"/>
-        </w:rPr>
-      </w:r>
-      <w:r>
-        <w:rPr>
+          <w:rFonts w:ascii="Calibri" w:cs="Calibri" w:eastAsia="Calibri" w:hAnsi="Calibri"/>
+          <w:b w:val="0"/>
+          <w:bCs w:val="0"/>
+          <w:i w:val="0"/>
+          <w:iCs w:val="0"/>
+          <w:smallCaps w:val="0"/>
+          <w:strike w:val="0"/>
+          <w:color w:val="1F2937"/>
+          <w:sz w:val="20"/>
+          <w:szCs w:val="20"/>
+          <w:u w:val="none"/>
+          <w:shd w:fill="auto" w:val="clear"/>
+          <w:vertAlign w:val="baseline"/>
+          <w:rtl w:val="0"/>
+        </w:rPr>
+      </w:r>
+      <w:r>
+        <w:rPr>
+          <w:rFonts w:ascii="Calibri" w:hAnsi="Calibri" w:eastAsia="Calibri" w:cs="Calibri"/>
+          <w:sz w:val="20"/>
+          <w:szCs w:val="20"/>
+          <w:rtl w:val="0"/>
+        </w:rPr>
+      </w:r>
+      <w:r>
+        <w:rPr>
+          <w:rFonts w:ascii="Calibri" w:hAnsi="Calibri" w:eastAsia="Calibri" w:cs="Calibri"/>
           <w:sz w:val="20"/>
           <w:szCs w:val="20"/>
           <w:vertAlign w:val="superscript"/>
@@ -2880,13 +2983,16 @@
       </w:r>
       <w:r>
         <w:rPr>
-          <w:sz w:val="20"/>
-          <w:szCs w:val="20"/>
-          <w:rtl w:val="0"/>
-        </w:rPr>
-      </w:r>
-      <w:r>
-        <w:rPr>
+          <w:rFonts w:ascii="Calibri" w:hAnsi="Calibri" w:eastAsia="Calibri" w:cs="Calibri"/>
+          <w:sz w:val="20"/>
+          <w:szCs w:val="20"/>
+          <w:rtl w:val="0"/>
+        </w:rPr>
+      </w:r>
+      <w:r>
+        <w:rPr>
+          <w:rFonts w:ascii="Calibri" w:hAnsi="Calibri" w:eastAsia="Calibri" w:cs="Calibri"/>
+          <w:sz w:val="20"/>
           <w:rtl w:val="0"/>
         </w:rPr>
       </w:r>
@@ -2929,14 +3035,14 @@
       </w:pPr>
       <w:r>
         <w:rPr>
-          <w:rFonts w:ascii="Times New Roman" w:cs="Times New Roman" w:eastAsia="Times New Roman" w:hAnsi="Times New Roman"/>
-          <w:b w:val="0"/>
-          <w:bCs w:val="0"/>
-          <w:i w:val="0"/>
-          <w:iCs w:val="0"/>
-          <w:smallCaps w:val="0"/>
-          <w:strike w:val="0"/>
-          <w:color w:val="000000"/>
+          <w:rFonts w:ascii="Calibri" w:cs="Calibri" w:eastAsia="Calibri" w:hAnsi="Calibri"/>
+          <w:b w:val="0"/>
+          <w:bCs w:val="0"/>
+          <w:i w:val="0"/>
+          <w:iCs w:val="0"/>
+          <w:smallCaps w:val="0"/>
+          <w:strike w:val="0"/>
+          <w:color w:val="1F2937"/>
           <w:sz w:val="20"/>
           <w:szCs w:val="20"/>
           <w:u w:val="none"/>
@@ -2987,14 +3093,14 @@
       </w:pPr>
       <w:r>
         <w:rPr>
-          <w:rFonts w:ascii="Times New Roman" w:cs="Times New Roman" w:eastAsia="Times New Roman" w:hAnsi="Times New Roman"/>
-          <w:b w:val="0"/>
-          <w:bCs w:val="0"/>
-          <w:i w:val="0"/>
-          <w:iCs w:val="0"/>
-          <w:smallCaps w:val="0"/>
-          <w:strike w:val="0"/>
-          <w:color w:val="000000"/>
+          <w:rFonts w:ascii="Calibri" w:cs="Calibri" w:eastAsia="Calibri" w:hAnsi="Calibri"/>
+          <w:b w:val="0"/>
+          <w:bCs w:val="0"/>
+          <w:i w:val="0"/>
+          <w:iCs w:val="0"/>
+          <w:smallCaps w:val="0"/>
+          <w:strike w:val="0"/>
+          <w:color w:val="1F2937"/>
           <w:sz w:val="20"/>
           <w:szCs w:val="20"/>
           <w:u w:val="none"/>
@@ -3045,14 +3151,14 @@
       </w:pPr>
       <w:r>
         <w:rPr>
-          <w:rFonts w:ascii="Times New Roman" w:cs="Times New Roman" w:eastAsia="Times New Roman" w:hAnsi="Times New Roman"/>
-          <w:b w:val="0"/>
-          <w:bCs w:val="0"/>
-          <w:i w:val="0"/>
-          <w:iCs w:val="0"/>
-          <w:smallCaps w:val="0"/>
-          <w:strike w:val="0"/>
-          <w:color w:val="000000"/>
+          <w:rFonts w:ascii="Calibri" w:cs="Calibri" w:eastAsia="Calibri" w:hAnsi="Calibri"/>
+          <w:b w:val="0"/>
+          <w:bCs w:val="0"/>
+          <w:i w:val="0"/>
+          <w:iCs w:val="0"/>
+          <w:smallCaps w:val="0"/>
+          <w:strike w:val="0"/>
+          <w:color w:val="1F2937"/>
           <w:sz w:val="20"/>
           <w:szCs w:val="20"/>
           <w:u w:val="none"/>
@@ -3103,14 +3209,14 @@
       </w:pPr>
       <w:r>
         <w:rPr>
-          <w:rFonts w:ascii="Times New Roman" w:cs="Times New Roman" w:eastAsia="Times New Roman" w:hAnsi="Times New Roman"/>
-          <w:b w:val="0"/>
-          <w:bCs w:val="0"/>
-          <w:i w:val="0"/>
-          <w:iCs w:val="0"/>
-          <w:smallCaps w:val="0"/>
-          <w:strike w:val="0"/>
-          <w:color w:val="000000"/>
+          <w:rFonts w:ascii="Calibri" w:cs="Calibri" w:eastAsia="Calibri" w:hAnsi="Calibri"/>
+          <w:b w:val="0"/>
+          <w:bCs w:val="0"/>
+          <w:i w:val="0"/>
+          <w:iCs w:val="0"/>
+          <w:smallCaps w:val="0"/>
+          <w:strike w:val="0"/>
+          <w:color w:val="1F2937"/>
           <w:sz w:val="20"/>
           <w:szCs w:val="20"/>
           <w:u w:val="none"/>
@@ -3161,14 +3267,14 @@
       </w:pPr>
       <w:r>
         <w:rPr>
-          <w:rFonts w:ascii="Times New Roman" w:cs="Times New Roman" w:eastAsia="Times New Roman" w:hAnsi="Times New Roman"/>
-          <w:b w:val="0"/>
-          <w:bCs w:val="0"/>
-          <w:i w:val="0"/>
-          <w:iCs w:val="0"/>
-          <w:smallCaps w:val="0"/>
-          <w:strike w:val="0"/>
-          <w:color w:val="000000"/>
+          <w:rFonts w:ascii="Calibri" w:cs="Calibri" w:eastAsia="Calibri" w:hAnsi="Calibri"/>
+          <w:b w:val="0"/>
+          <w:bCs w:val="0"/>
+          <w:i w:val="0"/>
+          <w:iCs w:val="0"/>
+          <w:smallCaps w:val="0"/>
+          <w:strike w:val="0"/>
+          <w:color w:val="1F2937"/>
           <w:sz w:val="20"/>
           <w:szCs w:val="20"/>
           <w:u w:val="none"/>
@@ -3182,14 +3288,14 @@
       </w:r>
       <w:r>
         <w:rPr>
-          <w:rFonts w:ascii="Times New Roman" w:cs="Times New Roman" w:eastAsia="Times New Roman" w:hAnsi="Times New Roman"/>
-          <w:b w:val="0"/>
-          <w:bCs w:val="0"/>
-          <w:i w:val="0"/>
-          <w:iCs w:val="0"/>
-          <w:smallCaps w:val="0"/>
-          <w:strike w:val="0"/>
-          <w:color w:val="000000"/>
+          <w:rFonts w:ascii="Calibri" w:cs="Calibri" w:eastAsia="Calibri" w:hAnsi="Calibri"/>
+          <w:b w:val="0"/>
+          <w:bCs w:val="0"/>
+          <w:i w:val="0"/>
+          <w:iCs w:val="0"/>
+          <w:smallCaps w:val="0"/>
+          <w:strike w:val="0"/>
+          <w:color w:val="1F2937"/>
           <w:sz w:val="20"/>
           <w:szCs w:val="20"/>
           <w:u w:val="none"/>
@@ -3201,14 +3307,14 @@
       </w:r>
       <w:r>
         <w:rPr>
-          <w:rFonts w:ascii="Times New Roman" w:cs="Times New Roman" w:eastAsia="Times New Roman" w:hAnsi="Times New Roman"/>
-          <w:b w:val="0"/>
-          <w:bCs w:val="0"/>
-          <w:i w:val="0"/>
-          <w:iCs w:val="0"/>
-          <w:smallCaps w:val="0"/>
-          <w:strike w:val="0"/>
-          <w:color w:val="000000"/>
+          <w:rFonts w:ascii="Calibri" w:cs="Calibri" w:eastAsia="Calibri" w:hAnsi="Calibri"/>
+          <w:b w:val="0"/>
+          <w:bCs w:val="0"/>
+          <w:i w:val="0"/>
+          <w:iCs w:val="0"/>
+          <w:smallCaps w:val="0"/>
+          <w:strike w:val="0"/>
+          <w:color w:val="1F2937"/>
           <w:sz w:val="20"/>
           <w:szCs w:val="20"/>
           <w:u w:val="none"/>
@@ -3259,14 +3365,14 @@
       <w:bookmarkEnd w:id="1"/>
       <w:r>
         <w:rPr>
-          <w:rFonts w:ascii="Times New Roman" w:cs="Times New Roman" w:eastAsia="Times New Roman" w:hAnsi="Times New Roman"/>
-          <w:b w:val="0"/>
-          <w:bCs w:val="0"/>
-          <w:i w:val="0"/>
-          <w:iCs w:val="0"/>
-          <w:smallCaps w:val="0"/>
-          <w:strike w:val="0"/>
-          <w:color w:val="000000"/>
+          <w:rFonts w:ascii="Calibri" w:cs="Calibri" w:eastAsia="Calibri" w:hAnsi="Calibri"/>
+          <w:b w:val="0"/>
+          <w:bCs w:val="0"/>
+          <w:i w:val="0"/>
+          <w:iCs w:val="0"/>
+          <w:smallCaps w:val="0"/>
+          <w:strike w:val="0"/>
+          <w:color w:val="1F2937"/>
           <w:sz w:val="20"/>
           <w:szCs w:val="20"/>
           <w:u w:val="none"/>
@@ -3280,14 +3386,14 @@
       </w:r>
       <w:r>
         <w:rPr>
-          <w:rFonts w:ascii="Times New Roman" w:cs="Times New Roman" w:eastAsia="Times New Roman" w:hAnsi="Times New Roman"/>
-          <w:b w:val="0"/>
-          <w:bCs w:val="0"/>
-          <w:i w:val="0"/>
-          <w:iCs w:val="0"/>
-          <w:smallCaps w:val="0"/>
-          <w:strike w:val="0"/>
-          <w:color w:val="000000"/>
+          <w:rFonts w:ascii="Calibri" w:cs="Calibri" w:eastAsia="Calibri" w:hAnsi="Calibri"/>
+          <w:b w:val="0"/>
+          <w:bCs w:val="0"/>
+          <w:i w:val="0"/>
+          <w:iCs w:val="0"/>
+          <w:smallCaps w:val="0"/>
+          <w:strike w:val="0"/>
+          <w:color w:val="1F2937"/>
           <w:sz w:val="20"/>
           <w:szCs w:val="20"/>
           <w:u w:val="none"/>
@@ -3299,14 +3405,14 @@
       </w:r>
       <w:r>
         <w:rPr>
-          <w:rFonts w:ascii="Times New Roman" w:cs="Times New Roman" w:eastAsia="Times New Roman" w:hAnsi="Times New Roman"/>
-          <w:b w:val="0"/>
-          <w:bCs w:val="0"/>
-          <w:i w:val="0"/>
-          <w:iCs w:val="0"/>
-          <w:smallCaps w:val="0"/>
-          <w:strike w:val="0"/>
-          <w:color w:val="000000"/>
+          <w:rFonts w:ascii="Calibri" w:cs="Calibri" w:eastAsia="Calibri" w:hAnsi="Calibri"/>
+          <w:b w:val="0"/>
+          <w:bCs w:val="0"/>
+          <w:i w:val="0"/>
+          <w:iCs w:val="0"/>
+          <w:smallCaps w:val="0"/>
+          <w:strike w:val="0"/>
+          <w:color w:val="1F2937"/>
           <w:sz w:val="20"/>
           <w:szCs w:val="20"/>
           <w:u w:val="none"/>
@@ -3355,14 +3461,14 @@
       </w:pPr>
       <w:r>
         <w:rPr>
-          <w:rFonts w:ascii="Times New Roman" w:cs="Times New Roman" w:eastAsia="Times New Roman" w:hAnsi="Times New Roman"/>
-          <w:b w:val="0"/>
-          <w:bCs w:val="0"/>
-          <w:i w:val="0"/>
-          <w:iCs w:val="0"/>
-          <w:smallCaps w:val="0"/>
-          <w:strike w:val="0"/>
-          <w:color w:val="000000"/>
+          <w:rFonts w:ascii="Calibri" w:cs="Calibri" w:eastAsia="Calibri" w:hAnsi="Calibri"/>
+          <w:b w:val="0"/>
+          <w:bCs w:val="0"/>
+          <w:i w:val="0"/>
+          <w:iCs w:val="0"/>
+          <w:smallCaps w:val="0"/>
+          <w:strike w:val="0"/>
+          <w:color w:val="1F2937"/>
           <w:sz w:val="20"/>
           <w:szCs w:val="20"/>
           <w:u w:val="none"/>
@@ -3376,14 +3482,14 @@
       </w:r>
       <w:r>
         <w:rPr>
-          <w:rFonts w:ascii="Times New Roman" w:cs="Times New Roman" w:eastAsia="Times New Roman" w:hAnsi="Times New Roman"/>
-          <w:b w:val="0"/>
-          <w:bCs w:val="0"/>
-          <w:i w:val="0"/>
-          <w:iCs w:val="0"/>
-          <w:smallCaps w:val="0"/>
-          <w:strike w:val="0"/>
-          <w:color w:val="000000"/>
+          <w:rFonts w:ascii="Calibri" w:cs="Calibri" w:eastAsia="Calibri" w:hAnsi="Calibri"/>
+          <w:b w:val="0"/>
+          <w:bCs w:val="0"/>
+          <w:i w:val="0"/>
+          <w:iCs w:val="0"/>
+          <w:smallCaps w:val="0"/>
+          <w:strike w:val="0"/>
+          <w:color w:val="1F2937"/>
           <w:sz w:val="20"/>
           <w:szCs w:val="20"/>
           <w:u w:val="none"/>
@@ -3395,14 +3501,14 @@
       </w:r>
       <w:r>
         <w:rPr>
-          <w:rFonts w:ascii="Times New Roman" w:cs="Times New Roman" w:eastAsia="Times New Roman" w:hAnsi="Times New Roman"/>
-          <w:b w:val="0"/>
-          <w:bCs w:val="0"/>
-          <w:i w:val="0"/>
-          <w:iCs w:val="0"/>
-          <w:smallCaps w:val="0"/>
-          <w:strike w:val="0"/>
-          <w:color w:val="000000"/>
+          <w:rFonts w:ascii="Calibri" w:cs="Calibri" w:eastAsia="Calibri" w:hAnsi="Calibri"/>
+          <w:b w:val="0"/>
+          <w:bCs w:val="0"/>
+          <w:i w:val="0"/>
+          <w:iCs w:val="0"/>
+          <w:smallCaps w:val="0"/>
+          <w:strike w:val="0"/>
+          <w:color w:val="1F2937"/>
           <w:sz w:val="20"/>
           <w:szCs w:val="20"/>
           <w:u w:val="none"/>
@@ -3451,14 +3557,14 @@
       </w:pPr>
       <w:r>
         <w:rPr>
-          <w:rFonts w:ascii="Times New Roman" w:cs="Times New Roman" w:eastAsia="Times New Roman" w:hAnsi="Times New Roman"/>
-          <w:b w:val="0"/>
-          <w:bCs w:val="0"/>
-          <w:i w:val="0"/>
-          <w:iCs w:val="0"/>
-          <w:smallCaps w:val="0"/>
-          <w:strike w:val="0"/>
-          <w:color w:val="000000"/>
+          <w:rFonts w:ascii="Calibri" w:cs="Calibri" w:eastAsia="Calibri" w:hAnsi="Calibri"/>
+          <w:b w:val="0"/>
+          <w:bCs w:val="0"/>
+          <w:i w:val="0"/>
+          <w:iCs w:val="0"/>
+          <w:smallCaps w:val="0"/>
+          <w:strike w:val="0"/>
+          <w:color w:val="1F2937"/>
           <w:sz w:val="20"/>
           <w:szCs w:val="20"/>
           <w:u w:val="none"/>
@@ -3509,14 +3615,14 @@
       </w:pPr>
       <w:r>
         <w:rPr>
-          <w:rFonts w:ascii="Times New Roman" w:cs="Times New Roman" w:eastAsia="Times New Roman" w:hAnsi="Times New Roman"/>
-          <w:b w:val="0"/>
-          <w:bCs w:val="0"/>
-          <w:i w:val="0"/>
-          <w:iCs w:val="0"/>
-          <w:smallCaps w:val="0"/>
-          <w:strike w:val="0"/>
-          <w:color w:val="000000"/>
+          <w:rFonts w:ascii="Calibri" w:cs="Calibri" w:eastAsia="Calibri" w:hAnsi="Calibri"/>
+          <w:b w:val="0"/>
+          <w:bCs w:val="0"/>
+          <w:i w:val="0"/>
+          <w:iCs w:val="0"/>
+          <w:smallCaps w:val="0"/>
+          <w:strike w:val="0"/>
+          <w:color w:val="1F2937"/>
           <w:sz w:val="20"/>
           <w:szCs w:val="20"/>
           <w:u w:val="none"/>
@@ -3530,14 +3636,14 @@
       </w:r>
       <w:r>
         <w:rPr>
-          <w:rFonts w:ascii="Times New Roman" w:cs="Times New Roman" w:eastAsia="Times New Roman" w:hAnsi="Times New Roman"/>
-          <w:b w:val="0"/>
-          <w:bCs w:val="0"/>
-          <w:i w:val="0"/>
-          <w:iCs w:val="0"/>
-          <w:smallCaps w:val="0"/>
-          <w:strike w:val="0"/>
-          <w:color w:val="000000"/>
+          <w:rFonts w:ascii="Calibri" w:cs="Calibri" w:eastAsia="Calibri" w:hAnsi="Calibri"/>
+          <w:b w:val="0"/>
+          <w:bCs w:val="0"/>
+          <w:i w:val="0"/>
+          <w:iCs w:val="0"/>
+          <w:smallCaps w:val="0"/>
+          <w:strike w:val="0"/>
+          <w:color w:val="1F2937"/>
           <w:sz w:val="20"/>
           <w:szCs w:val="20"/>
           <w:u w:val="none"/>
@@ -3548,6 +3654,8 @@
       </w:r>
       <w:r>
         <w:rPr>
+          <w:rFonts w:ascii="Calibri" w:hAnsi="Calibri" w:eastAsia="Calibri" w:cs="Calibri"/>
+          <w:sz w:val="20"/>
           <w:rtl w:val="0"/>
         </w:rPr>
       </w:r>
@@ -3590,14 +3698,14 @@
       </w:pPr>
       <w:r>
         <w:rPr>
-          <w:rFonts w:ascii="Times New Roman" w:cs="Times New Roman" w:eastAsia="Times New Roman" w:hAnsi="Times New Roman"/>
-          <w:b w:val="0"/>
-          <w:bCs w:val="0"/>
-          <w:i w:val="0"/>
-          <w:iCs w:val="0"/>
-          <w:smallCaps w:val="0"/>
-          <w:strike w:val="0"/>
-          <w:color w:val="000000"/>
+          <w:rFonts w:ascii="Calibri" w:cs="Calibri" w:eastAsia="Calibri" w:hAnsi="Calibri"/>
+          <w:b w:val="0"/>
+          <w:bCs w:val="0"/>
+          <w:i w:val="0"/>
+          <w:iCs w:val="0"/>
+          <w:smallCaps w:val="0"/>
+          <w:strike w:val="0"/>
+          <w:color w:val="1F2937"/>
           <w:sz w:val="20"/>
           <w:szCs w:val="20"/>
           <w:u w:val="none"/>
@@ -3648,14 +3756,14 @@
       </w:pPr>
       <w:r>
         <w:rPr>
-          <w:rFonts w:ascii="Times New Roman" w:cs="Times New Roman" w:eastAsia="Times New Roman" w:hAnsi="Times New Roman"/>
-          <w:b w:val="0"/>
-          <w:bCs w:val="0"/>
-          <w:i w:val="0"/>
-          <w:iCs w:val="0"/>
-          <w:smallCaps w:val="0"/>
-          <w:strike w:val="0"/>
-          <w:color w:val="000000"/>
+          <w:rFonts w:ascii="Calibri" w:cs="Calibri" w:eastAsia="Calibri" w:hAnsi="Calibri"/>
+          <w:b w:val="0"/>
+          <w:bCs w:val="0"/>
+          <w:i w:val="0"/>
+          <w:iCs w:val="0"/>
+          <w:smallCaps w:val="0"/>
+          <w:strike w:val="0"/>
+          <w:color w:val="1F2937"/>
           <w:sz w:val="20"/>
           <w:szCs w:val="20"/>
           <w:u w:val="none"/>
@@ -3706,14 +3814,14 @@
       </w:pPr>
       <w:r>
         <w:rPr>
-          <w:rFonts w:ascii="Times New Roman" w:cs="Times New Roman" w:eastAsia="Times New Roman" w:hAnsi="Times New Roman"/>
-          <w:b w:val="0"/>
-          <w:bCs w:val="0"/>
-          <w:i w:val="0"/>
-          <w:iCs w:val="0"/>
-          <w:smallCaps w:val="0"/>
-          <w:strike w:val="0"/>
-          <w:color w:val="000000"/>
+          <w:rFonts w:ascii="Calibri" w:cs="Calibri" w:eastAsia="Calibri" w:hAnsi="Calibri"/>
+          <w:b w:val="0"/>
+          <w:bCs w:val="0"/>
+          <w:i w:val="0"/>
+          <w:iCs w:val="0"/>
+          <w:smallCaps w:val="0"/>
+          <w:strike w:val="0"/>
+          <w:color w:val="1F2937"/>
           <w:sz w:val="20"/>
           <w:szCs w:val="20"/>
           <w:u w:val="none"/>
@@ -3764,14 +3872,14 @@
       </w:pPr>
       <w:r>
         <w:rPr>
-          <w:rFonts w:ascii="Times New Roman" w:cs="Times New Roman" w:eastAsia="Times New Roman" w:hAnsi="Times New Roman"/>
-          <w:b w:val="0"/>
-          <w:bCs w:val="0"/>
-          <w:i w:val="0"/>
-          <w:iCs w:val="0"/>
-          <w:smallCaps w:val="0"/>
-          <w:strike w:val="0"/>
-          <w:color w:val="000000"/>
+          <w:rFonts w:ascii="Calibri" w:cs="Calibri" w:eastAsia="Calibri" w:hAnsi="Calibri"/>
+          <w:b w:val="0"/>
+          <w:bCs w:val="0"/>
+          <w:i w:val="0"/>
+          <w:iCs w:val="0"/>
+          <w:smallCaps w:val="0"/>
+          <w:strike w:val="0"/>
+          <w:color w:val="1F2937"/>
           <w:sz w:val="20"/>
           <w:szCs w:val="20"/>
           <w:u w:val="none"/>
@@ -3785,21 +3893,22 @@
       </w:r>
       <w:r>
         <w:rPr>
-          <w:sz w:val="20"/>
-          <w:szCs w:val="20"/>
-          <w:rtl w:val="0"/>
-        </w:rPr>
-      </w:r>
-      <w:r>
-        <w:rPr>
-          <w:rFonts w:ascii="Times New Roman" w:cs="Times New Roman" w:eastAsia="Times New Roman" w:hAnsi="Times New Roman"/>
-          <w:b w:val="0"/>
-          <w:bCs w:val="0"/>
-          <w:i w:val="0"/>
-          <w:iCs w:val="0"/>
-          <w:smallCaps w:val="0"/>
-          <w:strike w:val="0"/>
-          <w:color w:val="000000"/>
+          <w:rFonts w:ascii="Calibri" w:hAnsi="Calibri" w:eastAsia="Calibri" w:cs="Calibri"/>
+          <w:sz w:val="20"/>
+          <w:szCs w:val="20"/>
+          <w:rtl w:val="0"/>
+        </w:rPr>
+      </w:r>
+      <w:r>
+        <w:rPr>
+          <w:rFonts w:ascii="Calibri" w:cs="Calibri" w:eastAsia="Calibri" w:hAnsi="Calibri"/>
+          <w:b w:val="0"/>
+          <w:bCs w:val="0"/>
+          <w:i w:val="0"/>
+          <w:iCs w:val="0"/>
+          <w:smallCaps w:val="0"/>
+          <w:strike w:val="0"/>
+          <w:color w:val="1F2937"/>
           <w:sz w:val="20"/>
           <w:szCs w:val="20"/>
           <w:u w:val="none"/>
@@ -3847,14 +3956,14 @@
       </w:pPr>
       <w:r>
         <w:rPr>
-          <w:rFonts w:ascii="Times New Roman" w:cs="Times New Roman" w:eastAsia="Times New Roman" w:hAnsi="Times New Roman"/>
-          <w:b w:val="0"/>
-          <w:bCs w:val="0"/>
-          <w:i w:val="0"/>
-          <w:iCs w:val="0"/>
-          <w:smallCaps w:val="0"/>
-          <w:strike w:val="0"/>
-          <w:color w:val="000000"/>
+          <w:rFonts w:ascii="Calibri" w:cs="Calibri" w:eastAsia="Calibri" w:hAnsi="Calibri"/>
+          <w:b w:val="0"/>
+          <w:bCs w:val="0"/>
+          <w:i w:val="0"/>
+          <w:iCs w:val="0"/>
+          <w:smallCaps w:val="0"/>
+          <w:strike w:val="0"/>
+          <w:color w:val="1F2937"/>
           <w:sz w:val="20"/>
           <w:szCs w:val="20"/>
           <w:u w:val="none"/>
@@ -3905,14 +4014,14 @@
       </w:pPr>
       <w:r>
         <w:rPr>
-          <w:rFonts w:ascii="Times New Roman" w:cs="Times New Roman" w:eastAsia="Times New Roman" w:hAnsi="Times New Roman"/>
-          <w:b w:val="0"/>
-          <w:bCs w:val="0"/>
-          <w:i w:val="0"/>
-          <w:iCs w:val="0"/>
-          <w:smallCaps w:val="0"/>
-          <w:strike w:val="0"/>
-          <w:color w:val="000000"/>
+          <w:rFonts w:ascii="Calibri" w:cs="Calibri" w:eastAsia="Calibri" w:hAnsi="Calibri"/>
+          <w:b w:val="0"/>
+          <w:bCs w:val="0"/>
+          <w:i w:val="0"/>
+          <w:iCs w:val="0"/>
+          <w:smallCaps w:val="0"/>
+          <w:strike w:val="0"/>
+          <w:color w:val="1F2937"/>
           <w:sz w:val="20"/>
           <w:szCs w:val="20"/>
           <w:u w:val="none"/>
@@ -3963,14 +4072,14 @@
       </w:pPr>
       <w:r>
         <w:rPr>
-          <w:rFonts w:ascii="Times New Roman" w:cs="Times New Roman" w:eastAsia="Times New Roman" w:hAnsi="Times New Roman"/>
-          <w:b w:val="0"/>
-          <w:bCs w:val="0"/>
-          <w:i w:val="0"/>
-          <w:iCs w:val="0"/>
-          <w:smallCaps w:val="0"/>
-          <w:strike w:val="0"/>
-          <w:color w:val="000000"/>
+          <w:rFonts w:ascii="Calibri" w:cs="Calibri" w:eastAsia="Calibri" w:hAnsi="Calibri"/>
+          <w:b w:val="0"/>
+          <w:bCs w:val="0"/>
+          <w:i w:val="0"/>
+          <w:iCs w:val="0"/>
+          <w:smallCaps w:val="0"/>
+          <w:strike w:val="0"/>
+          <w:color w:val="1F2937"/>
           <w:sz w:val="20"/>
           <w:szCs w:val="20"/>
           <w:u w:val="none"/>
@@ -4018,14 +4127,14 @@
       </w:pPr>
       <w:r>
         <w:rPr>
-          <w:rFonts w:ascii="Times New Roman" w:cs="Times New Roman" w:eastAsia="Times New Roman" w:hAnsi="Times New Roman"/>
-          <w:b w:val="0"/>
-          <w:bCs w:val="0"/>
-          <w:i w:val="0"/>
-          <w:iCs w:val="0"/>
-          <w:smallCaps w:val="0"/>
-          <w:strike w:val="0"/>
-          <w:color w:val="000000"/>
+          <w:rFonts w:ascii="Calibri" w:cs="Calibri" w:eastAsia="Calibri" w:hAnsi="Calibri"/>
+          <w:b w:val="0"/>
+          <w:bCs w:val="0"/>
+          <w:i w:val="0"/>
+          <w:iCs w:val="0"/>
+          <w:smallCaps w:val="0"/>
+          <w:strike w:val="0"/>
+          <w:color w:val="1F2937"/>
           <w:sz w:val="20"/>
           <w:szCs w:val="20"/>
           <w:u w:val="none"/>
@@ -4073,14 +4182,14 @@
       </w:pPr>
       <w:r>
         <w:rPr>
-          <w:rFonts w:ascii="Times New Roman" w:cs="Times New Roman" w:eastAsia="Times New Roman" w:hAnsi="Times New Roman"/>
-          <w:b w:val="0"/>
-          <w:bCs w:val="0"/>
-          <w:i w:val="0"/>
-          <w:iCs w:val="0"/>
-          <w:smallCaps w:val="0"/>
-          <w:strike w:val="0"/>
-          <w:color w:val="000000"/>
+          <w:rFonts w:ascii="Calibri" w:cs="Calibri" w:eastAsia="Calibri" w:hAnsi="Calibri"/>
+          <w:b w:val="0"/>
+          <w:bCs w:val="0"/>
+          <w:i w:val="0"/>
+          <w:iCs w:val="0"/>
+          <w:smallCaps w:val="0"/>
+          <w:strike w:val="0"/>
+          <w:color w:val="1F2937"/>
           <w:sz w:val="20"/>
           <w:szCs w:val="20"/>
           <w:u w:val="none"/>
@@ -4132,14 +4241,14 @@
       </w:pPr>
       <w:r>
         <w:rPr>
-          <w:rFonts w:ascii="Times New Roman" w:cs="Times New Roman" w:eastAsia="Times New Roman" w:hAnsi="Times New Roman"/>
-          <w:b w:val="0"/>
-          <w:bCs w:val="0"/>
-          <w:i w:val="0"/>
-          <w:iCs w:val="0"/>
-          <w:smallCaps w:val="0"/>
-          <w:strike w:val="0"/>
-          <w:color w:val="000000"/>
+          <w:rFonts w:ascii="Calibri" w:cs="Calibri" w:eastAsia="Calibri" w:hAnsi="Calibri"/>
+          <w:b w:val="0"/>
+          <w:bCs w:val="0"/>
+          <w:i w:val="0"/>
+          <w:iCs w:val="0"/>
+          <w:smallCaps w:val="0"/>
+          <w:strike w:val="0"/>
+          <w:color w:val="1F2937"/>
           <w:sz w:val="20"/>
           <w:szCs w:val="20"/>
           <w:u w:val="none"/>
@@ -4190,14 +4299,14 @@
       </w:pPr>
       <w:r>
         <w:rPr>
-          <w:rFonts w:ascii="Times New Roman" w:cs="Times New Roman" w:eastAsia="Times New Roman" w:hAnsi="Times New Roman"/>
-          <w:b w:val="0"/>
-          <w:bCs w:val="0"/>
-          <w:i w:val="0"/>
-          <w:iCs w:val="0"/>
-          <w:smallCaps w:val="0"/>
-          <w:strike w:val="0"/>
-          <w:color w:val="000000"/>
+          <w:rFonts w:ascii="Calibri" w:cs="Calibri" w:eastAsia="Calibri" w:hAnsi="Calibri"/>
+          <w:b w:val="0"/>
+          <w:bCs w:val="0"/>
+          <w:i w:val="0"/>
+          <w:iCs w:val="0"/>
+          <w:smallCaps w:val="0"/>
+          <w:strike w:val="0"/>
+          <w:color w:val="1F2937"/>
           <w:sz w:val="20"/>
           <w:szCs w:val="20"/>
           <w:u w:val="none"/>
@@ -4245,6 +4354,8 @@
       </w:pPr>
       <w:r>
         <w:rPr>
+          <w:rFonts w:ascii="Calibri" w:hAnsi="Calibri" w:eastAsia="Calibri" w:cs="Calibri"/>
+          <w:sz w:val="20"/>
           <w:rtl w:val="0"/>
         </w:rPr>
       </w:r>
@@ -4264,9 +4375,11 @@
       </w:pPr>
       <w:r>
         <w:rPr>
-          <w:b w:val="1"/>
+          <w:rFonts w:ascii="Calibri" w:hAnsi="Calibri" w:eastAsia="Calibri" w:cs="Calibri"/>
+          <w:b/>
           <w:bCs w:val="1"/>
-          <w:sz w:val="20"/>
+          <w:color w:val="1F2937"/>
+          <w:sz w:val="30"/>
           <w:szCs w:val="20"/>
           <w:u w:val="single"/>
           <w:rtl w:val="0"/>
@@ -4309,14 +4422,14 @@
       </w:pPr>
       <w:r>
         <w:rPr>
-          <w:rFonts w:ascii="Times New Roman" w:cs="Times New Roman" w:eastAsia="Times New Roman" w:hAnsi="Times New Roman"/>
-          <w:b w:val="0"/>
-          <w:bCs w:val="0"/>
-          <w:i w:val="0"/>
-          <w:iCs w:val="0"/>
-          <w:smallCaps w:val="0"/>
-          <w:strike w:val="0"/>
-          <w:color w:val="000000"/>
+          <w:rFonts w:ascii="Calibri" w:cs="Calibri" w:eastAsia="Calibri" w:hAnsi="Calibri"/>
+          <w:b w:val="0"/>
+          <w:bCs w:val="0"/>
+          <w:i w:val="0"/>
+          <w:iCs w:val="0"/>
+          <w:smallCaps w:val="0"/>
+          <w:strike w:val="0"/>
+          <w:color w:val="1F2937"/>
           <w:sz w:val="20"/>
           <w:szCs w:val="20"/>
           <w:u w:val="none"/>
@@ -4328,46 +4441,48 @@
       </w:r>
       <w:r>
         <w:rPr>
-          <w:sz w:val="20"/>
-          <w:szCs w:val="20"/>
-          <w:rtl w:val="0"/>
-        </w:rPr>
-      </w:r>
-      <w:r>
-        <w:rPr>
-          <w:rFonts w:ascii="Times New Roman" w:cs="Times New Roman" w:eastAsia="Times New Roman" w:hAnsi="Times New Roman"/>
-          <w:b w:val="0"/>
-          <w:bCs w:val="0"/>
-          <w:i w:val="0"/>
-          <w:iCs w:val="0"/>
-          <w:smallCaps w:val="0"/>
-          <w:strike w:val="0"/>
-          <w:color w:val="000000"/>
-          <w:sz w:val="20"/>
-          <w:szCs w:val="20"/>
-          <w:u w:val="none"/>
-          <w:shd w:fill="auto" w:val="clear"/>
-          <w:vertAlign w:val="baseline"/>
-          <w:rtl w:val="0"/>
-        </w:rPr>
-      </w:r>
-      <w:r>
-        <w:rPr>
-          <w:sz w:val="20"/>
-          <w:szCs w:val="20"/>
-          <w:rtl w:val="0"/>
-        </w:rPr>
-      </w:r>
-      <w:r>
-        <w:rPr>
-          <w:rFonts w:ascii="Times New Roman" w:cs="Times New Roman" w:eastAsia="Times New Roman" w:hAnsi="Times New Roman"/>
-          <w:b w:val="0"/>
-          <w:bCs w:val="0"/>
-          <w:i w:val="0"/>
-          <w:iCs w:val="0"/>
-          <w:smallCaps w:val="0"/>
-          <w:strike w:val="0"/>
-          <w:color w:val="000000"/>
+          <w:rFonts w:ascii="Calibri" w:hAnsi="Calibri" w:eastAsia="Calibri" w:cs="Calibri"/>
+          <w:sz w:val="20"/>
+          <w:szCs w:val="20"/>
+          <w:rtl w:val="0"/>
+        </w:rPr>
+      </w:r>
+      <w:r>
+        <w:rPr>
+          <w:rFonts w:ascii="Calibri" w:cs="Calibri" w:eastAsia="Calibri" w:hAnsi="Calibri"/>
+          <w:b w:val="0"/>
+          <w:bCs w:val="0"/>
+          <w:i w:val="0"/>
+          <w:iCs w:val="0"/>
+          <w:smallCaps w:val="0"/>
+          <w:strike w:val="0"/>
+          <w:color w:val="1F2937"/>
+          <w:sz w:val="20"/>
+          <w:szCs w:val="20"/>
+          <w:u w:val="none"/>
+          <w:shd w:fill="auto" w:val="clear"/>
+          <w:vertAlign w:val="baseline"/>
+          <w:rtl w:val="0"/>
+        </w:rPr>
+      </w:r>
+      <w:r>
+        <w:rPr>
+          <w:rFonts w:ascii="Calibri" w:hAnsi="Calibri" w:eastAsia="Calibri" w:cs="Calibri"/>
+          <w:sz w:val="20"/>
+          <w:szCs w:val="20"/>
+          <w:rtl w:val="0"/>
+        </w:rPr>
+      </w:r>
+      <w:r>
+        <w:rPr>
+          <w:rFonts w:ascii="Calibri" w:cs="Calibri" w:eastAsia="Calibri" w:hAnsi="Calibri"/>
+          <w:b w:val="0"/>
+          <w:bCs w:val="0"/>
+          <w:i w:val="0"/>
+          <w:iCs w:val="0"/>
+          <w:smallCaps w:val="0"/>
+          <w:strike w:val="0"/>
+          <w:color w:val="1F2937"/>
           <w:sz w:val="20"/>
           <w:szCs w:val="20"/>
           <w:u w:val="none"/>
@@ -4412,6 +4527,8 @@
       </w:pPr>
       <w:r>
         <w:rPr>
+          <w:rFonts w:ascii="Calibri" w:hAnsi="Calibri" w:eastAsia="Calibri" w:cs="Calibri"/>
+          <w:sz w:val="20"/>
           <w:rtl w:val="0"/>
         </w:rPr>
       </w:r>
@@ -4451,14 +4568,14 @@
       </w:pPr>
       <w:r>
         <w:rPr>
-          <w:rFonts w:ascii="Times New Roman" w:cs="Times New Roman" w:eastAsia="Times New Roman" w:hAnsi="Times New Roman"/>
-          <w:b w:val="0"/>
-          <w:bCs w:val="0"/>
-          <w:i w:val="0"/>
-          <w:iCs w:val="0"/>
-          <w:smallCaps w:val="0"/>
-          <w:strike w:val="0"/>
-          <w:color w:val="000000"/>
+          <w:rFonts w:ascii="Calibri" w:cs="Calibri" w:eastAsia="Calibri" w:hAnsi="Calibri"/>
+          <w:b w:val="0"/>
+          <w:bCs w:val="0"/>
+          <w:i w:val="0"/>
+          <w:iCs w:val="0"/>
+          <w:smallCaps w:val="0"/>
+          <w:strike w:val="0"/>
+          <w:color w:val="1F2937"/>
           <w:sz w:val="20"/>
           <w:szCs w:val="20"/>
           <w:u w:val="none"/>
@@ -4504,6 +4621,8 @@
       </w:pPr>
       <w:r>
         <w:rPr>
+          <w:rFonts w:ascii="Calibri" w:hAnsi="Calibri" w:eastAsia="Calibri" w:cs="Calibri"/>
+          <w:sz w:val="20"/>
           <w:rtl w:val="0"/>
         </w:rPr>
       </w:r>
@@ -4543,14 +4662,14 @@
       </w:pPr>
       <w:r>
         <w:rPr>
-          <w:rFonts w:ascii="Times New Roman" w:cs="Times New Roman" w:eastAsia="Times New Roman" w:hAnsi="Times New Roman"/>
-          <w:b w:val="0"/>
-          <w:bCs w:val="0"/>
-          <w:i w:val="0"/>
-          <w:iCs w:val="0"/>
-          <w:smallCaps w:val="0"/>
-          <w:strike w:val="0"/>
-          <w:color w:val="000000"/>
+          <w:rFonts w:ascii="Calibri" w:cs="Calibri" w:eastAsia="Calibri" w:hAnsi="Calibri"/>
+          <w:b w:val="0"/>
+          <w:bCs w:val="0"/>
+          <w:i w:val="0"/>
+          <w:iCs w:val="0"/>
+          <w:smallCaps w:val="0"/>
+          <w:strike w:val="0"/>
+          <w:color w:val="1F2937"/>
           <w:sz w:val="20"/>
           <w:szCs w:val="20"/>
           <w:u w:val="none"/>
@@ -4596,6 +4715,8 @@
       </w:pPr>
       <w:r>
         <w:rPr>
+          <w:rFonts w:ascii="Calibri" w:hAnsi="Calibri" w:eastAsia="Calibri" w:cs="Calibri"/>
+          <w:sz w:val="20"/>
           <w:rtl w:val="0"/>
         </w:rPr>
       </w:r>
@@ -4615,9 +4736,11 @@
       </w:pPr>
       <w:r>
         <w:rPr>
-          <w:b w:val="1"/>
+          <w:rFonts w:ascii="Calibri" w:hAnsi="Calibri" w:eastAsia="Calibri" w:cs="Calibri"/>
+          <w:b/>
           <w:bCs w:val="1"/>
-          <w:sz w:val="20"/>
+          <w:color w:val="E87722"/>
+          <w:sz w:val="24"/>
           <w:szCs w:val="20"/>
           <w:u w:val="single"/>
           <w:rtl w:val="0"/>
@@ -4660,14 +4783,14 @@
       </w:pPr>
       <w:r>
         <w:rPr>
-          <w:rFonts w:ascii="Times New Roman" w:cs="Times New Roman" w:eastAsia="Times New Roman" w:hAnsi="Times New Roman"/>
-          <w:b w:val="0"/>
-          <w:bCs w:val="0"/>
-          <w:i w:val="0"/>
-          <w:iCs w:val="0"/>
-          <w:smallCaps w:val="0"/>
-          <w:strike w:val="0"/>
-          <w:color w:val="000000"/>
+          <w:rFonts w:ascii="Calibri" w:cs="Calibri" w:eastAsia="Calibri" w:hAnsi="Calibri"/>
+          <w:b w:val="0"/>
+          <w:bCs w:val="0"/>
+          <w:i w:val="0"/>
+          <w:iCs w:val="0"/>
+          <w:smallCaps w:val="0"/>
+          <w:strike w:val="0"/>
+          <w:color w:val="1F2937"/>
           <w:sz w:val="20"/>
           <w:szCs w:val="20"/>
           <w:u w:val="none"/>
@@ -4713,6 +4836,8 @@
       </w:pPr>
       <w:r>
         <w:rPr>
+          <w:rFonts w:ascii="Calibri" w:hAnsi="Calibri" w:eastAsia="Calibri" w:cs="Calibri"/>
+          <w:sz w:val="20"/>
           <w:rtl w:val="0"/>
         </w:rPr>
       </w:r>
@@ -4732,9 +4857,11 @@
       </w:pPr>
       <w:r>
         <w:rPr>
-          <w:b w:val="1"/>
+          <w:rFonts w:ascii="Calibri" w:hAnsi="Calibri" w:eastAsia="Calibri" w:cs="Calibri"/>
+          <w:b/>
           <w:bCs w:val="1"/>
-          <w:sz w:val="20"/>
+          <w:color w:val="E87722"/>
+          <w:sz w:val="24"/>
           <w:szCs w:val="20"/>
           <w:u w:val="single"/>
           <w:rtl w:val="0"/>
@@ -4777,14 +4904,14 @@
       </w:pPr>
       <w:r>
         <w:rPr>
-          <w:rFonts w:ascii="Times New Roman" w:cs="Times New Roman" w:eastAsia="Times New Roman" w:hAnsi="Times New Roman"/>
-          <w:b w:val="0"/>
-          <w:bCs w:val="0"/>
-          <w:i w:val="0"/>
-          <w:iCs w:val="0"/>
-          <w:smallCaps w:val="0"/>
-          <w:strike w:val="0"/>
-          <w:color w:val="000000"/>
+          <w:rFonts w:ascii="Calibri" w:cs="Calibri" w:eastAsia="Calibri" w:hAnsi="Calibri"/>
+          <w:b w:val="0"/>
+          <w:bCs w:val="0"/>
+          <w:i w:val="0"/>
+          <w:iCs w:val="0"/>
+          <w:smallCaps w:val="0"/>
+          <w:strike w:val="0"/>
+          <w:color w:val="1F2937"/>
           <w:sz w:val="20"/>
           <w:szCs w:val="20"/>
           <w:u w:val="none"/>
@@ -4830,14 +4957,14 @@
       </w:pPr>
       <w:r>
         <w:rPr>
-          <w:rFonts w:ascii="Times New Roman" w:cs="Times New Roman" w:eastAsia="Times New Roman" w:hAnsi="Times New Roman"/>
-          <w:b w:val="0"/>
-          <w:bCs w:val="0"/>
-          <w:i w:val="0"/>
-          <w:iCs w:val="0"/>
-          <w:smallCaps w:val="0"/>
-          <w:strike w:val="0"/>
-          <w:color w:val="000000"/>
+          <w:rFonts w:ascii="Calibri" w:cs="Calibri" w:eastAsia="Calibri" w:hAnsi="Calibri"/>
+          <w:b w:val="0"/>
+          <w:bCs w:val="0"/>
+          <w:i w:val="0"/>
+          <w:iCs w:val="0"/>
+          <w:smallCaps w:val="0"/>
+          <w:strike w:val="0"/>
+          <w:color w:val="1F2937"/>
           <w:sz w:val="20"/>
           <w:szCs w:val="20"/>
           <w:u w:val="none"/>
@@ -4883,14 +5010,14 @@
       </w:pPr>
       <w:r>
         <w:rPr>
-          <w:rFonts w:ascii="Times New Roman" w:cs="Times New Roman" w:eastAsia="Times New Roman" w:hAnsi="Times New Roman"/>
-          <w:b w:val="0"/>
-          <w:bCs w:val="0"/>
-          <w:i w:val="0"/>
-          <w:iCs w:val="0"/>
-          <w:smallCaps w:val="0"/>
-          <w:strike w:val="0"/>
-          <w:color w:val="000000"/>
+          <w:rFonts w:ascii="Calibri" w:cs="Calibri" w:eastAsia="Calibri" w:hAnsi="Calibri"/>
+          <w:b w:val="0"/>
+          <w:bCs w:val="0"/>
+          <w:i w:val="0"/>
+          <w:iCs w:val="0"/>
+          <w:smallCaps w:val="0"/>
+          <w:strike w:val="0"/>
+          <w:color w:val="1F2937"/>
           <w:sz w:val="20"/>
           <w:szCs w:val="20"/>
           <w:u w:val="none"/>
@@ -4936,6 +5063,8 @@
       </w:pPr>
       <w:r>
         <w:rPr>
+          <w:rFonts w:ascii="Calibri" w:hAnsi="Calibri" w:eastAsia="Calibri" w:cs="Calibri"/>
+          <w:sz w:val="20"/>
           <w:rtl w:val="0"/>
         </w:rPr>
       </w:r>
@@ -4955,9 +5084,11 @@
       </w:pPr>
       <w:r>
         <w:rPr>
-          <w:b w:val="1"/>
+          <w:rFonts w:ascii="Calibri" w:hAnsi="Calibri" w:eastAsia="Calibri" w:cs="Calibri"/>
+          <w:b/>
           <w:bCs w:val="1"/>
-          <w:sz w:val="20"/>
+          <w:color w:val="E87722"/>
+          <w:sz w:val="24"/>
           <w:szCs w:val="20"/>
           <w:u w:val="single"/>
           <w:rtl w:val="0"/>
@@ -5000,14 +5131,14 @@
       </w:pPr>
       <w:r>
         <w:rPr>
-          <w:rFonts w:ascii="Times New Roman" w:cs="Times New Roman" w:eastAsia="Times New Roman" w:hAnsi="Times New Roman"/>
-          <w:b w:val="0"/>
-          <w:bCs w:val="0"/>
-          <w:i w:val="0"/>
-          <w:iCs w:val="0"/>
-          <w:smallCaps w:val="0"/>
-          <w:strike w:val="0"/>
-          <w:color w:val="000000"/>
+          <w:rFonts w:ascii="Calibri" w:cs="Calibri" w:eastAsia="Calibri" w:hAnsi="Calibri"/>
+          <w:b w:val="0"/>
+          <w:bCs w:val="0"/>
+          <w:i w:val="0"/>
+          <w:iCs w:val="0"/>
+          <w:smallCaps w:val="0"/>
+          <w:strike w:val="0"/>
+          <w:color w:val="1F2937"/>
           <w:sz w:val="20"/>
           <w:szCs w:val="20"/>
           <w:u w:val="none"/>
@@ -5053,6 +5184,8 @@
       </w:pPr>
       <w:r>
         <w:rPr>
+          <w:rFonts w:ascii="Calibri" w:hAnsi="Calibri" w:eastAsia="Calibri" w:cs="Calibri"/>
+          <w:sz w:val="20"/>
           <w:rtl w:val="0"/>
         </w:rPr>
       </w:r>
@@ -5067,10 +5200,16 @@
         </w:rPr>
       </w:pPr>
       <w:r>
+        <w:rPr>
+          <w:rFonts w:ascii="Calibri" w:hAnsi="Calibri" w:eastAsia="Calibri" w:cs="Calibri"/>
+          <w:sz w:val="20"/>
+        </w:rPr>
         <w:br w:type="page"/>
       </w:r>
       <w:r>
         <w:rPr>
+          <w:rFonts w:ascii="Calibri" w:hAnsi="Calibri" w:eastAsia="Calibri" w:cs="Calibri"/>
+          <w:sz w:val="20"/>
           <w:rtl w:val="0"/>
         </w:rPr>
       </w:r>
@@ -5090,29 +5229,32 @@
       </w:pPr>
       <w:r>
         <w:rPr>
+          <w:rFonts w:ascii="Calibri" w:hAnsi="Calibri" w:eastAsia="Calibri" w:cs="Calibri"/>
+          <w:b/>
+          <w:bCs w:val="1"/>
+          <w:color w:val="E87722"/>
+          <w:sz w:val="24"/>
+          <w:szCs w:val="20"/>
+          <w:u w:val="single"/>
+          <w:rtl w:val="0"/>
+        </w:rPr>
+        <w:t xml:space="preserve">SOAKING ZONE-1</w:t>
+      </w:r>
+    </w:p>
+    <w:p>
+      <w:pPr>
+        <w:spacing w:line="274" w:lineRule="auto"/>
+        <w:ind w:firstLine="720"/>
+        <w:rPr>
           <w:b w:val="1"/>
           <w:bCs w:val="1"/>
           <w:sz w:val="20"/>
           <w:szCs w:val="20"/>
-          <w:u w:val="single"/>
-          <w:rtl w:val="0"/>
-        </w:rPr>
-        <w:t xml:space="preserve">SOAKING ZONE-1</w:t>
-      </w:r>
-    </w:p>
-    <w:p>
-      <w:pPr>
-        <w:spacing w:line="274" w:lineRule="auto"/>
-        <w:ind w:firstLine="720"/>
-        <w:rPr>
-          <w:b w:val="1"/>
-          <w:bCs w:val="1"/>
-          <w:sz w:val="20"/>
-          <w:szCs w:val="20"/>
-        </w:rPr>
-      </w:pPr>
-      <w:r>
-        <w:rPr>
+        </w:rPr>
+      </w:pPr>
+      <w:r>
+        <w:rPr>
+          <w:rFonts w:ascii="Calibri" w:hAnsi="Calibri" w:eastAsia="Calibri" w:cs="Calibri"/>
           <w:b w:val="1"/>
           <w:bCs w:val="1"/>
           <w:sz w:val="20"/>
@@ -5157,14 +5299,14 @@
       </w:pPr>
       <w:r>
         <w:rPr>
-          <w:rFonts w:ascii="Times New Roman" w:cs="Times New Roman" w:eastAsia="Times New Roman" w:hAnsi="Times New Roman"/>
-          <w:b w:val="0"/>
-          <w:bCs w:val="0"/>
-          <w:i w:val="0"/>
-          <w:iCs w:val="0"/>
-          <w:smallCaps w:val="0"/>
-          <w:strike w:val="0"/>
-          <w:color w:val="000000"/>
+          <w:rFonts w:ascii="Calibri" w:cs="Calibri" w:eastAsia="Calibri" w:hAnsi="Calibri"/>
+          <w:b w:val="0"/>
+          <w:bCs w:val="0"/>
+          <w:i w:val="0"/>
+          <w:iCs w:val="0"/>
+          <w:smallCaps w:val="0"/>
+          <w:strike w:val="0"/>
+          <w:color w:val="1F2937"/>
           <w:sz w:val="20"/>
           <w:szCs w:val="20"/>
           <w:u w:val="none"/>
@@ -5192,6 +5334,8 @@
       <w:bookmarkEnd w:id="2"/>
       <w:r>
         <w:rPr>
+          <w:rFonts w:ascii="Calibri" w:hAnsi="Calibri" w:eastAsia="Calibri" w:cs="Calibri"/>
+          <w:sz w:val="20"/>
           <w:rtl w:val="0"/>
         </w:rPr>
       </w:r>
@@ -5213,33 +5357,36 @@
       <w:bookmarkEnd w:id="3"/>
       <w:r>
         <w:rPr>
+          <w:rFonts w:ascii="Calibri" w:hAnsi="Calibri" w:eastAsia="Calibri" w:cs="Calibri"/>
+          <w:b/>
+          <w:bCs w:val="1"/>
+          <w:color w:val="E87722"/>
+          <w:sz w:val="24"/>
+          <w:szCs w:val="20"/>
+          <w:u w:val="single"/>
+          <w:rtl w:val="0"/>
+        </w:rPr>
+        <w:t xml:space="preserve">SOAKING ZONE-2</w:t>
+      </w:r>
+    </w:p>
+    <w:p>
+      <w:pPr>
+        <w:spacing w:line="274" w:lineRule="auto"/>
+        <w:ind w:firstLine="720"/>
+        <w:rPr>
           <w:b w:val="1"/>
           <w:bCs w:val="1"/>
           <w:sz w:val="20"/>
           <w:szCs w:val="20"/>
-          <w:u w:val="single"/>
-          <w:rtl w:val="0"/>
-        </w:rPr>
-        <w:t xml:space="preserve">SOAKING ZONE-2</w:t>
-      </w:r>
-    </w:p>
-    <w:p>
-      <w:pPr>
-        <w:spacing w:line="274" w:lineRule="auto"/>
-        <w:ind w:firstLine="720"/>
-        <w:rPr>
+        </w:rPr>
+      </w:pPr>
+      <w:r>
+        <w:rPr>
+          <w:rFonts w:ascii="Calibri" w:hAnsi="Calibri" w:eastAsia="Calibri" w:cs="Calibri"/>
           <w:b w:val="1"/>
           <w:bCs w:val="1"/>
           <w:sz w:val="20"/>
           <w:szCs w:val="20"/>
-        </w:rPr>
-      </w:pPr>
-      <w:r>
-        <w:rPr>
-          <w:b w:val="1"/>
-          <w:bCs w:val="1"/>
-          <w:sz w:val="20"/>
-          <w:szCs w:val="20"/>
           <w:rtl w:val="0"/>
         </w:rPr>
         <w:t>ENCON GAS BURNERS: {{ zone2_burners }} Nos.</w:t>
@@ -5256,6 +5403,7 @@
       </w:pPr>
       <w:r>
         <w:rPr>
+          <w:rFonts w:ascii="Calibri" w:hAnsi="Calibri" w:eastAsia="Calibri" w:cs="Calibri"/>
           <w:sz w:val="20"/>
           <w:szCs w:val="20"/>
           <w:rtl w:val="0"/>
@@ -5275,6 +5423,8 @@
       </w:pPr>
       <w:r>
         <w:rPr>
+          <w:rFonts w:ascii="Calibri" w:hAnsi="Calibri" w:eastAsia="Calibri" w:cs="Calibri"/>
+          <w:sz w:val="20"/>
           <w:rtl w:val="0"/>
         </w:rPr>
       </w:r>
@@ -5294,29 +5444,32 @@
       </w:pPr>
       <w:r>
         <w:rPr>
+          <w:rFonts w:ascii="Calibri" w:hAnsi="Calibri" w:eastAsia="Calibri" w:cs="Calibri"/>
+          <w:b/>
+          <w:bCs w:val="1"/>
+          <w:color w:val="E87722"/>
+          <w:sz w:val="24"/>
+          <w:szCs w:val="20"/>
+          <w:u w:val="single"/>
+          <w:rtl w:val="0"/>
+        </w:rPr>
+        <w:t xml:space="preserve">HEATING ZONE-1</w:t>
+      </w:r>
+    </w:p>
+    <w:p>
+      <w:pPr>
+        <w:spacing w:line="274" w:lineRule="auto"/>
+        <w:ind w:firstLine="720"/>
+        <w:rPr>
           <w:b w:val="1"/>
           <w:bCs w:val="1"/>
           <w:sz w:val="20"/>
           <w:szCs w:val="20"/>
-          <w:u w:val="single"/>
-          <w:rtl w:val="0"/>
-        </w:rPr>
-        <w:t xml:space="preserve">HEATING ZONE-1</w:t>
-      </w:r>
-    </w:p>
-    <w:p>
-      <w:pPr>
-        <w:spacing w:line="274" w:lineRule="auto"/>
-        <w:ind w:firstLine="720"/>
-        <w:rPr>
-          <w:b w:val="1"/>
-          <w:bCs w:val="1"/>
-          <w:sz w:val="20"/>
-          <w:szCs w:val="20"/>
-        </w:rPr>
-      </w:pPr>
-      <w:r>
-        <w:rPr>
+        </w:rPr>
+      </w:pPr>
+      <w:r>
+        <w:rPr>
+          <w:rFonts w:ascii="Calibri" w:hAnsi="Calibri" w:eastAsia="Calibri" w:cs="Calibri"/>
           <w:b w:val="1"/>
           <w:bCs w:val="1"/>
           <w:sz w:val="20"/>
@@ -5361,14 +5514,14 @@
       </w:pPr>
       <w:r>
         <w:rPr>
-          <w:rFonts w:ascii="Times New Roman" w:cs="Times New Roman" w:eastAsia="Times New Roman" w:hAnsi="Times New Roman"/>
-          <w:b w:val="0"/>
-          <w:bCs w:val="0"/>
-          <w:i w:val="0"/>
-          <w:iCs w:val="0"/>
-          <w:smallCaps w:val="0"/>
-          <w:strike w:val="0"/>
-          <w:color w:val="000000"/>
+          <w:rFonts w:ascii="Calibri" w:cs="Calibri" w:eastAsia="Calibri" w:hAnsi="Calibri"/>
+          <w:b w:val="0"/>
+          <w:bCs w:val="0"/>
+          <w:i w:val="0"/>
+          <w:iCs w:val="0"/>
+          <w:smallCaps w:val="0"/>
+          <w:strike w:val="0"/>
+          <w:color w:val="1F2937"/>
           <w:sz w:val="20"/>
           <w:szCs w:val="20"/>
           <w:u w:val="none"/>
@@ -5414,6 +5567,8 @@
       </w:pPr>
       <w:r>
         <w:rPr>
+          <w:rFonts w:ascii="Calibri" w:hAnsi="Calibri" w:eastAsia="Calibri" w:cs="Calibri"/>
+          <w:sz w:val="20"/>
           <w:rtl w:val="0"/>
         </w:rPr>
       </w:r>
@@ -5433,29 +5588,32 @@
       </w:pPr>
       <w:r>
         <w:rPr>
+          <w:rFonts w:ascii="Calibri" w:hAnsi="Calibri" w:eastAsia="Calibri" w:cs="Calibri"/>
+          <w:b/>
+          <w:bCs w:val="1"/>
+          <w:color w:val="E87722"/>
+          <w:sz w:val="24"/>
+          <w:szCs w:val="20"/>
+          <w:u w:val="single"/>
+          <w:rtl w:val="0"/>
+        </w:rPr>
+        <w:t xml:space="preserve">HEATING ZONE-2</w:t>
+      </w:r>
+    </w:p>
+    <w:p>
+      <w:pPr>
+        <w:spacing w:line="274" w:lineRule="auto"/>
+        <w:ind w:firstLine="720"/>
+        <w:rPr>
           <w:b w:val="1"/>
           <w:bCs w:val="1"/>
           <w:sz w:val="20"/>
           <w:szCs w:val="20"/>
-          <w:u w:val="single"/>
-          <w:rtl w:val="0"/>
-        </w:rPr>
-        <w:t xml:space="preserve">HEATING ZONE-2</w:t>
-      </w:r>
-    </w:p>
-    <w:p>
-      <w:pPr>
-        <w:spacing w:line="274" w:lineRule="auto"/>
-        <w:ind w:firstLine="720"/>
-        <w:rPr>
-          <w:b w:val="1"/>
-          <w:bCs w:val="1"/>
-          <w:sz w:val="20"/>
-          <w:szCs w:val="20"/>
-        </w:rPr>
-      </w:pPr>
-      <w:r>
-        <w:rPr>
+        </w:rPr>
+      </w:pPr>
+      <w:r>
+        <w:rPr>
+          <w:rFonts w:ascii="Calibri" w:hAnsi="Calibri" w:eastAsia="Calibri" w:cs="Calibri"/>
           <w:b w:val="1"/>
           <w:bCs w:val="1"/>
           <w:sz w:val="20"/>
@@ -5500,14 +5658,14 @@
       </w:pPr>
       <w:r>
         <w:rPr>
-          <w:rFonts w:ascii="Times New Roman" w:cs="Times New Roman" w:eastAsia="Times New Roman" w:hAnsi="Times New Roman"/>
-          <w:b w:val="0"/>
-          <w:bCs w:val="0"/>
-          <w:i w:val="0"/>
-          <w:iCs w:val="0"/>
-          <w:smallCaps w:val="0"/>
-          <w:strike w:val="0"/>
-          <w:color w:val="000000"/>
+          <w:rFonts w:ascii="Calibri" w:cs="Calibri" w:eastAsia="Calibri" w:hAnsi="Calibri"/>
+          <w:b w:val="0"/>
+          <w:bCs w:val="0"/>
+          <w:i w:val="0"/>
+          <w:iCs w:val="0"/>
+          <w:smallCaps w:val="0"/>
+          <w:strike w:val="0"/>
+          <w:color w:val="1F2937"/>
           <w:sz w:val="20"/>
           <w:szCs w:val="20"/>
           <w:u w:val="none"/>
@@ -5535,6 +5693,8 @@
       <w:bookmarkEnd w:id="4"/>
       <w:r>
         <w:rPr>
+          <w:rFonts w:ascii="Calibri" w:hAnsi="Calibri" w:eastAsia="Calibri" w:cs="Calibri"/>
+          <w:sz w:val="20"/>
           <w:rtl w:val="0"/>
         </w:rPr>
       </w:r>
@@ -5556,33 +5716,36 @@
       <w:bookmarkEnd w:id="5"/>
       <w:r>
         <w:rPr>
+          <w:rFonts w:ascii="Calibri" w:hAnsi="Calibri" w:eastAsia="Calibri" w:cs="Calibri"/>
+          <w:b/>
+          <w:bCs w:val="1"/>
+          <w:color w:val="E87722"/>
+          <w:sz w:val="24"/>
+          <w:szCs w:val="20"/>
+          <w:u w:val="single"/>
+          <w:rtl w:val="0"/>
+        </w:rPr>
+        <w:t xml:space="preserve">HEATING ZONE-3</w:t>
+      </w:r>
+    </w:p>
+    <w:p>
+      <w:pPr>
+        <w:spacing w:line="274" w:lineRule="auto"/>
+        <w:ind w:firstLine="720"/>
+        <w:rPr>
           <w:b w:val="1"/>
           <w:bCs w:val="1"/>
           <w:sz w:val="20"/>
           <w:szCs w:val="20"/>
-          <w:u w:val="single"/>
-          <w:rtl w:val="0"/>
-        </w:rPr>
-        <w:t xml:space="preserve">HEATING ZONE-3</w:t>
-      </w:r>
-    </w:p>
-    <w:p>
-      <w:pPr>
-        <w:spacing w:line="274" w:lineRule="auto"/>
-        <w:ind w:firstLine="720"/>
-        <w:rPr>
+        </w:rPr>
+      </w:pPr>
+      <w:r>
+        <w:rPr>
+          <w:rFonts w:ascii="Calibri" w:hAnsi="Calibri" w:eastAsia="Calibri" w:cs="Calibri"/>
           <w:b w:val="1"/>
           <w:bCs w:val="1"/>
           <w:sz w:val="20"/>
           <w:szCs w:val="20"/>
-        </w:rPr>
-      </w:pPr>
-      <w:r>
-        <w:rPr>
-          <w:b w:val="1"/>
-          <w:bCs w:val="1"/>
-          <w:sz w:val="20"/>
-          <w:szCs w:val="20"/>
           <w:rtl w:val="0"/>
         </w:rPr>
         <w:t>ENCON GAS BURNERS: {{ zone5_burners }} Nos.</w:t>
@@ -5599,6 +5762,7 @@
       </w:pPr>
       <w:r>
         <w:rPr>
+          <w:rFonts w:ascii="Calibri" w:hAnsi="Calibri" w:eastAsia="Calibri" w:cs="Calibri"/>
           <w:sz w:val="20"/>
           <w:szCs w:val="20"/>
           <w:rtl w:val="0"/>
@@ -5630,6 +5794,8 @@
       </w:pPr>
       <w:r>
         <w:rPr>
+          <w:rFonts w:ascii="Calibri" w:hAnsi="Calibri" w:eastAsia="Calibri" w:cs="Calibri"/>
+          <w:sz w:val="20"/>
           <w:rtl w:val="0"/>
         </w:rPr>
       </w:r>
@@ -5658,6 +5824,8 @@
       </w:pPr>
       <w:r>
         <w:rPr>
+          <w:rFonts w:ascii="Calibri" w:hAnsi="Calibri" w:eastAsia="Calibri" w:cs="Calibri"/>
+          <w:sz w:val="20"/>
           <w:rtl w:val="0"/>
         </w:rPr>
       </w:r>
@@ -5676,6 +5844,7 @@
       </w:pPr>
       <w:r>
         <w:rPr>
+          <w:rFonts w:ascii="Calibri" w:hAnsi="Calibri" w:eastAsia="Calibri" w:cs="Calibri"/>
           <w:b w:val="1"/>
           <w:bCs w:val="1"/>
           <w:sz w:val="20"/>
@@ -5714,6 +5883,7 @@
       </w:pPr>
       <w:r>
         <w:rPr>
+          <w:rFonts w:ascii="Calibri" w:hAnsi="Calibri" w:eastAsia="Calibri" w:cs="Calibri"/>
           <w:sz w:val="20"/>
           <w:szCs w:val="20"/>
           <w:rtl w:val="0"/>
@@ -5749,6 +5919,7 @@
       </w:pPr>
       <w:r>
         <w:rPr>
+          <w:rFonts w:ascii="Calibri" w:hAnsi="Calibri" w:eastAsia="Calibri" w:cs="Calibri"/>
           <w:sz w:val="20"/>
           <w:szCs w:val="20"/>
           <w:rtl w:val="0"/>
@@ -5784,6 +5955,7 @@
       </w:pPr>
       <w:r>
         <w:rPr>
+          <w:rFonts w:ascii="Calibri" w:hAnsi="Calibri" w:eastAsia="Calibri" w:cs="Calibri"/>
           <w:sz w:val="20"/>
           <w:szCs w:val="20"/>
           <w:rtl w:val="0"/>
@@ -5819,6 +5991,7 @@
       </w:pPr>
       <w:r>
         <w:rPr>
+          <w:rFonts w:ascii="Calibri" w:hAnsi="Calibri" w:eastAsia="Calibri" w:cs="Calibri"/>
           <w:sz w:val="20"/>
           <w:szCs w:val="20"/>
           <w:rtl w:val="0"/>
@@ -5854,6 +6027,7 @@
       </w:pPr>
       <w:r>
         <w:rPr>
+          <w:rFonts w:ascii="Calibri" w:hAnsi="Calibri" w:eastAsia="Calibri" w:cs="Calibri"/>
           <w:sz w:val="20"/>
           <w:szCs w:val="20"/>
           <w:rtl w:val="0"/>
@@ -5876,6 +6050,8 @@
       </w:pPr>
       <w:r>
         <w:rPr>
+          <w:rFonts w:ascii="Calibri" w:hAnsi="Calibri" w:eastAsia="Calibri" w:cs="Calibri"/>
+          <w:sz w:val="20"/>
           <w:rtl w:val="0"/>
         </w:rPr>
       </w:r>
@@ -5895,9 +6071,11 @@
       </w:pPr>
       <w:r>
         <w:rPr>
-          <w:b w:val="1"/>
+          <w:rFonts w:ascii="Calibri" w:hAnsi="Calibri" w:eastAsia="Calibri" w:cs="Calibri"/>
+          <w:b/>
           <w:bCs w:val="1"/>
-          <w:sz w:val="20"/>
+          <w:color w:val="E87722"/>
+          <w:sz w:val="24"/>
           <w:szCs w:val="20"/>
           <w:u w:val="single"/>
           <w:rtl w:val="0"/>
@@ -5940,14 +6118,14 @@
       </w:pPr>
       <w:r>
         <w:rPr>
-          <w:rFonts w:ascii="Times New Roman" w:cs="Times New Roman" w:eastAsia="Times New Roman" w:hAnsi="Times New Roman"/>
-          <w:b w:val="0"/>
-          <w:bCs w:val="0"/>
-          <w:i w:val="0"/>
-          <w:iCs w:val="0"/>
-          <w:smallCaps w:val="0"/>
-          <w:strike w:val="0"/>
-          <w:color w:val="000000"/>
+          <w:rFonts w:ascii="Calibri" w:cs="Calibri" w:eastAsia="Calibri" w:hAnsi="Calibri"/>
+          <w:b w:val="0"/>
+          <w:bCs w:val="0"/>
+          <w:i w:val="0"/>
+          <w:iCs w:val="0"/>
+          <w:smallCaps w:val="0"/>
+          <w:strike w:val="0"/>
+          <w:color w:val="1F2937"/>
           <w:sz w:val="20"/>
           <w:szCs w:val="20"/>
           <w:u w:val="none"/>
@@ -5970,6 +6148,8 @@
       </w:pPr>
       <w:r>
         <w:rPr>
+          <w:rFonts w:ascii="Calibri" w:hAnsi="Calibri" w:eastAsia="Calibri" w:cs="Calibri"/>
+          <w:sz w:val="20"/>
           <w:rtl w:val="0"/>
         </w:rPr>
       </w:r>
@@ -5988,6 +6168,7 @@
       </w:pPr>
       <w:r>
         <w:rPr>
+          <w:rFonts w:ascii="Calibri" w:hAnsi="Calibri" w:eastAsia="Calibri" w:cs="Calibri"/>
           <w:b w:val="1"/>
           <w:bCs w:val="1"/>
           <w:sz w:val="20"/>
@@ -6009,6 +6190,7 @@
       </w:pPr>
       <w:r>
         <w:rPr>
+          <w:rFonts w:ascii="Calibri" w:hAnsi="Calibri" w:eastAsia="Calibri" w:cs="Calibri"/>
           <w:sz w:val="20"/>
           <w:szCs w:val="20"/>
           <w:rtl w:val="0"/>
@@ -6027,6 +6209,7 @@
       </w:pPr>
       <w:r>
         <w:rPr>
+          <w:rFonts w:ascii="Calibri" w:hAnsi="Calibri" w:eastAsia="Calibri" w:cs="Calibri"/>
           <w:sz w:val="20"/>
           <w:szCs w:val="20"/>
           <w:rtl w:val="0"/>
@@ -6072,14 +6255,14 @@
       </w:pPr>
       <w:r>
         <w:rPr>
-          <w:rFonts w:ascii="Times New Roman" w:cs="Times New Roman" w:eastAsia="Times New Roman" w:hAnsi="Times New Roman"/>
-          <w:b w:val="0"/>
-          <w:bCs w:val="0"/>
-          <w:i w:val="0"/>
-          <w:iCs w:val="0"/>
-          <w:smallCaps w:val="0"/>
-          <w:strike w:val="0"/>
-          <w:color w:val="000000"/>
+          <w:rFonts w:ascii="Calibri" w:cs="Calibri" w:eastAsia="Calibri" w:hAnsi="Calibri"/>
+          <w:b w:val="0"/>
+          <w:bCs w:val="0"/>
+          <w:i w:val="0"/>
+          <w:iCs w:val="0"/>
+          <w:smallCaps w:val="0"/>
+          <w:strike w:val="0"/>
+          <w:color w:val="1F2937"/>
           <w:sz w:val="20"/>
           <w:szCs w:val="20"/>
           <w:u w:val="none"/>
@@ -6128,14 +6311,14 @@
       </w:pPr>
       <w:r>
         <w:rPr>
-          <w:rFonts w:ascii="Times New Roman" w:cs="Times New Roman" w:eastAsia="Times New Roman" w:hAnsi="Times New Roman"/>
-          <w:b w:val="0"/>
-          <w:bCs w:val="0"/>
-          <w:i w:val="0"/>
-          <w:iCs w:val="0"/>
-          <w:smallCaps w:val="0"/>
-          <w:strike w:val="0"/>
-          <w:color w:val="000000"/>
+          <w:rFonts w:ascii="Calibri" w:cs="Calibri" w:eastAsia="Calibri" w:hAnsi="Calibri"/>
+          <w:b w:val="0"/>
+          <w:bCs w:val="0"/>
+          <w:i w:val="0"/>
+          <w:iCs w:val="0"/>
+          <w:smallCaps w:val="0"/>
+          <w:strike w:val="0"/>
+          <w:color w:val="1F2937"/>
           <w:sz w:val="20"/>
           <w:szCs w:val="20"/>
           <w:u w:val="none"/>
@@ -6184,14 +6367,14 @@
       </w:pPr>
       <w:r>
         <w:rPr>
-          <w:rFonts w:ascii="Times New Roman" w:cs="Times New Roman" w:eastAsia="Times New Roman" w:hAnsi="Times New Roman"/>
-          <w:b w:val="0"/>
-          <w:bCs w:val="0"/>
-          <w:i w:val="0"/>
-          <w:iCs w:val="0"/>
-          <w:smallCaps w:val="0"/>
-          <w:strike w:val="0"/>
-          <w:color w:val="000000"/>
+          <w:rFonts w:ascii="Calibri" w:cs="Calibri" w:eastAsia="Calibri" w:hAnsi="Calibri"/>
+          <w:b w:val="0"/>
+          <w:bCs w:val="0"/>
+          <w:i w:val="0"/>
+          <w:iCs w:val="0"/>
+          <w:smallCaps w:val="0"/>
+          <w:strike w:val="0"/>
+          <w:color w:val="1F2937"/>
           <w:sz w:val="20"/>
           <w:szCs w:val="20"/>
           <w:u w:val="none"/>
@@ -6240,14 +6423,14 @@
       </w:pPr>
       <w:r>
         <w:rPr>
-          <w:rFonts w:ascii="Times New Roman" w:cs="Times New Roman" w:eastAsia="Times New Roman" w:hAnsi="Times New Roman"/>
-          <w:b w:val="0"/>
-          <w:bCs w:val="0"/>
-          <w:i w:val="0"/>
-          <w:iCs w:val="0"/>
-          <w:smallCaps w:val="0"/>
-          <w:strike w:val="0"/>
-          <w:color w:val="000000"/>
+          <w:rFonts w:ascii="Calibri" w:cs="Calibri" w:eastAsia="Calibri" w:hAnsi="Calibri"/>
+          <w:b w:val="0"/>
+          <w:bCs w:val="0"/>
+          <w:i w:val="0"/>
+          <w:iCs w:val="0"/>
+          <w:smallCaps w:val="0"/>
+          <w:strike w:val="0"/>
+          <w:color w:val="1F2937"/>
           <w:sz w:val="20"/>
           <w:szCs w:val="20"/>
           <w:u w:val="none"/>
@@ -6296,14 +6479,14 @@
       </w:pPr>
       <w:r>
         <w:rPr>
-          <w:rFonts w:ascii="Times New Roman" w:cs="Times New Roman" w:eastAsia="Times New Roman" w:hAnsi="Times New Roman"/>
-          <w:b w:val="0"/>
-          <w:bCs w:val="0"/>
-          <w:i w:val="0"/>
-          <w:iCs w:val="0"/>
-          <w:smallCaps w:val="0"/>
-          <w:strike w:val="0"/>
-          <w:color w:val="000000"/>
+          <w:rFonts w:ascii="Calibri" w:cs="Calibri" w:eastAsia="Calibri" w:hAnsi="Calibri"/>
+          <w:b w:val="0"/>
+          <w:bCs w:val="0"/>
+          <w:i w:val="0"/>
+          <w:iCs w:val="0"/>
+          <w:smallCaps w:val="0"/>
+          <w:strike w:val="0"/>
+          <w:color w:val="1F2937"/>
           <w:sz w:val="20"/>
           <w:szCs w:val="20"/>
           <w:u w:val="none"/>
@@ -6352,14 +6535,14 @@
       </w:pPr>
       <w:r>
         <w:rPr>
-          <w:rFonts w:ascii="Times New Roman" w:cs="Times New Roman" w:eastAsia="Times New Roman" w:hAnsi="Times New Roman"/>
-          <w:b w:val="0"/>
-          <w:bCs w:val="0"/>
-          <w:i w:val="0"/>
-          <w:iCs w:val="0"/>
-          <w:smallCaps w:val="0"/>
-          <w:strike w:val="0"/>
-          <w:color w:val="000000"/>
+          <w:rFonts w:ascii="Calibri" w:cs="Calibri" w:eastAsia="Calibri" w:hAnsi="Calibri"/>
+          <w:b w:val="0"/>
+          <w:bCs w:val="0"/>
+          <w:i w:val="0"/>
+          <w:iCs w:val="0"/>
+          <w:smallCaps w:val="0"/>
+          <w:strike w:val="0"/>
+          <w:color w:val="1F2937"/>
           <w:sz w:val="20"/>
           <w:szCs w:val="20"/>
           <w:u w:val="none"/>
@@ -6408,14 +6591,14 @@
       </w:pPr>
       <w:r>
         <w:rPr>
-          <w:rFonts w:ascii="Times New Roman" w:cs="Times New Roman" w:eastAsia="Times New Roman" w:hAnsi="Times New Roman"/>
-          <w:b w:val="0"/>
-          <w:bCs w:val="0"/>
-          <w:i w:val="0"/>
-          <w:iCs w:val="0"/>
-          <w:smallCaps w:val="0"/>
-          <w:strike w:val="0"/>
-          <w:color w:val="000000"/>
+          <w:rFonts w:ascii="Calibri" w:cs="Calibri" w:eastAsia="Calibri" w:hAnsi="Calibri"/>
+          <w:b w:val="0"/>
+          <w:bCs w:val="0"/>
+          <w:i w:val="0"/>
+          <w:iCs w:val="0"/>
+          <w:smallCaps w:val="0"/>
+          <w:strike w:val="0"/>
+          <w:color w:val="1F2937"/>
           <w:sz w:val="20"/>
           <w:szCs w:val="20"/>
           <w:u w:val="none"/>
@@ -6464,14 +6647,14 @@
       </w:pPr>
       <w:r>
         <w:rPr>
-          <w:rFonts w:ascii="Times New Roman" w:cs="Times New Roman" w:eastAsia="Times New Roman" w:hAnsi="Times New Roman"/>
-          <w:b w:val="0"/>
-          <w:bCs w:val="0"/>
-          <w:i w:val="0"/>
-          <w:iCs w:val="0"/>
-          <w:smallCaps w:val="0"/>
-          <w:strike w:val="0"/>
-          <w:color w:val="000000"/>
+          <w:rFonts w:ascii="Calibri" w:cs="Calibri" w:eastAsia="Calibri" w:hAnsi="Calibri"/>
+          <w:b w:val="0"/>
+          <w:bCs w:val="0"/>
+          <w:i w:val="0"/>
+          <w:iCs w:val="0"/>
+          <w:smallCaps w:val="0"/>
+          <w:strike w:val="0"/>
+          <w:color w:val="1F2937"/>
           <w:sz w:val="20"/>
           <w:szCs w:val="20"/>
           <w:u w:val="none"/>
@@ -6520,14 +6703,14 @@
       </w:pPr>
       <w:r>
         <w:rPr>
-          <w:rFonts w:ascii="Times New Roman" w:cs="Times New Roman" w:eastAsia="Times New Roman" w:hAnsi="Times New Roman"/>
-          <w:b w:val="0"/>
-          <w:bCs w:val="0"/>
-          <w:i w:val="0"/>
-          <w:iCs w:val="0"/>
-          <w:smallCaps w:val="0"/>
-          <w:strike w:val="0"/>
-          <w:color w:val="000000"/>
+          <w:rFonts w:ascii="Calibri" w:cs="Calibri" w:eastAsia="Calibri" w:hAnsi="Calibri"/>
+          <w:b w:val="0"/>
+          <w:bCs w:val="0"/>
+          <w:i w:val="0"/>
+          <w:iCs w:val="0"/>
+          <w:smallCaps w:val="0"/>
+          <w:strike w:val="0"/>
+          <w:color w:val="1F2937"/>
           <w:sz w:val="20"/>
           <w:szCs w:val="20"/>
           <w:u w:val="none"/>
@@ -6576,14 +6759,14 @@
       </w:pPr>
       <w:r>
         <w:rPr>
-          <w:rFonts w:ascii="Times New Roman" w:cs="Times New Roman" w:eastAsia="Times New Roman" w:hAnsi="Times New Roman"/>
-          <w:b w:val="0"/>
-          <w:bCs w:val="0"/>
-          <w:i w:val="0"/>
-          <w:iCs w:val="0"/>
-          <w:smallCaps w:val="0"/>
-          <w:strike w:val="0"/>
-          <w:color w:val="000000"/>
+          <w:rFonts w:ascii="Calibri" w:cs="Calibri" w:eastAsia="Calibri" w:hAnsi="Calibri"/>
+          <w:b w:val="0"/>
+          <w:bCs w:val="0"/>
+          <w:i w:val="0"/>
+          <w:iCs w:val="0"/>
+          <w:smallCaps w:val="0"/>
+          <w:strike w:val="0"/>
+          <w:color w:val="1F2937"/>
           <w:sz w:val="20"/>
           <w:szCs w:val="20"/>
           <w:u w:val="none"/>
@@ -6609,6 +6792,8 @@
       </w:pPr>
       <w:r>
         <w:rPr>
+          <w:rFonts w:ascii="Calibri" w:hAnsi="Calibri" w:eastAsia="Calibri" w:cs="Calibri"/>
+          <w:sz w:val="20"/>
           <w:rtl w:val="0"/>
         </w:rPr>
       </w:r>
@@ -6628,9 +6813,11 @@
       </w:pPr>
       <w:r>
         <w:rPr>
-          <w:b w:val="1"/>
+          <w:rFonts w:ascii="Calibri" w:hAnsi="Calibri" w:eastAsia="Calibri" w:cs="Calibri"/>
+          <w:b/>
           <w:bCs w:val="1"/>
-          <w:sz w:val="20"/>
+          <w:color w:val="E87722"/>
+          <w:sz w:val="24"/>
           <w:szCs w:val="20"/>
           <w:u w:val="single"/>
           <w:rtl w:val="0"/>
@@ -6673,14 +6860,14 @@
       </w:pPr>
       <w:r>
         <w:rPr>
-          <w:rFonts w:ascii="Times New Roman" w:cs="Times New Roman" w:eastAsia="Times New Roman" w:hAnsi="Times New Roman"/>
-          <w:b w:val="0"/>
-          <w:bCs w:val="0"/>
-          <w:i w:val="0"/>
-          <w:iCs w:val="0"/>
-          <w:smallCaps w:val="0"/>
-          <w:strike w:val="0"/>
-          <w:color w:val="000000"/>
+          <w:rFonts w:ascii="Calibri" w:cs="Calibri" w:eastAsia="Calibri" w:hAnsi="Calibri"/>
+          <w:b w:val="0"/>
+          <w:bCs w:val="0"/>
+          <w:i w:val="0"/>
+          <w:iCs w:val="0"/>
+          <w:smallCaps w:val="0"/>
+          <w:strike w:val="0"/>
+          <w:color w:val="1F2937"/>
           <w:sz w:val="20"/>
           <w:szCs w:val="20"/>
           <w:u w:val="none"/>
@@ -6702,6 +6889,8 @@
       </w:pPr>
       <w:r>
         <w:rPr>
+          <w:rFonts w:ascii="Calibri" w:hAnsi="Calibri" w:eastAsia="Calibri" w:cs="Calibri"/>
+          <w:sz w:val="20"/>
           <w:rtl w:val="0"/>
         </w:rPr>
       </w:r>
@@ -6721,9 +6910,11 @@
       </w:pPr>
       <w:r>
         <w:rPr>
-          <w:b w:val="1"/>
+          <w:rFonts w:ascii="Calibri" w:hAnsi="Calibri" w:eastAsia="Calibri" w:cs="Calibri"/>
+          <w:b/>
           <w:bCs w:val="1"/>
-          <w:sz w:val="20"/>
+          <w:color w:val="E87722"/>
+          <w:sz w:val="24"/>
           <w:szCs w:val="20"/>
           <w:u w:val="single"/>
           <w:rtl w:val="0"/>
@@ -6766,14 +6957,14 @@
       </w:pPr>
       <w:r>
         <w:rPr>
-          <w:rFonts w:ascii="Times New Roman" w:cs="Times New Roman" w:eastAsia="Times New Roman" w:hAnsi="Times New Roman"/>
-          <w:b w:val="0"/>
-          <w:bCs w:val="0"/>
-          <w:i w:val="0"/>
-          <w:iCs w:val="0"/>
-          <w:smallCaps w:val="0"/>
-          <w:strike w:val="0"/>
-          <w:color w:val="000000"/>
+          <w:rFonts w:ascii="Calibri" w:cs="Calibri" w:eastAsia="Calibri" w:hAnsi="Calibri"/>
+          <w:b w:val="0"/>
+          <w:bCs w:val="0"/>
+          <w:i w:val="0"/>
+          <w:iCs w:val="0"/>
+          <w:smallCaps w:val="0"/>
+          <w:strike w:val="0"/>
+          <w:color w:val="1F2937"/>
           <w:sz w:val="20"/>
           <w:szCs w:val="20"/>
           <w:u w:val="none"/>
@@ -6795,6 +6986,8 @@
       </w:pPr>
       <w:r>
         <w:rPr>
+          <w:rFonts w:ascii="Calibri" w:hAnsi="Calibri" w:eastAsia="Calibri" w:cs="Calibri"/>
+          <w:sz w:val="20"/>
           <w:rtl w:val="0"/>
         </w:rPr>
       </w:r>
@@ -6814,28 +7007,31 @@
       </w:pPr>
       <w:r>
         <w:rPr>
+          <w:rFonts w:ascii="Calibri" w:hAnsi="Calibri" w:eastAsia="Calibri" w:cs="Calibri"/>
+          <w:b/>
+          <w:bCs w:val="1"/>
+          <w:color w:val="E87722"/>
+          <w:sz w:val="24"/>
+          <w:szCs w:val="20"/>
+          <w:u w:val="single"/>
+          <w:rtl w:val="0"/>
+        </w:rPr>
+        <w:t xml:space="preserve">FURNACE TEMPERATURE CONTROL SYSTEM</w:t>
+      </w:r>
+    </w:p>
+    <w:p>
+      <w:pPr>
+        <w:ind w:firstLine="720"/>
+        <w:rPr>
           <w:b w:val="1"/>
           <w:bCs w:val="1"/>
           <w:sz w:val="20"/>
           <w:szCs w:val="20"/>
-          <w:u w:val="single"/>
-          <w:rtl w:val="0"/>
-        </w:rPr>
-        <w:t xml:space="preserve">FURNACE TEMPERATURE CONTROL SYSTEM</w:t>
-      </w:r>
-    </w:p>
-    <w:p>
-      <w:pPr>
-        <w:ind w:firstLine="720"/>
-        <w:rPr>
-          <w:b w:val="1"/>
-          <w:bCs w:val="1"/>
-          <w:sz w:val="20"/>
-          <w:szCs w:val="20"/>
-        </w:rPr>
-      </w:pPr>
-      <w:r>
-        <w:rPr>
+        </w:rPr>
+      </w:pPr>
+      <w:r>
+        <w:rPr>
+          <w:rFonts w:ascii="Calibri" w:hAnsi="Calibri" w:eastAsia="Calibri" w:cs="Calibri"/>
           <w:b w:val="1"/>
           <w:bCs w:val="1"/>
           <w:sz w:val="20"/>
@@ -6880,6 +7076,8 @@
       </w:pPr>
       <w:r>
         <w:rPr>
+          <w:rFonts w:ascii="Calibri" w:hAnsi="Calibri" w:eastAsia="Calibri" w:cs="Calibri"/>
+          <w:sz w:val="20"/>
           <w:rtl w:val="0"/>
         </w:rPr>
       </w:r>
@@ -6899,9 +7097,11 @@
       </w:pPr>
       <w:r>
         <w:rPr>
-          <w:b w:val="1"/>
+          <w:rFonts w:ascii="Calibri" w:hAnsi="Calibri" w:eastAsia="Calibri" w:cs="Calibri"/>
+          <w:b/>
           <w:bCs w:val="1"/>
-          <w:sz w:val="20"/>
+          <w:color w:val="E87722"/>
+          <w:sz w:val="24"/>
           <w:szCs w:val="20"/>
           <w:u w:val="single"/>
           <w:rtl w:val="0"/>
@@ -6944,14 +7144,14 @@
       </w:pPr>
       <w:r>
         <w:rPr>
-          <w:rFonts w:ascii="Times New Roman" w:cs="Times New Roman" w:eastAsia="Times New Roman" w:hAnsi="Times New Roman"/>
-          <w:b w:val="0"/>
-          <w:bCs w:val="0"/>
-          <w:i w:val="0"/>
-          <w:iCs w:val="0"/>
-          <w:smallCaps w:val="0"/>
-          <w:strike w:val="0"/>
-          <w:color w:val="000000"/>
+          <w:rFonts w:ascii="Calibri" w:cs="Calibri" w:eastAsia="Calibri" w:hAnsi="Calibri"/>
+          <w:b w:val="0"/>
+          <w:bCs w:val="0"/>
+          <w:i w:val="0"/>
+          <w:iCs w:val="0"/>
+          <w:smallCaps w:val="0"/>
+          <w:strike w:val="0"/>
+          <w:color w:val="1F2937"/>
           <w:sz w:val="20"/>
           <w:szCs w:val="20"/>
           <w:u w:val="none"/>
@@ -7000,14 +7200,14 @@
       </w:pPr>
       <w:r>
         <w:rPr>
-          <w:rFonts w:ascii="Times New Roman" w:cs="Times New Roman" w:eastAsia="Times New Roman" w:hAnsi="Times New Roman"/>
-          <w:b w:val="0"/>
-          <w:bCs w:val="0"/>
-          <w:i w:val="0"/>
-          <w:iCs w:val="0"/>
-          <w:smallCaps w:val="0"/>
-          <w:strike w:val="0"/>
-          <w:color w:val="000000"/>
+          <w:rFonts w:ascii="Calibri" w:cs="Calibri" w:eastAsia="Calibri" w:hAnsi="Calibri"/>
+          <w:b w:val="0"/>
+          <w:bCs w:val="0"/>
+          <w:i w:val="0"/>
+          <w:iCs w:val="0"/>
+          <w:smallCaps w:val="0"/>
+          <w:strike w:val="0"/>
+          <w:color w:val="1F2937"/>
           <w:sz w:val="20"/>
           <w:szCs w:val="20"/>
           <w:u w:val="none"/>
@@ -7019,6 +7219,7 @@
       </w:r>
       <w:r>
         <w:rPr>
+          <w:rFonts w:ascii="Calibri" w:hAnsi="Calibri" w:eastAsia="Calibri" w:cs="Calibri"/>
           <w:sz w:val="20"/>
           <w:szCs w:val="20"/>
           <w:rtl w:val="0"/>
@@ -7027,14 +7228,14 @@
       </w:r>
       <w:r>
         <w:rPr>
-          <w:rFonts w:ascii="Times New Roman" w:cs="Times New Roman" w:eastAsia="Times New Roman" w:hAnsi="Times New Roman"/>
-          <w:b w:val="0"/>
-          <w:bCs w:val="0"/>
-          <w:i w:val="0"/>
-          <w:iCs w:val="0"/>
-          <w:smallCaps w:val="0"/>
-          <w:strike w:val="0"/>
-          <w:color w:val="000000"/>
+          <w:rFonts w:ascii="Calibri" w:cs="Calibri" w:eastAsia="Calibri" w:hAnsi="Calibri"/>
+          <w:b w:val="0"/>
+          <w:bCs w:val="0"/>
+          <w:i w:val="0"/>
+          <w:iCs w:val="0"/>
+          <w:smallCaps w:val="0"/>
+          <w:strike w:val="0"/>
+          <w:color w:val="1F2937"/>
           <w:sz w:val="20"/>
           <w:szCs w:val="20"/>
           <w:u w:val="none"/>
@@ -7060,6 +7261,7 @@
       </w:pPr>
       <w:r>
         <w:rPr>
+          <w:rFonts w:ascii="Calibri" w:hAnsi="Calibri" w:eastAsia="Calibri" w:cs="Calibri"/>
           <w:sz w:val="20"/>
           <w:szCs w:val="20"/>
           <w:rtl w:val="0"/>
@@ -7107,14 +7309,14 @@
       </w:pPr>
       <w:r>
         <w:rPr>
-          <w:rFonts w:ascii="Times New Roman" w:cs="Times New Roman" w:eastAsia="Times New Roman" w:hAnsi="Times New Roman"/>
-          <w:b w:val="0"/>
-          <w:bCs w:val="0"/>
-          <w:i w:val="0"/>
-          <w:iCs w:val="0"/>
-          <w:smallCaps w:val="0"/>
-          <w:strike w:val="0"/>
-          <w:color w:val="000000"/>
+          <w:rFonts w:ascii="Calibri" w:cs="Calibri" w:eastAsia="Calibri" w:hAnsi="Calibri"/>
+          <w:b w:val="0"/>
+          <w:bCs w:val="0"/>
+          <w:i w:val="0"/>
+          <w:iCs w:val="0"/>
+          <w:smallCaps w:val="0"/>
+          <w:strike w:val="0"/>
+          <w:color w:val="1F2937"/>
           <w:sz w:val="20"/>
           <w:szCs w:val="20"/>
           <w:u w:val="none"/>
@@ -7126,6 +7328,7 @@
       </w:r>
       <w:r>
         <w:rPr>
+          <w:rFonts w:ascii="Calibri" w:hAnsi="Calibri" w:eastAsia="Calibri" w:cs="Calibri"/>
           <w:sz w:val="20"/>
           <w:szCs w:val="20"/>
           <w:rtl w:val="0"/>
@@ -7134,14 +7337,14 @@
       </w:r>
       <w:r>
         <w:rPr>
-          <w:rFonts w:ascii="Times New Roman" w:cs="Times New Roman" w:eastAsia="Times New Roman" w:hAnsi="Times New Roman"/>
-          <w:b w:val="0"/>
-          <w:bCs w:val="0"/>
-          <w:i w:val="0"/>
-          <w:iCs w:val="0"/>
-          <w:smallCaps w:val="0"/>
-          <w:strike w:val="0"/>
-          <w:color w:val="000000"/>
+          <w:rFonts w:ascii="Calibri" w:cs="Calibri" w:eastAsia="Calibri" w:hAnsi="Calibri"/>
+          <w:b w:val="0"/>
+          <w:bCs w:val="0"/>
+          <w:i w:val="0"/>
+          <w:iCs w:val="0"/>
+          <w:smallCaps w:val="0"/>
+          <w:strike w:val="0"/>
+          <w:color w:val="1F2937"/>
           <w:sz w:val="20"/>
           <w:szCs w:val="20"/>
           <w:u w:val="none"/>
@@ -7167,6 +7370,7 @@
       </w:pPr>
       <w:r>
         <w:rPr>
+          <w:rFonts w:ascii="Calibri" w:hAnsi="Calibri" w:eastAsia="Calibri" w:cs="Calibri"/>
           <w:sz w:val="20"/>
           <w:szCs w:val="20"/>
           <w:rtl w:val="0"/>
@@ -7214,14 +7418,14 @@
       </w:pPr>
       <w:r>
         <w:rPr>
-          <w:rFonts w:ascii="Times New Roman" w:cs="Times New Roman" w:eastAsia="Times New Roman" w:hAnsi="Times New Roman"/>
-          <w:b w:val="0"/>
-          <w:bCs w:val="0"/>
-          <w:i w:val="0"/>
-          <w:iCs w:val="0"/>
-          <w:smallCaps w:val="0"/>
-          <w:strike w:val="0"/>
-          <w:color w:val="000000"/>
+          <w:rFonts w:ascii="Calibri" w:cs="Calibri" w:eastAsia="Calibri" w:hAnsi="Calibri"/>
+          <w:b w:val="0"/>
+          <w:bCs w:val="0"/>
+          <w:i w:val="0"/>
+          <w:iCs w:val="0"/>
+          <w:smallCaps w:val="0"/>
+          <w:strike w:val="0"/>
+          <w:color w:val="1F2937"/>
           <w:sz w:val="20"/>
           <w:szCs w:val="20"/>
           <w:u w:val="none"/>
@@ -7233,6 +7437,7 @@
       </w:r>
       <w:r>
         <w:rPr>
+          <w:rFonts w:ascii="Calibri" w:hAnsi="Calibri" w:eastAsia="Calibri" w:cs="Calibri"/>
           <w:sz w:val="20"/>
           <w:szCs w:val="20"/>
           <w:rtl w:val="0"/>
@@ -7241,14 +7446,14 @@
       </w:r>
       <w:r>
         <w:rPr>
-          <w:rFonts w:ascii="Times New Roman" w:cs="Times New Roman" w:eastAsia="Times New Roman" w:hAnsi="Times New Roman"/>
-          <w:b w:val="0"/>
-          <w:bCs w:val="0"/>
-          <w:i w:val="0"/>
-          <w:iCs w:val="0"/>
-          <w:smallCaps w:val="0"/>
-          <w:strike w:val="0"/>
-          <w:color w:val="000000"/>
+          <w:rFonts w:ascii="Calibri" w:cs="Calibri" w:eastAsia="Calibri" w:hAnsi="Calibri"/>
+          <w:b w:val="0"/>
+          <w:bCs w:val="0"/>
+          <w:i w:val="0"/>
+          <w:iCs w:val="0"/>
+          <w:smallCaps w:val="0"/>
+          <w:strike w:val="0"/>
+          <w:color w:val="1F2937"/>
           <w:sz w:val="20"/>
           <w:szCs w:val="20"/>
           <w:u w:val="none"/>
@@ -7262,6 +7467,7 @@
       </w:r>
       <w:r>
         <w:rPr>
+          <w:rFonts w:ascii="Calibri" w:hAnsi="Calibri" w:eastAsia="Calibri" w:cs="Calibri"/>
           <w:sz w:val="20"/>
           <w:szCs w:val="20"/>
           <w:rtl w:val="0"/>
@@ -7270,6 +7476,8 @@
       </w:r>
       <w:r>
         <w:rPr>
+          <w:rFonts w:ascii="Calibri" w:hAnsi="Calibri" w:eastAsia="Calibri" w:cs="Calibri"/>
+          <w:sz w:val="20"/>
           <w:rtl w:val="0"/>
         </w:rPr>
       </w:r>
@@ -7309,14 +7517,14 @@
       </w:pPr>
       <w:r>
         <w:rPr>
-          <w:rFonts w:ascii="Times New Roman" w:cs="Times New Roman" w:eastAsia="Times New Roman" w:hAnsi="Times New Roman"/>
-          <w:b w:val="0"/>
-          <w:bCs w:val="0"/>
-          <w:i w:val="0"/>
-          <w:iCs w:val="0"/>
-          <w:smallCaps w:val="0"/>
-          <w:strike w:val="0"/>
-          <w:color w:val="000000"/>
+          <w:rFonts w:ascii="Calibri" w:cs="Calibri" w:eastAsia="Calibri" w:hAnsi="Calibri"/>
+          <w:b w:val="0"/>
+          <w:bCs w:val="0"/>
+          <w:i w:val="0"/>
+          <w:iCs w:val="0"/>
+          <w:smallCaps w:val="0"/>
+          <w:strike w:val="0"/>
+          <w:color w:val="1F2937"/>
           <w:sz w:val="20"/>
           <w:szCs w:val="20"/>
           <w:u w:val="none"/>
@@ -7368,14 +7576,14 @@
       </w:pPr>
       <w:r>
         <w:rPr>
-          <w:rFonts w:ascii="Times New Roman" w:cs="Times New Roman" w:eastAsia="Times New Roman" w:hAnsi="Times New Roman"/>
+          <w:rFonts w:ascii="Calibri" w:cs="Calibri" w:eastAsia="Calibri" w:hAnsi="Calibri"/>
           <w:b w:val="1"/>
           <w:bCs w:val="1"/>
           <w:i w:val="0"/>
           <w:iCs w:val="0"/>
           <w:smallCaps w:val="0"/>
           <w:strike w:val="0"/>
-          <w:color w:val="000000"/>
+          <w:color w:val="1F2937"/>
           <w:sz w:val="20"/>
           <w:szCs w:val="20"/>
           <w:u w:val="none"/>
@@ -7427,14 +7635,14 @@
       </w:pPr>
       <w:r>
         <w:rPr>
-          <w:rFonts w:ascii="Times New Roman" w:cs="Times New Roman" w:eastAsia="Times New Roman" w:hAnsi="Times New Roman"/>
-          <w:b w:val="0"/>
-          <w:bCs w:val="0"/>
-          <w:i w:val="0"/>
-          <w:iCs w:val="0"/>
-          <w:smallCaps w:val="0"/>
-          <w:strike w:val="0"/>
-          <w:color w:val="000000"/>
+          <w:rFonts w:ascii="Calibri" w:cs="Calibri" w:eastAsia="Calibri" w:hAnsi="Calibri"/>
+          <w:b w:val="0"/>
+          <w:bCs w:val="0"/>
+          <w:i w:val="0"/>
+          <w:iCs w:val="0"/>
+          <w:smallCaps w:val="0"/>
+          <w:strike w:val="0"/>
+          <w:color w:val="1F2937"/>
           <w:sz w:val="20"/>
           <w:szCs w:val="20"/>
           <w:u w:val="none"/>
@@ -7486,14 +7694,14 @@
       </w:pPr>
       <w:r>
         <w:rPr>
-          <w:rFonts w:ascii="Times New Roman" w:cs="Times New Roman" w:eastAsia="Times New Roman" w:hAnsi="Times New Roman"/>
-          <w:b w:val="0"/>
-          <w:bCs w:val="0"/>
-          <w:i w:val="0"/>
-          <w:iCs w:val="0"/>
-          <w:smallCaps w:val="0"/>
-          <w:strike w:val="0"/>
-          <w:color w:val="000000"/>
+          <w:rFonts w:ascii="Calibri" w:cs="Calibri" w:eastAsia="Calibri" w:hAnsi="Calibri"/>
+          <w:b w:val="0"/>
+          <w:bCs w:val="0"/>
+          <w:i w:val="0"/>
+          <w:iCs w:val="0"/>
+          <w:smallCaps w:val="0"/>
+          <w:strike w:val="0"/>
+          <w:color w:val="1F2937"/>
           <w:sz w:val="20"/>
           <w:szCs w:val="20"/>
           <w:u w:val="none"/>
@@ -7545,6 +7753,7 @@
       </w:pPr>
       <w:r>
         <w:rPr>
+          <w:rFonts w:ascii="Calibri" w:hAnsi="Calibri" w:eastAsia="Calibri" w:cs="Calibri"/>
           <w:sz w:val="20"/>
           <w:szCs w:val="20"/>
           <w:rtl w:val="0"/>
@@ -7553,14 +7762,14 @@
       </w:r>
       <w:r>
         <w:rPr>
-          <w:rFonts w:ascii="Times New Roman" w:cs="Times New Roman" w:eastAsia="Times New Roman" w:hAnsi="Times New Roman"/>
-          <w:b w:val="0"/>
-          <w:bCs w:val="0"/>
-          <w:i w:val="0"/>
-          <w:iCs w:val="0"/>
-          <w:smallCaps w:val="0"/>
-          <w:strike w:val="0"/>
-          <w:color w:val="000000"/>
+          <w:rFonts w:ascii="Calibri" w:cs="Calibri" w:eastAsia="Calibri" w:hAnsi="Calibri"/>
+          <w:b w:val="0"/>
+          <w:bCs w:val="0"/>
+          <w:i w:val="0"/>
+          <w:iCs w:val="0"/>
+          <w:smallCaps w:val="0"/>
+          <w:strike w:val="0"/>
+          <w:color w:val="1F2937"/>
           <w:sz w:val="20"/>
           <w:szCs w:val="20"/>
           <w:u w:val="none"/>
@@ -7612,14 +7821,14 @@
       </w:pPr>
       <w:r>
         <w:rPr>
-          <w:rFonts w:ascii="Times New Roman" w:cs="Times New Roman" w:eastAsia="Times New Roman" w:hAnsi="Times New Roman"/>
+          <w:rFonts w:ascii="Calibri" w:cs="Calibri" w:eastAsia="Calibri" w:hAnsi="Calibri"/>
           <w:b w:val="1"/>
           <w:bCs w:val="1"/>
           <w:i w:val="0"/>
           <w:iCs w:val="0"/>
           <w:smallCaps w:val="0"/>
           <w:strike w:val="0"/>
-          <w:color w:val="000000"/>
+          <w:color w:val="1F2937"/>
           <w:sz w:val="20"/>
           <w:szCs w:val="20"/>
           <w:u w:val="none"/>
@@ -7671,14 +7880,14 @@
       </w:pPr>
       <w:r>
         <w:rPr>
-          <w:rFonts w:ascii="Times New Roman" w:cs="Times New Roman" w:eastAsia="Times New Roman" w:hAnsi="Times New Roman"/>
-          <w:b w:val="0"/>
-          <w:bCs w:val="0"/>
-          <w:i w:val="0"/>
-          <w:iCs w:val="0"/>
-          <w:smallCaps w:val="0"/>
-          <w:strike w:val="0"/>
-          <w:color w:val="000000"/>
+          <w:rFonts w:ascii="Calibri" w:cs="Calibri" w:eastAsia="Calibri" w:hAnsi="Calibri"/>
+          <w:b w:val="0"/>
+          <w:bCs w:val="0"/>
+          <w:i w:val="0"/>
+          <w:iCs w:val="0"/>
+          <w:smallCaps w:val="0"/>
+          <w:strike w:val="0"/>
+          <w:color w:val="1F2937"/>
           <w:sz w:val="20"/>
           <w:szCs w:val="20"/>
           <w:u w:val="none"/>
@@ -7730,14 +7939,14 @@
       </w:pPr>
       <w:r>
         <w:rPr>
-          <w:rFonts w:ascii="Times New Roman" w:cs="Times New Roman" w:eastAsia="Times New Roman" w:hAnsi="Times New Roman"/>
-          <w:b w:val="0"/>
-          <w:bCs w:val="0"/>
-          <w:i w:val="0"/>
-          <w:iCs w:val="0"/>
-          <w:smallCaps w:val="0"/>
-          <w:strike w:val="0"/>
-          <w:color w:val="000000"/>
+          <w:rFonts w:ascii="Calibri" w:cs="Calibri" w:eastAsia="Calibri" w:hAnsi="Calibri"/>
+          <w:b w:val="0"/>
+          <w:bCs w:val="0"/>
+          <w:i w:val="0"/>
+          <w:iCs w:val="0"/>
+          <w:smallCaps w:val="0"/>
+          <w:strike w:val="0"/>
+          <w:color w:val="1F2937"/>
           <w:sz w:val="20"/>
           <w:szCs w:val="20"/>
           <w:u w:val="none"/>
@@ -7789,14 +7998,14 @@
       </w:pPr>
       <w:r>
         <w:rPr>
-          <w:rFonts w:ascii="Times New Roman" w:cs="Times New Roman" w:eastAsia="Times New Roman" w:hAnsi="Times New Roman"/>
-          <w:b w:val="0"/>
-          <w:bCs w:val="0"/>
-          <w:i w:val="0"/>
-          <w:iCs w:val="0"/>
-          <w:smallCaps w:val="0"/>
-          <w:strike w:val="0"/>
-          <w:color w:val="000000"/>
+          <w:rFonts w:ascii="Calibri" w:cs="Calibri" w:eastAsia="Calibri" w:hAnsi="Calibri"/>
+          <w:b w:val="0"/>
+          <w:bCs w:val="0"/>
+          <w:i w:val="0"/>
+          <w:iCs w:val="0"/>
+          <w:smallCaps w:val="0"/>
+          <w:strike w:val="0"/>
+          <w:color w:val="1F2937"/>
           <w:sz w:val="20"/>
           <w:szCs w:val="20"/>
           <w:u w:val="none"/>
@@ -7808,6 +8017,7 @@
       </w:r>
       <w:r>
         <w:rPr>
+          <w:rFonts w:ascii="Calibri" w:hAnsi="Calibri" w:eastAsia="Calibri" w:cs="Calibri"/>
           <w:sz w:val="20"/>
           <w:szCs w:val="20"/>
           <w:rtl w:val="0"/>
@@ -7816,14 +8026,14 @@
       </w:r>
       <w:r>
         <w:rPr>
-          <w:rFonts w:ascii="Times New Roman" w:cs="Times New Roman" w:eastAsia="Times New Roman" w:hAnsi="Times New Roman"/>
-          <w:b w:val="0"/>
-          <w:bCs w:val="0"/>
-          <w:i w:val="0"/>
-          <w:iCs w:val="0"/>
-          <w:smallCaps w:val="0"/>
-          <w:strike w:val="0"/>
-          <w:color w:val="000000"/>
+          <w:rFonts w:ascii="Calibri" w:cs="Calibri" w:eastAsia="Calibri" w:hAnsi="Calibri"/>
+          <w:b w:val="0"/>
+          <w:bCs w:val="0"/>
+          <w:i w:val="0"/>
+          <w:iCs w:val="0"/>
+          <w:smallCaps w:val="0"/>
+          <w:strike w:val="0"/>
+          <w:color w:val="1F2937"/>
           <w:sz w:val="20"/>
           <w:szCs w:val="20"/>
           <w:u w:val="none"/>
@@ -7872,6 +8082,8 @@
       </w:pPr>
       <w:r>
         <w:rPr>
+          <w:rFonts w:ascii="Calibri" w:hAnsi="Calibri" w:eastAsia="Calibri" w:cs="Calibri"/>
+          <w:sz w:val="20"/>
           <w:rtl w:val="0"/>
         </w:rPr>
       </w:r>
@@ -7891,9 +8103,11 @@
       </w:pPr>
       <w:r>
         <w:rPr>
-          <w:b w:val="1"/>
+          <w:rFonts w:ascii="Calibri" w:hAnsi="Calibri" w:eastAsia="Calibri" w:cs="Calibri"/>
+          <w:b/>
           <w:bCs w:val="1"/>
-          <w:sz w:val="20"/>
+          <w:color w:val="E87722"/>
+          <w:sz w:val="24"/>
           <w:szCs w:val="20"/>
           <w:u w:val="single"/>
           <w:rtl w:val="0"/>
@@ -7936,14 +8150,14 @@
       </w:pPr>
       <w:r>
         <w:rPr>
-          <w:rFonts w:ascii="Times New Roman" w:cs="Times New Roman" w:eastAsia="Times New Roman" w:hAnsi="Times New Roman"/>
-          <w:b w:val="0"/>
-          <w:bCs w:val="0"/>
-          <w:i w:val="0"/>
-          <w:iCs w:val="0"/>
-          <w:smallCaps w:val="0"/>
-          <w:strike w:val="0"/>
-          <w:color w:val="000000"/>
+          <w:rFonts w:ascii="Calibri" w:cs="Calibri" w:eastAsia="Calibri" w:hAnsi="Calibri"/>
+          <w:b w:val="0"/>
+          <w:bCs w:val="0"/>
+          <w:i w:val="0"/>
+          <w:iCs w:val="0"/>
+          <w:smallCaps w:val="0"/>
+          <w:strike w:val="0"/>
+          <w:color w:val="1F2937"/>
           <w:sz w:val="20"/>
           <w:szCs w:val="20"/>
           <w:u w:val="none"/>
@@ -7989,14 +8203,14 @@
       </w:pPr>
       <w:r>
         <w:rPr>
-          <w:rFonts w:ascii="Times New Roman" w:cs="Times New Roman" w:eastAsia="Times New Roman" w:hAnsi="Times New Roman"/>
-          <w:b w:val="0"/>
-          <w:bCs w:val="0"/>
-          <w:i w:val="0"/>
-          <w:iCs w:val="0"/>
-          <w:smallCaps w:val="0"/>
-          <w:strike w:val="0"/>
-          <w:color w:val="000000"/>
+          <w:rFonts w:ascii="Calibri" w:cs="Calibri" w:eastAsia="Calibri" w:hAnsi="Calibri"/>
+          <w:b w:val="0"/>
+          <w:bCs w:val="0"/>
+          <w:i w:val="0"/>
+          <w:iCs w:val="0"/>
+          <w:smallCaps w:val="0"/>
+          <w:strike w:val="0"/>
+          <w:color w:val="1F2937"/>
           <w:sz w:val="20"/>
           <w:szCs w:val="20"/>
           <w:u w:val="none"/>
@@ -8035,14 +8249,14 @@
       </w:pPr>
       <w:r>
         <w:rPr>
-          <w:rFonts w:ascii="Times New Roman" w:cs="Times New Roman" w:eastAsia="Times New Roman" w:hAnsi="Times New Roman"/>
-          <w:b w:val="0"/>
-          <w:bCs w:val="0"/>
-          <w:i w:val="0"/>
-          <w:iCs w:val="0"/>
-          <w:smallCaps w:val="0"/>
-          <w:strike w:val="0"/>
-          <w:color w:val="000000"/>
+          <w:rFonts w:ascii="Calibri" w:cs="Calibri" w:eastAsia="Calibri" w:hAnsi="Calibri"/>
+          <w:b w:val="0"/>
+          <w:bCs w:val="0"/>
+          <w:i w:val="0"/>
+          <w:iCs w:val="0"/>
+          <w:smallCaps w:val="0"/>
+          <w:strike w:val="0"/>
+          <w:color w:val="1F2937"/>
           <w:sz w:val="20"/>
           <w:szCs w:val="20"/>
           <w:u w:val="none"/>
@@ -8054,6 +8268,7 @@
       </w:r>
       <w:r>
         <w:rPr>
+          <w:rFonts w:ascii="Calibri" w:hAnsi="Calibri" w:eastAsia="Calibri" w:cs="Calibri"/>
           <w:sz w:val="20"/>
           <w:szCs w:val="20"/>
           <w:rtl w:val="0"/>
@@ -8089,6 +8304,7 @@
       </w:pPr>
       <w:r>
         <w:rPr>
+          <w:rFonts w:ascii="Calibri" w:hAnsi="Calibri" w:eastAsia="Calibri" w:cs="Calibri"/>
           <w:sz w:val="20"/>
           <w:szCs w:val="20"/>
           <w:rtl w:val="0"/>
@@ -8097,14 +8313,14 @@
       </w:r>
       <w:r>
         <w:rPr>
-          <w:rFonts w:ascii="Times New Roman" w:cs="Times New Roman" w:eastAsia="Times New Roman" w:hAnsi="Times New Roman"/>
-          <w:b w:val="0"/>
-          <w:bCs w:val="0"/>
-          <w:i w:val="0"/>
-          <w:iCs w:val="0"/>
-          <w:smallCaps w:val="0"/>
-          <w:strike w:val="0"/>
-          <w:color w:val="000000"/>
+          <w:rFonts w:ascii="Calibri" w:cs="Calibri" w:eastAsia="Calibri" w:hAnsi="Calibri"/>
+          <w:b w:val="0"/>
+          <w:bCs w:val="0"/>
+          <w:i w:val="0"/>
+          <w:iCs w:val="0"/>
+          <w:smallCaps w:val="0"/>
+          <w:strike w:val="0"/>
+          <w:color w:val="1F2937"/>
           <w:sz w:val="20"/>
           <w:szCs w:val="20"/>
           <w:u w:val="none"/>
@@ -8153,6 +8369,7 @@
       </w:pPr>
       <w:r>
         <w:rPr>
+          <w:rFonts w:ascii="Calibri" w:hAnsi="Calibri" w:eastAsia="Calibri" w:cs="Calibri"/>
           <w:sz w:val="20"/>
           <w:szCs w:val="20"/>
           <w:rtl w:val="0"/>
@@ -8161,14 +8378,14 @@
       </w:r>
       <w:r>
         <w:rPr>
-          <w:rFonts w:ascii="Times New Roman" w:cs="Times New Roman" w:eastAsia="Times New Roman" w:hAnsi="Times New Roman"/>
-          <w:b w:val="0"/>
-          <w:bCs w:val="0"/>
-          <w:i w:val="0"/>
-          <w:iCs w:val="0"/>
-          <w:smallCaps w:val="0"/>
-          <w:strike w:val="0"/>
-          <w:color w:val="000000"/>
+          <w:rFonts w:ascii="Calibri" w:cs="Calibri" w:eastAsia="Calibri" w:hAnsi="Calibri"/>
+          <w:b w:val="0"/>
+          <w:bCs w:val="0"/>
+          <w:i w:val="0"/>
+          <w:iCs w:val="0"/>
+          <w:smallCaps w:val="0"/>
+          <w:strike w:val="0"/>
+          <w:color w:val="1F2937"/>
           <w:sz w:val="20"/>
           <w:szCs w:val="20"/>
           <w:u w:val="none"/>
@@ -8180,14 +8397,14 @@
       </w:r>
       <w:r>
         <w:rPr>
-          <w:rFonts w:ascii="Times New Roman" w:cs="Times New Roman" w:eastAsia="Times New Roman" w:hAnsi="Times New Roman"/>
+          <w:rFonts w:ascii="Calibri" w:cs="Calibri" w:eastAsia="Calibri" w:hAnsi="Calibri"/>
           <w:b w:val="1"/>
           <w:bCs w:val="1"/>
           <w:i w:val="0"/>
           <w:iCs w:val="0"/>
           <w:smallCaps w:val="0"/>
           <w:strike w:val="0"/>
-          <w:color w:val="000000"/>
+          <w:color w:val="1F2937"/>
           <w:sz w:val="20"/>
           <w:szCs w:val="20"/>
           <w:u w:val="none"/>
@@ -8226,6 +8443,7 @@
       </w:pPr>
       <w:r>
         <w:rPr>
+          <w:rFonts w:ascii="Calibri" w:hAnsi="Calibri" w:eastAsia="Calibri" w:cs="Calibri"/>
           <w:sz w:val="20"/>
           <w:szCs w:val="20"/>
           <w:rtl w:val="0"/>
@@ -8261,6 +8479,7 @@
       </w:pPr>
       <w:r>
         <w:rPr>
+          <w:rFonts w:ascii="Calibri" w:hAnsi="Calibri" w:eastAsia="Calibri" w:cs="Calibri"/>
           <w:sz w:val="20"/>
           <w:szCs w:val="20"/>
           <w:rtl w:val="0"/>
@@ -8296,6 +8515,7 @@
       </w:pPr>
       <w:r>
         <w:rPr>
+          <w:rFonts w:ascii="Calibri" w:hAnsi="Calibri" w:eastAsia="Calibri" w:cs="Calibri"/>
           <w:sz w:val="20"/>
           <w:szCs w:val="20"/>
           <w:rtl w:val="0"/>
@@ -8331,6 +8551,7 @@
       </w:pPr>
       <w:r>
         <w:rPr>
+          <w:rFonts w:ascii="Calibri" w:hAnsi="Calibri" w:eastAsia="Calibri" w:cs="Calibri"/>
           <w:sz w:val="20"/>
           <w:szCs w:val="20"/>
           <w:rtl w:val="0"/>
@@ -8373,6 +8594,8 @@
       </w:pPr>
       <w:r>
         <w:rPr>
+          <w:rFonts w:ascii="Calibri" w:hAnsi="Calibri" w:eastAsia="Calibri" w:cs="Calibri"/>
+          <w:sz w:val="20"/>
           <w:rtl w:val="0"/>
         </w:rPr>
       </w:r>
@@ -8392,9 +8615,11 @@
       </w:pPr>
       <w:r>
         <w:rPr>
-          <w:b w:val="1"/>
+          <w:rFonts w:ascii="Calibri" w:hAnsi="Calibri" w:eastAsia="Calibri" w:cs="Calibri"/>
+          <w:b/>
           <w:bCs w:val="1"/>
-          <w:sz w:val="20"/>
+          <w:color w:val="E87722"/>
+          <w:sz w:val="24"/>
           <w:szCs w:val="20"/>
           <w:u w:val="single"/>
           <w:rtl w:val="0"/>
@@ -8437,14 +8662,14 @@
       </w:pPr>
       <w:r>
         <w:rPr>
-          <w:rFonts w:ascii="Times New Roman" w:cs="Times New Roman" w:eastAsia="Times New Roman" w:hAnsi="Times New Roman"/>
-          <w:b w:val="0"/>
-          <w:bCs w:val="0"/>
-          <w:i w:val="0"/>
-          <w:iCs w:val="0"/>
-          <w:smallCaps w:val="0"/>
-          <w:strike w:val="0"/>
-          <w:color w:val="000000"/>
+          <w:rFonts w:ascii="Calibri" w:cs="Calibri" w:eastAsia="Calibri" w:hAnsi="Calibri"/>
+          <w:b w:val="0"/>
+          <w:bCs w:val="0"/>
+          <w:i w:val="0"/>
+          <w:iCs w:val="0"/>
+          <w:smallCaps w:val="0"/>
+          <w:strike w:val="0"/>
+          <w:color w:val="1F2937"/>
           <w:sz w:val="20"/>
           <w:szCs w:val="20"/>
           <w:u w:val="none"/>
@@ -8490,6 +8715,8 @@
       </w:pPr>
       <w:r>
         <w:rPr>
+          <w:rFonts w:ascii="Calibri" w:hAnsi="Calibri" w:eastAsia="Calibri" w:cs="Calibri"/>
+          <w:sz w:val="20"/>
           <w:rtl w:val="0"/>
         </w:rPr>
       </w:r>
@@ -8509,9 +8736,11 @@
       </w:pPr>
       <w:r>
         <w:rPr>
-          <w:b w:val="1"/>
+          <w:rFonts w:ascii="Calibri" w:hAnsi="Calibri" w:eastAsia="Calibri" w:cs="Calibri"/>
+          <w:b/>
           <w:bCs w:val="1"/>
-          <w:sz w:val="20"/>
+          <w:color w:val="E87722"/>
+          <w:sz w:val="24"/>
           <w:szCs w:val="20"/>
           <w:u w:val="single"/>
           <w:rtl w:val="0"/>
@@ -8554,14 +8783,14 @@
       </w:pPr>
       <w:r>
         <w:rPr>
-          <w:rFonts w:ascii="Times New Roman" w:cs="Times New Roman" w:eastAsia="Times New Roman" w:hAnsi="Times New Roman"/>
-          <w:b w:val="0"/>
-          <w:bCs w:val="0"/>
-          <w:i w:val="0"/>
-          <w:iCs w:val="0"/>
-          <w:smallCaps w:val="0"/>
-          <w:strike w:val="0"/>
-          <w:color w:val="000000"/>
+          <w:rFonts w:ascii="Calibri" w:cs="Calibri" w:eastAsia="Calibri" w:hAnsi="Calibri"/>
+          <w:b w:val="0"/>
+          <w:bCs w:val="0"/>
+          <w:i w:val="0"/>
+          <w:iCs w:val="0"/>
+          <w:smallCaps w:val="0"/>
+          <w:strike w:val="0"/>
+          <w:color w:val="1F2937"/>
           <w:sz w:val="20"/>
           <w:szCs w:val="20"/>
           <w:u w:val="none"/>
@@ -8607,14 +8836,14 @@
       </w:pPr>
       <w:r>
         <w:rPr>
-          <w:rFonts w:ascii="Times New Roman" w:cs="Times New Roman" w:eastAsia="Times New Roman" w:hAnsi="Times New Roman"/>
-          <w:b w:val="0"/>
-          <w:bCs w:val="0"/>
-          <w:i w:val="0"/>
-          <w:iCs w:val="0"/>
-          <w:smallCaps w:val="0"/>
-          <w:strike w:val="0"/>
-          <w:color w:val="000000"/>
+          <w:rFonts w:ascii="Calibri" w:cs="Calibri" w:eastAsia="Calibri" w:hAnsi="Calibri"/>
+          <w:b w:val="0"/>
+          <w:bCs w:val="0"/>
+          <w:i w:val="0"/>
+          <w:iCs w:val="0"/>
+          <w:smallCaps w:val="0"/>
+          <w:strike w:val="0"/>
+          <w:color w:val="1F2937"/>
           <w:sz w:val="20"/>
           <w:szCs w:val="20"/>
           <w:u w:val="none"/>
@@ -8653,6 +8882,7 @@
       </w:pPr>
       <w:r>
         <w:rPr>
+          <w:rFonts w:ascii="Calibri" w:hAnsi="Calibri" w:eastAsia="Calibri" w:cs="Calibri"/>
           <w:sz w:val="20"/>
           <w:szCs w:val="20"/>
           <w:rtl w:val="0"/>
@@ -8688,6 +8918,7 @@
       </w:pPr>
       <w:r>
         <w:rPr>
+          <w:rFonts w:ascii="Calibri" w:hAnsi="Calibri" w:eastAsia="Calibri" w:cs="Calibri"/>
           <w:sz w:val="20"/>
           <w:szCs w:val="20"/>
           <w:rtl w:val="0"/>
@@ -8723,6 +8954,7 @@
       </w:pPr>
       <w:r>
         <w:rPr>
+          <w:rFonts w:ascii="Calibri" w:hAnsi="Calibri" w:eastAsia="Calibri" w:cs="Calibri"/>
           <w:sz w:val="20"/>
           <w:szCs w:val="20"/>
           <w:rtl w:val="0"/>
@@ -8758,6 +8990,7 @@
       </w:pPr>
       <w:r>
         <w:rPr>
+          <w:rFonts w:ascii="Calibri" w:hAnsi="Calibri" w:eastAsia="Calibri" w:cs="Calibri"/>
           <w:sz w:val="20"/>
           <w:szCs w:val="20"/>
           <w:rtl w:val="0"/>
@@ -8780,6 +9013,8 @@
       </w:pPr>
       <w:r>
         <w:rPr>
+          <w:rFonts w:ascii="Calibri" w:hAnsi="Calibri" w:eastAsia="Calibri" w:cs="Calibri"/>
+          <w:sz w:val="20"/>
           <w:rtl w:val="0"/>
         </w:rPr>
       </w:r>
@@ -8799,9 +9034,11 @@
       </w:pPr>
       <w:r>
         <w:rPr>
-          <w:b w:val="1"/>
+          <w:rFonts w:ascii="Calibri" w:hAnsi="Calibri" w:eastAsia="Calibri" w:cs="Calibri"/>
+          <w:b/>
           <w:bCs w:val="1"/>
-          <w:sz w:val="20"/>
+          <w:color w:val="E87722"/>
+          <w:sz w:val="24"/>
           <w:szCs w:val="20"/>
           <w:u w:val="single"/>
           <w:rtl w:val="0"/>
@@ -8844,14 +9081,14 @@
       </w:pPr>
       <w:r>
         <w:rPr>
-          <w:rFonts w:ascii="Times New Roman" w:cs="Times New Roman" w:eastAsia="Times New Roman" w:hAnsi="Times New Roman"/>
-          <w:b w:val="0"/>
-          <w:bCs w:val="0"/>
-          <w:i w:val="0"/>
-          <w:iCs w:val="0"/>
-          <w:smallCaps w:val="0"/>
-          <w:strike w:val="0"/>
-          <w:color w:val="000000"/>
+          <w:rFonts w:ascii="Calibri" w:cs="Calibri" w:eastAsia="Calibri" w:hAnsi="Calibri"/>
+          <w:b w:val="0"/>
+          <w:bCs w:val="0"/>
+          <w:i w:val="0"/>
+          <w:iCs w:val="0"/>
+          <w:smallCaps w:val="0"/>
+          <w:strike w:val="0"/>
+          <w:color w:val="1F2937"/>
           <w:sz w:val="20"/>
           <w:szCs w:val="20"/>
           <w:u w:val="none"/>
@@ -8897,6 +9134,8 @@
       </w:pPr>
       <w:r>
         <w:rPr>
+          <w:rFonts w:ascii="Calibri" w:hAnsi="Calibri" w:eastAsia="Calibri" w:cs="Calibri"/>
+          <w:sz w:val="20"/>
           <w:rtl w:val="0"/>
         </w:rPr>
       </w:r>
@@ -8916,6 +9155,8 @@
       </w:pPr>
       <w:r>
         <w:rPr>
+          <w:rFonts w:ascii="Calibri" w:hAnsi="Calibri" w:eastAsia="Calibri" w:cs="Calibri"/>
+          <w:sz w:val="20"/>
           <w:rtl w:val="0"/>
         </w:rPr>
       </w:r>
@@ -8935,9 +9176,11 @@
       </w:pPr>
       <w:r>
         <w:rPr>
-          <w:b w:val="1"/>
+          <w:rFonts w:ascii="Calibri" w:hAnsi="Calibri" w:eastAsia="Calibri" w:cs="Calibri"/>
+          <w:b/>
           <w:bCs w:val="1"/>
-          <w:sz w:val="20"/>
+          <w:color w:val="E87722"/>
+          <w:sz w:val="24"/>
           <w:szCs w:val="20"/>
           <w:u w:val="single"/>
           <w:rtl w:val="0"/>
@@ -8957,7 +9200,10 @@
       </w:pPr>
       <w:r>
         <w:rPr>
-          <w:sz w:val="20"/>
+          <w:rFonts w:ascii="Calibri" w:hAnsi="Calibri" w:eastAsia="Calibri" w:cs="Calibri"/>
+          <w:b/>
+          <w:color w:val="E87722"/>
+          <w:sz w:val="24"/>
           <w:szCs w:val="20"/>
           <w:rtl w:val="0"/>
         </w:rPr>
@@ -8992,6 +9238,7 @@
       </w:pPr>
       <w:r>
         <w:rPr>
+          <w:rFonts w:ascii="Calibri" w:hAnsi="Calibri" w:eastAsia="Calibri" w:cs="Calibri"/>
           <w:sz w:val="20"/>
           <w:szCs w:val="20"/>
           <w:rtl w:val="0"/>
@@ -9027,6 +9274,7 @@
       </w:pPr>
       <w:r>
         <w:rPr>
+          <w:rFonts w:ascii="Calibri" w:hAnsi="Calibri" w:eastAsia="Calibri" w:cs="Calibri"/>
           <w:sz w:val="20"/>
           <w:szCs w:val="20"/>
           <w:rtl w:val="0"/>
@@ -9062,6 +9310,7 @@
       </w:pPr>
       <w:r>
         <w:rPr>
+          <w:rFonts w:ascii="Calibri" w:hAnsi="Calibri" w:eastAsia="Calibri" w:cs="Calibri"/>
           <w:sz w:val="20"/>
           <w:szCs w:val="20"/>
           <w:rtl w:val="0"/>
@@ -9097,6 +9346,7 @@
       </w:pPr>
       <w:r>
         <w:rPr>
+          <w:rFonts w:ascii="Calibri" w:hAnsi="Calibri" w:eastAsia="Calibri" w:cs="Calibri"/>
           <w:sz w:val="20"/>
           <w:szCs w:val="20"/>
           <w:rtl w:val="0"/>
@@ -9132,6 +9382,7 @@
       </w:pPr>
       <w:r>
         <w:rPr>
+          <w:rFonts w:ascii="Calibri" w:hAnsi="Calibri" w:eastAsia="Calibri" w:cs="Calibri"/>
           <w:sz w:val="20"/>
           <w:szCs w:val="20"/>
           <w:rtl w:val="0"/>
@@ -9167,6 +9418,7 @@
       </w:pPr>
       <w:r>
         <w:rPr>
+          <w:rFonts w:ascii="Calibri" w:hAnsi="Calibri" w:eastAsia="Calibri" w:cs="Calibri"/>
           <w:sz w:val="20"/>
           <w:szCs w:val="20"/>
           <w:rtl w:val="0"/>
@@ -9185,6 +9437,8 @@
       </w:pPr>
       <w:r>
         <w:rPr>
+          <w:rFonts w:ascii="Calibri" w:hAnsi="Calibri" w:eastAsia="Calibri" w:cs="Calibri"/>
+          <w:sz w:val="20"/>
           <w:rtl w:val="0"/>
         </w:rPr>
       </w:r>
@@ -9203,9 +9457,11 @@
       </w:pPr>
       <w:r>
         <w:rPr>
-          <w:b w:val="1"/>
+          <w:rFonts w:ascii="Calibri" w:hAnsi="Calibri" w:eastAsia="Calibri" w:cs="Calibri"/>
+          <w:b/>
           <w:bCs w:val="1"/>
-          <w:sz w:val="20"/>
+          <w:color w:val="1F2937"/>
+          <w:sz w:val="30"/>
           <w:szCs w:val="20"/>
           <w:u w:val="single"/>
           <w:rtl w:val="0"/>
@@ -9214,6 +9470,10 @@
       </w:r>
       <w:r>
         <w:rPr>
+          <w:rFonts w:ascii="Calibri" w:hAnsi="Calibri" w:eastAsia="Calibri" w:cs="Calibri"/>
+          <w:b/>
+          <w:color w:val="1F2937"/>
+          <w:sz w:val="30"/>
           <w:rtl w:val="0"/>
         </w:rPr>
       </w:r>
@@ -9255,14 +9515,14 @@
       </w:pPr>
       <w:r>
         <w:rPr>
-          <w:rFonts w:ascii="Times New Roman" w:cs="Times New Roman" w:eastAsia="Times New Roman" w:hAnsi="Times New Roman"/>
+          <w:rFonts w:ascii="Calibri" w:cs="Calibri" w:eastAsia="Calibri" w:hAnsi="Calibri"/>
           <w:b w:val="1"/>
           <w:bCs w:val="1"/>
           <w:i w:val="0"/>
           <w:iCs w:val="0"/>
           <w:smallCaps w:val="0"/>
           <w:strike w:val="0"/>
-          <w:color w:val="000000"/>
+          <w:color w:val="1F2937"/>
           <w:sz w:val="20"/>
           <w:szCs w:val="20"/>
           <w:u w:val="none"/>
@@ -9300,6 +9560,7 @@
       </w:pPr>
       <w:r>
         <w:rPr>
+          <w:rFonts w:ascii="Calibri" w:hAnsi="Calibri" w:eastAsia="Calibri" w:cs="Calibri"/>
           <w:b w:val="1"/>
           <w:bCs w:val="1"/>
           <w:sz w:val="20"/>
@@ -9344,14 +9605,14 @@
       </w:pPr>
       <w:r>
         <w:rPr>
-          <w:rFonts w:ascii="Times New Roman" w:cs="Times New Roman" w:eastAsia="Times New Roman" w:hAnsi="Times New Roman"/>
-          <w:b w:val="0"/>
-          <w:bCs w:val="0"/>
-          <w:i w:val="0"/>
-          <w:iCs w:val="0"/>
-          <w:smallCaps w:val="0"/>
-          <w:strike w:val="0"/>
-          <w:color w:val="000000"/>
+          <w:rFonts w:ascii="Calibri" w:cs="Calibri" w:eastAsia="Calibri" w:hAnsi="Calibri"/>
+          <w:b w:val="0"/>
+          <w:bCs w:val="0"/>
+          <w:i w:val="0"/>
+          <w:iCs w:val="0"/>
+          <w:smallCaps w:val="0"/>
+          <w:strike w:val="0"/>
+          <w:color w:val="1F2937"/>
           <w:sz w:val="20"/>
           <w:szCs w:val="20"/>
           <w:u w:val="none"/>
@@ -9389,6 +9650,7 @@
       </w:pPr>
       <w:r>
         <w:rPr>
+          <w:rFonts w:ascii="Calibri" w:hAnsi="Calibri" w:eastAsia="Calibri" w:cs="Calibri"/>
           <w:b w:val="1"/>
           <w:bCs w:val="1"/>
           <w:sz w:val="20"/>
@@ -9433,14 +9695,14 @@
       </w:pPr>
       <w:r>
         <w:rPr>
-          <w:rFonts w:ascii="Times New Roman" w:cs="Times New Roman" w:eastAsia="Times New Roman" w:hAnsi="Times New Roman"/>
-          <w:b w:val="0"/>
-          <w:bCs w:val="0"/>
-          <w:i w:val="0"/>
-          <w:iCs w:val="0"/>
-          <w:smallCaps w:val="0"/>
-          <w:strike w:val="0"/>
-          <w:color w:val="000000"/>
+          <w:rFonts w:ascii="Calibri" w:cs="Calibri" w:eastAsia="Calibri" w:hAnsi="Calibri"/>
+          <w:b w:val="0"/>
+          <w:bCs w:val="0"/>
+          <w:i w:val="0"/>
+          <w:iCs w:val="0"/>
+          <w:smallCaps w:val="0"/>
+          <w:strike w:val="0"/>
+          <w:color w:val="1F2937"/>
           <w:sz w:val="20"/>
           <w:szCs w:val="20"/>
           <w:u w:val="none"/>
@@ -9486,6 +9748,8 @@
       </w:pPr>
       <w:r>
         <w:rPr>
+          <w:rFonts w:ascii="Calibri" w:hAnsi="Calibri" w:eastAsia="Calibri" w:cs="Calibri"/>
+          <w:sz w:val="20"/>
           <w:rtl w:val="0"/>
         </w:rPr>
       </w:r>
@@ -9517,6 +9781,7 @@
       </w:pPr>
       <w:r>
         <w:rPr>
+          <w:rFonts w:ascii="Calibri" w:hAnsi="Calibri" w:eastAsia="Calibri" w:cs="Calibri"/>
           <w:b w:val="1"/>
           <w:bCs w:val="1"/>
           <w:sz w:val="20"/>
@@ -9563,14 +9828,14 @@
       </w:pPr>
       <w:r>
         <w:rPr>
-          <w:rFonts w:ascii="Times New Roman" w:cs="Times New Roman" w:eastAsia="Times New Roman" w:hAnsi="Times New Roman"/>
+          <w:rFonts w:ascii="Calibri" w:cs="Calibri" w:eastAsia="Calibri" w:hAnsi="Calibri"/>
           <w:b w:val="1"/>
           <w:bCs w:val="1"/>
           <w:i w:val="0"/>
           <w:iCs w:val="0"/>
           <w:smallCaps w:val="0"/>
           <w:strike w:val="0"/>
-          <w:color w:val="000000"/>
+          <w:color w:val="1F2937"/>
           <w:sz w:val="20"/>
           <w:szCs w:val="20"/>
           <w:u w:val="none"/>
@@ -9616,14 +9881,14 @@
       </w:pPr>
       <w:r>
         <w:rPr>
-          <w:rFonts w:ascii="Times New Roman" w:cs="Times New Roman" w:eastAsia="Times New Roman" w:hAnsi="Times New Roman"/>
-          <w:b w:val="0"/>
-          <w:bCs w:val="0"/>
-          <w:i w:val="0"/>
-          <w:iCs w:val="0"/>
-          <w:smallCaps w:val="0"/>
-          <w:strike w:val="0"/>
-          <w:color w:val="000000"/>
+          <w:rFonts w:ascii="Calibri" w:cs="Calibri" w:eastAsia="Calibri" w:hAnsi="Calibri"/>
+          <w:b w:val="0"/>
+          <w:bCs w:val="0"/>
+          <w:i w:val="0"/>
+          <w:iCs w:val="0"/>
+          <w:smallCaps w:val="0"/>
+          <w:strike w:val="0"/>
+          <w:color w:val="1F2937"/>
           <w:sz w:val="20"/>
           <w:szCs w:val="20"/>
           <w:u w:val="none"/>
@@ -9661,6 +9926,7 @@
       </w:pPr>
       <w:r>
         <w:rPr>
+          <w:rFonts w:ascii="Calibri" w:hAnsi="Calibri" w:eastAsia="Calibri" w:cs="Calibri"/>
           <w:b w:val="1"/>
           <w:bCs w:val="1"/>
           <w:sz w:val="20"/>
@@ -9705,14 +9971,14 @@
       </w:pPr>
       <w:r>
         <w:rPr>
-          <w:rFonts w:ascii="Times New Roman" w:cs="Times New Roman" w:eastAsia="Times New Roman" w:hAnsi="Times New Roman"/>
-          <w:b w:val="0"/>
-          <w:bCs w:val="0"/>
-          <w:i w:val="0"/>
-          <w:iCs w:val="0"/>
-          <w:smallCaps w:val="0"/>
-          <w:strike w:val="0"/>
-          <w:color w:val="000000"/>
+          <w:rFonts w:ascii="Calibri" w:cs="Calibri" w:eastAsia="Calibri" w:hAnsi="Calibri"/>
+          <w:b w:val="0"/>
+          <w:bCs w:val="0"/>
+          <w:i w:val="0"/>
+          <w:iCs w:val="0"/>
+          <w:smallCaps w:val="0"/>
+          <w:strike w:val="0"/>
+          <w:color w:val="1F2937"/>
           <w:sz w:val="20"/>
           <w:szCs w:val="20"/>
           <w:u w:val="none"/>
@@ -9758,6 +10024,8 @@
       </w:pPr>
       <w:r>
         <w:rPr>
+          <w:rFonts w:ascii="Calibri" w:hAnsi="Calibri" w:eastAsia="Calibri" w:cs="Calibri"/>
+          <w:sz w:val="20"/>
           <w:rtl w:val="0"/>
         </w:rPr>
       </w:r>
@@ -9789,6 +10057,7 @@
       </w:pPr>
       <w:r>
         <w:rPr>
+          <w:rFonts w:ascii="Calibri" w:hAnsi="Calibri" w:eastAsia="Calibri" w:cs="Calibri"/>
           <w:b w:val="1"/>
           <w:bCs w:val="1"/>
           <w:sz w:val="20"/>
@@ -9833,14 +10102,14 @@
       </w:pPr>
       <w:r>
         <w:rPr>
-          <w:rFonts w:ascii="Times New Roman" w:cs="Times New Roman" w:eastAsia="Times New Roman" w:hAnsi="Times New Roman"/>
-          <w:b w:val="0"/>
-          <w:bCs w:val="0"/>
-          <w:i w:val="0"/>
-          <w:iCs w:val="0"/>
-          <w:smallCaps w:val="0"/>
-          <w:strike w:val="0"/>
-          <w:color w:val="000000"/>
+          <w:rFonts w:ascii="Calibri" w:cs="Calibri" w:eastAsia="Calibri" w:hAnsi="Calibri"/>
+          <w:b w:val="0"/>
+          <w:bCs w:val="0"/>
+          <w:i w:val="0"/>
+          <w:iCs w:val="0"/>
+          <w:smallCaps w:val="0"/>
+          <w:strike w:val="0"/>
+          <w:color w:val="1F2937"/>
           <w:sz w:val="20"/>
           <w:szCs w:val="20"/>
           <w:u w:val="none"/>
@@ -9886,6 +10155,8 @@
       </w:pPr>
       <w:r>
         <w:rPr>
+          <w:rFonts w:ascii="Calibri" w:hAnsi="Calibri" w:eastAsia="Calibri" w:cs="Calibri"/>
+          <w:sz w:val="20"/>
           <w:rtl w:val="0"/>
         </w:rPr>
       </w:r>
@@ -9917,6 +10188,7 @@
       </w:pPr>
       <w:r>
         <w:rPr>
+          <w:rFonts w:ascii="Calibri" w:hAnsi="Calibri" w:eastAsia="Calibri" w:cs="Calibri"/>
           <w:b w:val="1"/>
           <w:bCs w:val="1"/>
           <w:sz w:val="20"/>
@@ -9961,14 +10233,14 @@
       </w:pPr>
       <w:r>
         <w:rPr>
-          <w:rFonts w:ascii="Times New Roman" w:cs="Times New Roman" w:eastAsia="Times New Roman" w:hAnsi="Times New Roman"/>
-          <w:b w:val="0"/>
-          <w:bCs w:val="0"/>
-          <w:i w:val="0"/>
-          <w:iCs w:val="0"/>
-          <w:smallCaps w:val="0"/>
-          <w:strike w:val="0"/>
-          <w:color w:val="000000"/>
+          <w:rFonts w:ascii="Calibri" w:cs="Calibri" w:eastAsia="Calibri" w:hAnsi="Calibri"/>
+          <w:b w:val="0"/>
+          <w:bCs w:val="0"/>
+          <w:i w:val="0"/>
+          <w:iCs w:val="0"/>
+          <w:smallCaps w:val="0"/>
+          <w:strike w:val="0"/>
+          <w:color w:val="1F2937"/>
           <w:sz w:val="20"/>
           <w:szCs w:val="20"/>
           <w:u w:val="none"/>
@@ -10014,6 +10286,8 @@
       </w:pPr>
       <w:r>
         <w:rPr>
+          <w:rFonts w:ascii="Calibri" w:hAnsi="Calibri" w:eastAsia="Calibri" w:cs="Calibri"/>
+          <w:sz w:val="20"/>
           <w:rtl w:val="0"/>
         </w:rPr>
       </w:r>
@@ -10053,14 +10327,14 @@
       </w:pPr>
       <w:r>
         <w:rPr>
-          <w:rFonts w:ascii="Times New Roman" w:cs="Times New Roman" w:eastAsia="Times New Roman" w:hAnsi="Times New Roman"/>
+          <w:rFonts w:ascii="Calibri" w:cs="Calibri" w:eastAsia="Calibri" w:hAnsi="Calibri"/>
           <w:b w:val="1"/>
           <w:bCs w:val="1"/>
           <w:i w:val="0"/>
           <w:iCs w:val="0"/>
           <w:smallCaps w:val="0"/>
           <w:strike w:val="0"/>
-          <w:color w:val="000000"/>
+          <w:color w:val="1F2937"/>
           <w:sz w:val="20"/>
           <w:szCs w:val="20"/>
           <w:u w:val="single"/>
@@ -10106,14 +10380,14 @@
       </w:pPr>
       <w:r>
         <w:rPr>
-          <w:rFonts w:ascii="Times New Roman" w:cs="Times New Roman" w:eastAsia="Times New Roman" w:hAnsi="Times New Roman"/>
-          <w:b w:val="0"/>
-          <w:bCs w:val="0"/>
-          <w:i w:val="0"/>
-          <w:iCs w:val="0"/>
-          <w:smallCaps w:val="0"/>
-          <w:strike w:val="0"/>
-          <w:color w:val="000000"/>
+          <w:rFonts w:ascii="Calibri" w:cs="Calibri" w:eastAsia="Calibri" w:hAnsi="Calibri"/>
+          <w:b w:val="0"/>
+          <w:bCs w:val="0"/>
+          <w:i w:val="0"/>
+          <w:iCs w:val="0"/>
+          <w:smallCaps w:val="0"/>
+          <w:strike w:val="0"/>
+          <w:color w:val="1F2937"/>
           <w:sz w:val="20"/>
           <w:szCs w:val="20"/>
           <w:u w:val="none"/>
@@ -10129,6 +10403,8 @@
       <w:bookmarkEnd w:id="7"/>
       <w:r>
         <w:rPr>
+          <w:rFonts w:ascii="Calibri" w:hAnsi="Calibri" w:eastAsia="Calibri" w:cs="Calibri"/>
+          <w:sz w:val="20"/>
           <w:rtl w:val="0"/>
         </w:rPr>
       </w:r>
@@ -10168,6 +10444,8 @@
       </w:pPr>
       <w:r>
         <w:rPr>
+          <w:rFonts w:ascii="Calibri" w:hAnsi="Calibri" w:eastAsia="Calibri" w:cs="Calibri"/>
+          <w:sz w:val="20"/>
           <w:rtl w:val="0"/>
         </w:rPr>
       </w:r>
@@ -10187,6 +10465,8 @@
       </w:pPr>
       <w:r>
         <w:rPr>
+          <w:rFonts w:ascii="Calibri" w:hAnsi="Calibri" w:eastAsia="Calibri" w:cs="Calibri"/>
+          <w:sz w:val="20"/>
           <w:rtl w:val="0"/>
         </w:rPr>
       </w:r>
@@ -10203,9 +10483,11 @@
       </w:pPr>
       <w:r>
         <w:rPr>
-          <w:b w:val="1"/>
+          <w:rFonts w:ascii="Calibri" w:hAnsi="Calibri" w:eastAsia="Calibri" w:cs="Calibri"/>
+          <w:b/>
           <w:bCs w:val="1"/>
-          <w:sz w:val="20"/>
+          <w:color w:val="1F2937"/>
+          <w:sz w:val="30"/>
           <w:szCs w:val="20"/>
           <w:u w:val="single"/>
           <w:rtl w:val="0"/>
@@ -10214,6 +10496,10 @@
       </w:r>
       <w:r>
         <w:rPr>
+          <w:rFonts w:ascii="Calibri" w:hAnsi="Calibri" w:eastAsia="Calibri" w:cs="Calibri"/>
+          <w:b/>
+          <w:color w:val="1F2937"/>
+          <w:sz w:val="30"/>
           <w:rtl w:val="0"/>
         </w:rPr>
       </w:r>
@@ -10253,14 +10539,14 @@
       </w:pPr>
       <w:r>
         <w:rPr>
-          <w:rFonts w:ascii="Times New Roman" w:cs="Times New Roman" w:eastAsia="Times New Roman" w:hAnsi="Times New Roman"/>
-          <w:b w:val="0"/>
-          <w:bCs w:val="0"/>
-          <w:i w:val="0"/>
-          <w:iCs w:val="0"/>
-          <w:smallCaps w:val="0"/>
-          <w:strike w:val="0"/>
-          <w:color w:val="000000"/>
+          <w:rFonts w:ascii="Calibri" w:cs="Calibri" w:eastAsia="Calibri" w:hAnsi="Calibri"/>
+          <w:b w:val="0"/>
+          <w:bCs w:val="0"/>
+          <w:i w:val="0"/>
+          <w:iCs w:val="0"/>
+          <w:smallCaps w:val="0"/>
+          <w:strike w:val="0"/>
+          <w:color w:val="1F2937"/>
           <w:sz w:val="20"/>
           <w:szCs w:val="20"/>
           <w:u w:val="none"/>
@@ -10306,6 +10592,8 @@
       </w:pPr>
       <w:r>
         <w:rPr>
+          <w:rFonts w:ascii="Calibri" w:hAnsi="Calibri" w:eastAsia="Calibri" w:cs="Calibri"/>
+          <w:sz w:val="20"/>
           <w:rtl w:val="0"/>
         </w:rPr>
       </w:r>
@@ -10345,14 +10633,14 @@
       </w:pPr>
       <w:r>
         <w:rPr>
-          <w:rFonts w:ascii="Times New Roman" w:cs="Times New Roman" w:eastAsia="Times New Roman" w:hAnsi="Times New Roman"/>
-          <w:b w:val="0"/>
-          <w:bCs w:val="0"/>
-          <w:i w:val="0"/>
-          <w:iCs w:val="0"/>
-          <w:smallCaps w:val="0"/>
-          <w:strike w:val="0"/>
-          <w:color w:val="000000"/>
+          <w:rFonts w:ascii="Calibri" w:cs="Calibri" w:eastAsia="Calibri" w:hAnsi="Calibri"/>
+          <w:b w:val="0"/>
+          <w:bCs w:val="0"/>
+          <w:i w:val="0"/>
+          <w:iCs w:val="0"/>
+          <w:smallCaps w:val="0"/>
+          <w:strike w:val="0"/>
+          <w:color w:val="1F2937"/>
           <w:sz w:val="20"/>
           <w:szCs w:val="20"/>
           <w:u w:val="none"/>
@@ -10398,6 +10686,8 @@
       </w:pPr>
       <w:r>
         <w:rPr>
+          <w:rFonts w:ascii="Calibri" w:hAnsi="Calibri" w:eastAsia="Calibri" w:cs="Calibri"/>
+          <w:sz w:val="20"/>
           <w:rtl w:val="0"/>
         </w:rPr>
       </w:r>
@@ -10437,14 +10727,14 @@
       </w:pPr>
       <w:r>
         <w:rPr>
-          <w:rFonts w:ascii="Times New Roman" w:cs="Times New Roman" w:eastAsia="Times New Roman" w:hAnsi="Times New Roman"/>
-          <w:b w:val="0"/>
-          <w:bCs w:val="0"/>
-          <w:i w:val="0"/>
-          <w:iCs w:val="0"/>
-          <w:smallCaps w:val="0"/>
-          <w:strike w:val="0"/>
-          <w:color w:val="000000"/>
+          <w:rFonts w:ascii="Calibri" w:cs="Calibri" w:eastAsia="Calibri" w:hAnsi="Calibri"/>
+          <w:b w:val="0"/>
+          <w:bCs w:val="0"/>
+          <w:i w:val="0"/>
+          <w:iCs w:val="0"/>
+          <w:smallCaps w:val="0"/>
+          <w:strike w:val="0"/>
+          <w:color w:val="1F2937"/>
           <w:sz w:val="20"/>
           <w:szCs w:val="20"/>
           <w:u w:val="none"/>
@@ -10490,6 +10780,8 @@
       </w:pPr>
       <w:r>
         <w:rPr>
+          <w:rFonts w:ascii="Calibri" w:hAnsi="Calibri" w:eastAsia="Calibri" w:cs="Calibri"/>
+          <w:sz w:val="20"/>
           <w:rtl w:val="0"/>
         </w:rPr>
       </w:r>
@@ -10510,9 +10802,11 @@
       </w:pPr>
       <w:r>
         <w:rPr>
-          <w:b w:val="1"/>
+          <w:rFonts w:ascii="Calibri" w:hAnsi="Calibri" w:eastAsia="Calibri" w:cs="Calibri"/>
+          <w:b/>
           <w:bCs w:val="1"/>
-          <w:sz w:val="20"/>
+          <w:color w:val="E87722"/>
+          <w:sz w:val="24"/>
           <w:szCs w:val="20"/>
           <w:u w:val="single"/>
           <w:rtl w:val="0"/>
@@ -10555,14 +10849,14 @@
       </w:pPr>
       <w:r>
         <w:rPr>
-          <w:rFonts w:ascii="Times New Roman" w:cs="Times New Roman" w:eastAsia="Times New Roman" w:hAnsi="Times New Roman"/>
-          <w:b w:val="0"/>
-          <w:bCs w:val="0"/>
-          <w:i w:val="0"/>
-          <w:iCs w:val="0"/>
-          <w:smallCaps w:val="0"/>
-          <w:strike w:val="0"/>
-          <w:color w:val="000000"/>
+          <w:rFonts w:ascii="Calibri" w:cs="Calibri" w:eastAsia="Calibri" w:hAnsi="Calibri"/>
+          <w:b w:val="0"/>
+          <w:bCs w:val="0"/>
+          <w:i w:val="0"/>
+          <w:iCs w:val="0"/>
+          <w:smallCaps w:val="0"/>
+          <w:strike w:val="0"/>
+          <w:color w:val="1F2937"/>
           <w:sz w:val="20"/>
           <w:szCs w:val="20"/>
           <w:u w:val="none"/>
@@ -10608,6 +10902,8 @@
       </w:pPr>
       <w:r>
         <w:rPr>
+          <w:rFonts w:ascii="Calibri" w:hAnsi="Calibri" w:eastAsia="Calibri" w:cs="Calibri"/>
+          <w:sz w:val="20"/>
           <w:rtl w:val="0"/>
         </w:rPr>
       </w:r>
@@ -10647,14 +10943,14 @@
       </w:pPr>
       <w:r>
         <w:rPr>
-          <w:rFonts w:ascii="Times New Roman" w:cs="Times New Roman" w:eastAsia="Times New Roman" w:hAnsi="Times New Roman"/>
-          <w:b w:val="0"/>
-          <w:bCs w:val="0"/>
-          <w:i w:val="0"/>
-          <w:iCs w:val="0"/>
-          <w:smallCaps w:val="0"/>
-          <w:strike w:val="0"/>
-          <w:color w:val="000000"/>
+          <w:rFonts w:ascii="Calibri" w:cs="Calibri" w:eastAsia="Calibri" w:hAnsi="Calibri"/>
+          <w:b w:val="0"/>
+          <w:bCs w:val="0"/>
+          <w:i w:val="0"/>
+          <w:iCs w:val="0"/>
+          <w:smallCaps w:val="0"/>
+          <w:strike w:val="0"/>
+          <w:color w:val="1F2937"/>
           <w:sz w:val="20"/>
           <w:szCs w:val="20"/>
           <w:u w:val="none"/>
@@ -10700,6 +10996,8 @@
       </w:pPr>
       <w:r>
         <w:rPr>
+          <w:rFonts w:ascii="Calibri" w:hAnsi="Calibri" w:eastAsia="Calibri" w:cs="Calibri"/>
+          <w:sz w:val="20"/>
           <w:rtl w:val="0"/>
         </w:rPr>
       </w:r>
@@ -10733,20 +11031,20 @@
           <w:footerReference r:id="rId18" w:type="default"/>
           <w:headerReference w:type="default" r:id="rId22"/>
           <w:type w:val="nextPage"/>
-          <w:pgSz w:h="15840" w:w="12240" w:orient="portrait"/>
-          <w:pgMar w:bottom="820" w:top="1360" w:left="720" w:right="380" w:header="0" w:footer="288"/>
+          <w:pgSz w:h="16834" w:w="11909" w:orient="portrait"/>
+          <w:pgMar w:bottom="1440" w:top="1440" w:left="1080" w:right="1080" w:header="0" w:footer="288"/>
         </w:sectPr>
       </w:pPr>
       <w:r>
         <w:rPr>
-          <w:rFonts w:ascii="Times New Roman" w:cs="Times New Roman" w:eastAsia="Times New Roman" w:hAnsi="Times New Roman"/>
-          <w:b w:val="0"/>
-          <w:bCs w:val="0"/>
-          <w:i w:val="0"/>
-          <w:iCs w:val="0"/>
-          <w:smallCaps w:val="0"/>
-          <w:strike w:val="0"/>
-          <w:color w:val="000000"/>
+          <w:rFonts w:ascii="Calibri" w:cs="Calibri" w:eastAsia="Calibri" w:hAnsi="Calibri"/>
+          <w:b w:val="0"/>
+          <w:bCs w:val="0"/>
+          <w:i w:val="0"/>
+          <w:iCs w:val="0"/>
+          <w:smallCaps w:val="0"/>
+          <w:strike w:val="0"/>
+          <w:color w:val="1F2937"/>
           <w:sz w:val="20"/>
           <w:szCs w:val="20"/>
           <w:u w:val="none"/>
@@ -10758,6 +11056,8 @@
       </w:r>
       <w:r>
         <w:rPr>
+          <w:rFonts w:ascii="Calibri" w:hAnsi="Calibri" w:eastAsia="Calibri" w:cs="Calibri"/>
+          <w:sz w:val="20"/>
           <w:rtl w:val="0"/>
         </w:rPr>
       </w:r>
@@ -10776,6 +11076,7 @@
       </w:pPr>
       <w:r>
         <w:rPr>
+          <w:rFonts w:ascii="Calibri" w:hAnsi="Calibri" w:eastAsia="Calibri" w:cs="Calibri"/>
           <w:b w:val="1"/>
           <w:bCs w:val="1"/>
           <w:sz w:val="24"/>
@@ -10800,6 +11101,8 @@
       </w:pPr>
       <w:r>
         <w:rPr>
+          <w:rFonts w:ascii="Calibri" w:hAnsi="Calibri" w:eastAsia="Calibri" w:cs="Calibri"/>
+          <w:sz w:val="20"/>
           <w:rtl w:val="0"/>
         </w:rPr>
       </w:r>
@@ -10887,7 +11190,7 @@
             </w:pPr>
             <w:r>
               <w:rPr>
-                <w:rFonts w:ascii="Times New Roman" w:cs="Times New Roman" w:eastAsia="Times New Roman" w:hAnsi="Times New Roman"/>
+                <w:rFonts w:ascii="Calibri" w:cs="Calibri" w:eastAsia="Calibri" w:hAnsi="Calibri"/>
                 <w:b w:val="1"/>
                 <w:bCs w:val="1"/>
                 <w:i w:val="0"/>
@@ -10951,7 +11254,7 @@
             </w:pPr>
             <w:r>
               <w:rPr>
-                <w:rFonts w:ascii="Times New Roman" w:cs="Times New Roman" w:eastAsia="Times New Roman" w:hAnsi="Times New Roman"/>
+                <w:rFonts w:ascii="Calibri" w:cs="Calibri" w:eastAsia="Calibri" w:hAnsi="Calibri"/>
                 <w:b w:val="1"/>
                 <w:bCs w:val="1"/>
                 <w:i w:val="0"/>
@@ -11015,7 +11318,7 @@
             </w:pPr>
             <w:r>
               <w:rPr>
-                <w:rFonts w:ascii="Times New Roman" w:cs="Times New Roman" w:eastAsia="Times New Roman" w:hAnsi="Times New Roman"/>
+                <w:rFonts w:ascii="Calibri" w:cs="Calibri" w:eastAsia="Calibri" w:hAnsi="Calibri"/>
                 <w:b w:val="1"/>
                 <w:bCs w:val="1"/>
                 <w:i w:val="0"/>
@@ -11079,7 +11382,7 @@
             </w:pPr>
             <w:r>
               <w:rPr>
-                <w:rFonts w:ascii="Times New Roman" w:cs="Times New Roman" w:eastAsia="Times New Roman" w:hAnsi="Times New Roman"/>
+                <w:rFonts w:ascii="Calibri" w:cs="Calibri" w:eastAsia="Calibri" w:hAnsi="Calibri"/>
                 <w:b w:val="1"/>
                 <w:bCs w:val="1"/>
                 <w:i w:val="0"/>
@@ -11132,7 +11435,7 @@
             </w:pPr>
             <w:r>
               <w:rPr>
-                <w:rFonts w:ascii="Times New Roman" w:cs="Times New Roman" w:eastAsia="Times New Roman" w:hAnsi="Times New Roman"/>
+                <w:rFonts w:ascii="Calibri" w:cs="Calibri" w:eastAsia="Calibri" w:hAnsi="Calibri"/>
                 <w:b w:val="1"/>
                 <w:bCs w:val="1"/>
                 <w:i w:val="0"/>
@@ -11151,6 +11454,7 @@
             </w:r>
             <w:r>
               <w:rPr>
+                <w:rFonts w:ascii="Calibri" w:hAnsi="Calibri" w:eastAsia="Calibri" w:cs="Calibri"/>
                 <w:b w:val="1"/>
                 <w:bCs w:val="1"/>
                 <w:sz w:val="24"/>
@@ -11161,7 +11465,7 @@
             </w:r>
             <w:r>
               <w:rPr>
-                <w:rFonts w:ascii="Times New Roman" w:cs="Times New Roman" w:eastAsia="Times New Roman" w:hAnsi="Times New Roman"/>
+                <w:rFonts w:ascii="Calibri" w:cs="Calibri" w:eastAsia="Calibri" w:hAnsi="Calibri"/>
                 <w:b w:val="1"/>
                 <w:bCs w:val="1"/>
                 <w:i w:val="0"/>
@@ -11225,7 +11529,7 @@
             </w:pPr>
             <w:r>
               <w:rPr>
-                <w:rFonts w:ascii="Times New Roman" w:cs="Times New Roman" w:eastAsia="Times New Roman" w:hAnsi="Times New Roman"/>
+                <w:rFonts w:ascii="Calibri" w:cs="Calibri" w:eastAsia="Calibri" w:hAnsi="Calibri"/>
                 <w:b w:val="1"/>
                 <w:bCs w:val="1"/>
                 <w:i w:val="0"/>
@@ -11278,7 +11582,7 @@
             </w:pPr>
             <w:r>
               <w:rPr>
-                <w:rFonts w:ascii="Times New Roman" w:cs="Times New Roman" w:eastAsia="Times New Roman" w:hAnsi="Times New Roman"/>
+                <w:rFonts w:ascii="Calibri" w:cs="Calibri" w:eastAsia="Calibri" w:hAnsi="Calibri"/>
                 <w:b w:val="1"/>
                 <w:bCs w:val="1"/>
                 <w:i w:val="0"/>
@@ -11297,6 +11601,7 @@
             </w:r>
             <w:r>
               <w:rPr>
+                <w:rFonts w:ascii="Calibri" w:hAnsi="Calibri" w:eastAsia="Calibri" w:cs="Calibri"/>
                 <w:b w:val="1"/>
                 <w:bCs w:val="1"/>
                 <w:sz w:val="24"/>
@@ -11307,7 +11612,7 @@
             </w:r>
             <w:r>
               <w:rPr>
-                <w:rFonts w:ascii="Times New Roman" w:cs="Times New Roman" w:eastAsia="Times New Roman" w:hAnsi="Times New Roman"/>
+                <w:rFonts w:ascii="Calibri" w:cs="Calibri" w:eastAsia="Calibri" w:hAnsi="Calibri"/>
                 <w:b w:val="1"/>
                 <w:bCs w:val="1"/>
                 <w:i w:val="0"/>
@@ -11378,7 +11683,7 @@
             </w:pPr>
             <w:r>
               <w:rPr>
-                <w:rFonts w:ascii="Times New Roman" w:cs="Times New Roman" w:eastAsia="Times New Roman" w:hAnsi="Times New Roman"/>
+                <w:rFonts w:ascii="Calibri" w:cs="Calibri" w:eastAsia="Calibri" w:hAnsi="Calibri"/>
                 <w:b w:val="0"/>
                 <w:bCs w:val="0"/>
                 <w:i w:val="0"/>
@@ -11442,7 +11747,7 @@
             </w:pPr>
             <w:r>
               <w:rPr>
-                <w:rFonts w:ascii="Times New Roman" w:cs="Times New Roman" w:eastAsia="Times New Roman" w:hAnsi="Times New Roman"/>
+                <w:rFonts w:ascii="Calibri" w:cs="Calibri" w:eastAsia="Calibri" w:hAnsi="Calibri"/>
                 <w:b w:val="0"/>
                 <w:bCs w:val="0"/>
                 <w:i w:val="0"/>
@@ -11495,7 +11800,7 @@
             </w:pPr>
             <w:r>
               <w:rPr>
-                <w:rFonts w:ascii="Times New Roman" w:cs="Times New Roman" w:eastAsia="Times New Roman" w:hAnsi="Times New Roman"/>
+                <w:rFonts w:ascii="Calibri" w:cs="Calibri" w:eastAsia="Calibri" w:hAnsi="Calibri"/>
                 <w:b w:val="0"/>
                 <w:bCs w:val="0"/>
                 <w:i w:val="0"/>
@@ -11548,7 +11853,7 @@
             </w:pPr>
             <w:r>
               <w:rPr>
-                <w:rFonts w:ascii="Times New Roman" w:cs="Times New Roman" w:eastAsia="Times New Roman" w:hAnsi="Times New Roman"/>
+                <w:rFonts w:ascii="Calibri" w:cs="Calibri" w:eastAsia="Calibri" w:hAnsi="Calibri"/>
                 <w:b w:val="0"/>
                 <w:bCs w:val="0"/>
                 <w:i w:val="0"/>
@@ -11612,7 +11917,7 @@
             </w:pPr>
             <w:r>
               <w:rPr>
-                <w:rFonts w:ascii="Times New Roman" w:cs="Times New Roman" w:eastAsia="Times New Roman" w:hAnsi="Times New Roman"/>
+                <w:rFonts w:ascii="Calibri" w:cs="Calibri" w:eastAsia="Calibri" w:hAnsi="Calibri"/>
                 <w:b w:val="0"/>
                 <w:bCs w:val="0"/>
                 <w:i w:val="0"/>
@@ -11676,6 +11981,7 @@
             </w:pPr>
             <w:r>
               <w:rPr>
+                <w:rFonts w:ascii="Calibri" w:hAnsi="Calibri" w:eastAsia="Calibri" w:cs="Calibri"/>
                 <w:sz w:val="24"/>
                 <w:szCs w:val="24"/>
                 <w:rtl w:val="0"/>
@@ -11684,6 +11990,8 @@
             </w:r>
             <w:r>
               <w:rPr>
+                <w:rFonts w:ascii="Calibri" w:hAnsi="Calibri" w:eastAsia="Calibri" w:cs="Calibri"/>
+                <w:sz w:val="20"/>
                 <w:rtl w:val="0"/>
               </w:rPr>
             </w:r>
@@ -11722,6 +12030,7 @@
             </w:pPr>
             <w:r>
               <w:rPr>
+                <w:rFonts w:ascii="Calibri" w:hAnsi="Calibri" w:eastAsia="Calibri" w:cs="Calibri"/>
                 <w:b w:val="1"/>
                 <w:bCs w:val="1"/>
                 <w:sz w:val="24"/>
@@ -11732,6 +12041,8 @@
             </w:r>
             <w:r>
               <w:rPr>
+                <w:rFonts w:ascii="Calibri" w:hAnsi="Calibri" w:eastAsia="Calibri" w:cs="Calibri"/>
+                <w:sz w:val="20"/>
                 <w:rtl w:val="0"/>
               </w:rPr>
             </w:r>
@@ -11752,6 +12063,8 @@
       </w:pPr>
       <w:r>
         <w:rPr>
+          <w:rFonts w:ascii="Calibri" w:hAnsi="Calibri" w:eastAsia="Calibri" w:cs="Calibri"/>
+          <w:sz w:val="20"/>
           <w:rtl w:val="0"/>
         </w:rPr>
       </w:r>
@@ -11767,6 +12080,8 @@
       </w:pPr>
       <w:r>
         <w:rPr>
+          <w:rFonts w:ascii="Calibri" w:hAnsi="Calibri" w:eastAsia="Calibri" w:cs="Calibri"/>
+          <w:sz w:val="20"/>
           <w:rtl w:val="0"/>
         </w:rPr>
       </w:r>
@@ -11781,6 +12096,8 @@
       </w:pPr>
       <w:r>
         <w:rPr>
+          <w:rFonts w:ascii="Calibri" w:hAnsi="Calibri" w:eastAsia="Calibri" w:cs="Calibri"/>
+          <w:sz w:val="20"/>
           <w:rtl w:val="0"/>
         </w:rPr>
       </w:r>
@@ -11800,6 +12117,7 @@
       </w:pPr>
       <w:r>
         <w:rPr>
+          <w:rFonts w:ascii="Calibri" w:hAnsi="Calibri" w:eastAsia="Calibri" w:cs="Calibri"/>
           <w:b w:val="1"/>
           <w:bCs w:val="1"/>
           <w:sz w:val="24"/>
@@ -11822,6 +12140,7 @@
       </w:pPr>
       <w:r>
         <w:rPr>
+          <w:rFonts w:ascii="Calibri" w:hAnsi="Calibri" w:eastAsia="Calibri" w:cs="Calibri"/>
           <w:sz w:val="24"/>
           <w:szCs w:val="24"/>
           <w:rtl w:val="0"/>
@@ -11841,6 +12160,7 @@
       </w:pPr>
       <w:r>
         <w:rPr>
+          <w:rFonts w:ascii="Calibri" w:hAnsi="Calibri" w:eastAsia="Calibri" w:cs="Calibri"/>
           <w:sz w:val="24"/>
           <w:szCs w:val="24"/>
           <w:rtl w:val="0"/>
@@ -11862,6 +12182,8 @@
       </w:pPr>
       <w:r>
         <w:rPr>
+          <w:rFonts w:ascii="Calibri" w:hAnsi="Calibri" w:eastAsia="Calibri" w:cs="Calibri"/>
+          <w:sz w:val="20"/>
           <w:rtl w:val="0"/>
         </w:rPr>
       </w:r>
@@ -11878,6 +12200,8 @@
       </w:pPr>
       <w:r>
         <w:rPr>
+          <w:rFonts w:ascii="Calibri" w:hAnsi="Calibri" w:eastAsia="Calibri" w:cs="Calibri"/>
+          <w:sz w:val="20"/>
           <w:rtl w:val="0"/>
         </w:rPr>
       </w:r>
@@ -11894,10 +12218,15 @@
         </w:rPr>
       </w:pPr>
       <w:r>
+        <w:rPr>
+          <w:rFonts w:ascii="Calibri" w:hAnsi="Calibri" w:eastAsia="Calibri" w:cs="Calibri"/>
+          <w:sz w:val="20"/>
+        </w:rPr>
         <w:br w:type="page"/>
       </w:r>
       <w:r>
         <w:rPr>
+          <w:rFonts w:ascii="Calibri" w:hAnsi="Calibri" w:eastAsia="Calibri" w:cs="Calibri"/>
           <w:b w:val="1"/>
           <w:bCs w:val="1"/>
           <w:sz w:val="20"/>
@@ -11920,6 +12249,7 @@
       </w:pPr>
       <w:r>
         <w:rPr>
+          <w:rFonts w:ascii="Calibri" w:hAnsi="Calibri" w:eastAsia="Calibri" w:cs="Calibri"/>
           <w:sz w:val="20"/>
           <w:szCs w:val="20"/>
           <w:rtl w:val="0"/>
@@ -11942,6 +12272,8 @@
       </w:pPr>
       <w:r>
         <w:rPr>
+          <w:rFonts w:ascii="Calibri" w:hAnsi="Calibri" w:eastAsia="Calibri" w:cs="Calibri"/>
+          <w:sz w:val="20"/>
           <w:rtl w:val="0"/>
         </w:rPr>
       </w:r>
@@ -11997,6 +12329,7 @@
             </w:pPr>
             <w:r>
               <w:rPr>
+                <w:rFonts w:ascii="Calibri" w:hAnsi="Calibri" w:eastAsia="Calibri" w:cs="Calibri"/>
                 <w:b w:val="1"/>
                 <w:bCs w:val="1"/>
                 <w:sz w:val="20"/>
@@ -12026,6 +12359,7 @@
             </w:pPr>
             <w:r>
               <w:rPr>
+                <w:rFonts w:ascii="Calibri" w:hAnsi="Calibri" w:eastAsia="Calibri" w:cs="Calibri"/>
                 <w:b w:val="1"/>
                 <w:bCs w:val="1"/>
                 <w:sz w:val="20"/>
@@ -12060,6 +12394,7 @@
             </w:pPr>
             <w:r>
               <w:rPr>
+                <w:rFonts w:ascii="Calibri" w:hAnsi="Calibri" w:eastAsia="Calibri" w:cs="Calibri"/>
                 <w:sz w:val="20"/>
                 <w:szCs w:val="20"/>
                 <w:rtl w:val="0"/>
@@ -12087,6 +12422,7 @@
             </w:pPr>
             <w:r>
               <w:rPr>
+                <w:rFonts w:ascii="Calibri" w:hAnsi="Calibri" w:eastAsia="Calibri" w:cs="Calibri"/>
                 <w:sz w:val="20"/>
                 <w:szCs w:val="20"/>
                 <w:rtl w:val="0"/>
@@ -12119,6 +12455,7 @@
             </w:pPr>
             <w:r>
               <w:rPr>
+                <w:rFonts w:ascii="Calibri" w:hAnsi="Calibri" w:eastAsia="Calibri" w:cs="Calibri"/>
                 <w:sz w:val="20"/>
                 <w:szCs w:val="20"/>
                 <w:rtl w:val="0"/>
@@ -12146,6 +12483,7 @@
             </w:pPr>
             <w:r>
               <w:rPr>
+                <w:rFonts w:ascii="Calibri" w:hAnsi="Calibri" w:eastAsia="Calibri" w:cs="Calibri"/>
                 <w:sz w:val="20"/>
                 <w:szCs w:val="20"/>
                 <w:rtl w:val="0"/>
@@ -12178,6 +12516,7 @@
             </w:pPr>
             <w:r>
               <w:rPr>
+                <w:rFonts w:ascii="Calibri" w:hAnsi="Calibri" w:eastAsia="Calibri" w:cs="Calibri"/>
                 <w:sz w:val="20"/>
                 <w:szCs w:val="20"/>
                 <w:rtl w:val="0"/>
@@ -12205,6 +12544,7 @@
             </w:pPr>
             <w:r>
               <w:rPr>
+                <w:rFonts w:ascii="Calibri" w:hAnsi="Calibri" w:eastAsia="Calibri" w:cs="Calibri"/>
                 <w:sz w:val="20"/>
                 <w:szCs w:val="20"/>
                 <w:rtl w:val="0"/>
@@ -12237,6 +12577,7 @@
             </w:pPr>
             <w:r>
               <w:rPr>
+                <w:rFonts w:ascii="Calibri" w:hAnsi="Calibri" w:eastAsia="Calibri" w:cs="Calibri"/>
                 <w:sz w:val="20"/>
                 <w:szCs w:val="20"/>
                 <w:rtl w:val="0"/>
@@ -12264,6 +12605,7 @@
             </w:pPr>
             <w:r>
               <w:rPr>
+                <w:rFonts w:ascii="Calibri" w:hAnsi="Calibri" w:eastAsia="Calibri" w:cs="Calibri"/>
                 <w:sz w:val="20"/>
                 <w:szCs w:val="20"/>
                 <w:rtl w:val="0"/>
@@ -12296,6 +12638,7 @@
             </w:pPr>
             <w:r>
               <w:rPr>
+                <w:rFonts w:ascii="Calibri" w:hAnsi="Calibri" w:eastAsia="Calibri" w:cs="Calibri"/>
                 <w:sz w:val="20"/>
                 <w:szCs w:val="20"/>
                 <w:rtl w:val="0"/>
@@ -12323,6 +12666,7 @@
             </w:pPr>
             <w:r>
               <w:rPr>
+                <w:rFonts w:ascii="Calibri" w:hAnsi="Calibri" w:eastAsia="Calibri" w:cs="Calibri"/>
                 <w:sz w:val="20"/>
                 <w:szCs w:val="20"/>
                 <w:rtl w:val="0"/>
@@ -12355,6 +12699,7 @@
             </w:pPr>
             <w:r>
               <w:rPr>
+                <w:rFonts w:ascii="Calibri" w:hAnsi="Calibri" w:eastAsia="Calibri" w:cs="Calibri"/>
                 <w:sz w:val="20"/>
                 <w:szCs w:val="20"/>
                 <w:rtl w:val="0"/>
@@ -12382,6 +12727,7 @@
             </w:pPr>
             <w:r>
               <w:rPr>
+                <w:rFonts w:ascii="Calibri" w:hAnsi="Calibri" w:eastAsia="Calibri" w:cs="Calibri"/>
                 <w:sz w:val="20"/>
                 <w:szCs w:val="20"/>
                 <w:rtl w:val="0"/>
@@ -12414,6 +12760,7 @@
             </w:pPr>
             <w:r>
               <w:rPr>
+                <w:rFonts w:ascii="Calibri" w:hAnsi="Calibri" w:eastAsia="Calibri" w:cs="Calibri"/>
                 <w:sz w:val="20"/>
                 <w:szCs w:val="20"/>
                 <w:rtl w:val="0"/>
@@ -12441,6 +12788,7 @@
             </w:pPr>
             <w:r>
               <w:rPr>
+                <w:rFonts w:ascii="Calibri" w:hAnsi="Calibri" w:eastAsia="Calibri" w:cs="Calibri"/>
                 <w:sz w:val="20"/>
                 <w:szCs w:val="20"/>
                 <w:rtl w:val="0"/>
@@ -12473,6 +12821,7 @@
             </w:pPr>
             <w:r>
               <w:rPr>
+                <w:rFonts w:ascii="Calibri" w:hAnsi="Calibri" w:eastAsia="Calibri" w:cs="Calibri"/>
                 <w:sz w:val="20"/>
                 <w:szCs w:val="20"/>
                 <w:rtl w:val="0"/>
@@ -12500,6 +12849,7 @@
             </w:pPr>
             <w:r>
               <w:rPr>
+                <w:rFonts w:ascii="Calibri" w:hAnsi="Calibri" w:eastAsia="Calibri" w:cs="Calibri"/>
                 <w:sz w:val="20"/>
                 <w:szCs w:val="20"/>
                 <w:rtl w:val="0"/>
@@ -12532,6 +12882,7 @@
             </w:pPr>
             <w:r>
               <w:rPr>
+                <w:rFonts w:ascii="Calibri" w:hAnsi="Calibri" w:eastAsia="Calibri" w:cs="Calibri"/>
                 <w:sz w:val="20"/>
                 <w:szCs w:val="20"/>
                 <w:rtl w:val="0"/>
@@ -12559,6 +12910,7 @@
             </w:pPr>
             <w:r>
               <w:rPr>
+                <w:rFonts w:ascii="Calibri" w:hAnsi="Calibri" w:eastAsia="Calibri" w:cs="Calibri"/>
                 <w:sz w:val="20"/>
                 <w:szCs w:val="20"/>
                 <w:rtl w:val="0"/>
@@ -12591,6 +12943,7 @@
             </w:pPr>
             <w:r>
               <w:rPr>
+                <w:rFonts w:ascii="Calibri" w:hAnsi="Calibri" w:eastAsia="Calibri" w:cs="Calibri"/>
                 <w:sz w:val="20"/>
                 <w:szCs w:val="20"/>
                 <w:rtl w:val="0"/>
@@ -12615,6 +12968,7 @@
             </w:pPr>
             <w:r>
               <w:rPr>
+                <w:rFonts w:ascii="Calibri" w:hAnsi="Calibri" w:eastAsia="Calibri" w:cs="Calibri"/>
                 <w:sz w:val="20"/>
                 <w:szCs w:val="20"/>
                 <w:rtl w:val="0"/>
@@ -12647,6 +13001,7 @@
             </w:pPr>
             <w:r>
               <w:rPr>
+                <w:rFonts w:ascii="Calibri" w:hAnsi="Calibri" w:eastAsia="Calibri" w:cs="Calibri"/>
                 <w:sz w:val="20"/>
                 <w:szCs w:val="20"/>
                 <w:rtl w:val="0"/>
@@ -12671,6 +13026,7 @@
             </w:pPr>
             <w:r>
               <w:rPr>
+                <w:rFonts w:ascii="Calibri" w:hAnsi="Calibri" w:eastAsia="Calibri" w:cs="Calibri"/>
                 <w:sz w:val="20"/>
                 <w:szCs w:val="20"/>
                 <w:rtl w:val="0"/>
@@ -12703,6 +13059,7 @@
             </w:pPr>
             <w:r>
               <w:rPr>
+                <w:rFonts w:ascii="Calibri" w:hAnsi="Calibri" w:eastAsia="Calibri" w:cs="Calibri"/>
                 <w:sz w:val="20"/>
                 <w:szCs w:val="20"/>
                 <w:rtl w:val="0"/>
@@ -12727,6 +13084,7 @@
             </w:pPr>
             <w:r>
               <w:rPr>
+                <w:rFonts w:ascii="Calibri" w:hAnsi="Calibri" w:eastAsia="Calibri" w:cs="Calibri"/>
                 <w:sz w:val="20"/>
                 <w:szCs w:val="20"/>
                 <w:rtl w:val="0"/>
@@ -12751,6 +13109,8 @@
       </w:pPr>
       <w:r>
         <w:rPr>
+          <w:rFonts w:ascii="Calibri" w:hAnsi="Calibri" w:eastAsia="Calibri" w:cs="Calibri"/>
+          <w:sz w:val="20"/>
           <w:rtl w:val="0"/>
         </w:rPr>
       </w:r>
@@ -12765,10 +13125,16 @@
         </w:rPr>
       </w:pPr>
       <w:r>
+        <w:rPr>
+          <w:rFonts w:ascii="Calibri" w:hAnsi="Calibri" w:eastAsia="Calibri" w:cs="Calibri"/>
+          <w:sz w:val="20"/>
+        </w:rPr>
         <w:br w:type="page"/>
       </w:r>
       <w:r>
         <w:rPr>
+          <w:rFonts w:ascii="Calibri" w:hAnsi="Calibri" w:eastAsia="Calibri" w:cs="Calibri"/>
+          <w:sz w:val="20"/>
           <w:rtl w:val="0"/>
         </w:rPr>
       </w:r>
@@ -12808,14 +13174,14 @@
       </w:pPr>
       <w:r>
         <w:rPr>
-          <w:rFonts w:ascii="Times New Roman" w:cs="Times New Roman" w:eastAsia="Times New Roman" w:hAnsi="Times New Roman"/>
+          <w:rFonts w:ascii="Calibri" w:cs="Calibri" w:eastAsia="Calibri" w:hAnsi="Calibri"/>
           <w:b w:val="1"/>
           <w:bCs w:val="1"/>
           <w:i w:val="0"/>
           <w:iCs w:val="0"/>
           <w:smallCaps w:val="0"/>
           <w:strike w:val="0"/>
-          <w:color w:val="000000"/>
+          <w:color w:val="1F2937"/>
           <w:sz w:val="20"/>
           <w:szCs w:val="20"/>
           <w:u w:val="single"/>
@@ -12861,6 +13227,8 @@
       </w:pPr>
       <w:r>
         <w:rPr>
+          <w:rFonts w:ascii="Calibri" w:hAnsi="Calibri" w:eastAsia="Calibri" w:cs="Calibri"/>
+          <w:sz w:val="20"/>
           <w:rtl w:val="0"/>
         </w:rPr>
       </w:r>
@@ -12904,14 +13272,14 @@
       </w:pPr>
       <w:r>
         <w:rPr>
-          <w:rFonts w:ascii="Times New Roman" w:cs="Times New Roman" w:eastAsia="Times New Roman" w:hAnsi="Times New Roman"/>
-          <w:b w:val="0"/>
-          <w:bCs w:val="0"/>
-          <w:i w:val="0"/>
-          <w:iCs w:val="0"/>
-          <w:smallCaps w:val="0"/>
-          <w:strike w:val="0"/>
-          <w:color w:val="000000"/>
+          <w:rFonts w:ascii="Calibri" w:cs="Calibri" w:eastAsia="Calibri" w:hAnsi="Calibri"/>
+          <w:b w:val="0"/>
+          <w:bCs w:val="0"/>
+          <w:i w:val="0"/>
+          <w:iCs w:val="0"/>
+          <w:smallCaps w:val="0"/>
+          <w:strike w:val="0"/>
+          <w:color w:val="1F2937"/>
           <w:sz w:val="20"/>
           <w:szCs w:val="20"/>
           <w:u w:val="none"/>
@@ -12961,14 +13329,14 @@
       </w:pPr>
       <w:r>
         <w:rPr>
-          <w:rFonts w:ascii="Times New Roman" w:cs="Times New Roman" w:eastAsia="Times New Roman" w:hAnsi="Times New Roman"/>
-          <w:b w:val="0"/>
-          <w:bCs w:val="0"/>
-          <w:i w:val="0"/>
-          <w:iCs w:val="0"/>
-          <w:smallCaps w:val="0"/>
-          <w:strike w:val="0"/>
-          <w:color w:val="000000"/>
+          <w:rFonts w:ascii="Calibri" w:cs="Calibri" w:eastAsia="Calibri" w:hAnsi="Calibri"/>
+          <w:b w:val="0"/>
+          <w:bCs w:val="0"/>
+          <w:i w:val="0"/>
+          <w:iCs w:val="0"/>
+          <w:smallCaps w:val="0"/>
+          <w:strike w:val="0"/>
+          <w:color w:val="1F2937"/>
           <w:sz w:val="20"/>
           <w:szCs w:val="20"/>
           <w:u w:val="none"/>
@@ -13018,14 +13386,14 @@
       </w:pPr>
       <w:r>
         <w:rPr>
-          <w:rFonts w:ascii="Times New Roman" w:cs="Times New Roman" w:eastAsia="Times New Roman" w:hAnsi="Times New Roman"/>
-          <w:b w:val="0"/>
-          <w:bCs w:val="0"/>
-          <w:i w:val="0"/>
-          <w:iCs w:val="0"/>
-          <w:smallCaps w:val="0"/>
-          <w:strike w:val="0"/>
-          <w:color w:val="000000"/>
+          <w:rFonts w:ascii="Calibri" w:cs="Calibri" w:eastAsia="Calibri" w:hAnsi="Calibri"/>
+          <w:b w:val="0"/>
+          <w:bCs w:val="0"/>
+          <w:i w:val="0"/>
+          <w:iCs w:val="0"/>
+          <w:smallCaps w:val="0"/>
+          <w:strike w:val="0"/>
+          <w:color w:val="1F2937"/>
           <w:sz w:val="20"/>
           <w:szCs w:val="20"/>
           <w:u w:val="none"/>
@@ -13075,14 +13443,14 @@
       </w:pPr>
       <w:r>
         <w:rPr>
-          <w:rFonts w:ascii="Times New Roman" w:cs="Times New Roman" w:eastAsia="Times New Roman" w:hAnsi="Times New Roman"/>
-          <w:b w:val="0"/>
-          <w:bCs w:val="0"/>
-          <w:i w:val="0"/>
-          <w:iCs w:val="0"/>
-          <w:smallCaps w:val="0"/>
-          <w:strike w:val="0"/>
-          <w:color w:val="000000"/>
+          <w:rFonts w:ascii="Calibri" w:cs="Calibri" w:eastAsia="Calibri" w:hAnsi="Calibri"/>
+          <w:b w:val="0"/>
+          <w:bCs w:val="0"/>
+          <w:i w:val="0"/>
+          <w:iCs w:val="0"/>
+          <w:smallCaps w:val="0"/>
+          <w:strike w:val="0"/>
+          <w:color w:val="1F2937"/>
           <w:sz w:val="20"/>
           <w:szCs w:val="20"/>
           <w:u w:val="none"/>
@@ -13132,14 +13500,14 @@
       </w:pPr>
       <w:r>
         <w:rPr>
-          <w:rFonts w:ascii="Times New Roman" w:cs="Times New Roman" w:eastAsia="Times New Roman" w:hAnsi="Times New Roman"/>
-          <w:b w:val="0"/>
-          <w:bCs w:val="0"/>
-          <w:i w:val="0"/>
-          <w:iCs w:val="0"/>
-          <w:smallCaps w:val="0"/>
-          <w:strike w:val="0"/>
-          <w:color w:val="000000"/>
+          <w:rFonts w:ascii="Calibri" w:cs="Calibri" w:eastAsia="Calibri" w:hAnsi="Calibri"/>
+          <w:b w:val="0"/>
+          <w:bCs w:val="0"/>
+          <w:i w:val="0"/>
+          <w:iCs w:val="0"/>
+          <w:smallCaps w:val="0"/>
+          <w:strike w:val="0"/>
+          <w:color w:val="1F2937"/>
           <w:sz w:val="20"/>
           <w:szCs w:val="20"/>
           <w:u w:val="none"/>
@@ -13189,14 +13557,14 @@
       </w:pPr>
       <w:r>
         <w:rPr>
-          <w:rFonts w:ascii="Times New Roman" w:cs="Times New Roman" w:eastAsia="Times New Roman" w:hAnsi="Times New Roman"/>
-          <w:b w:val="0"/>
-          <w:bCs w:val="0"/>
-          <w:i w:val="0"/>
-          <w:iCs w:val="0"/>
-          <w:smallCaps w:val="0"/>
-          <w:strike w:val="0"/>
-          <w:color w:val="000000"/>
+          <w:rFonts w:ascii="Calibri" w:cs="Calibri" w:eastAsia="Calibri" w:hAnsi="Calibri"/>
+          <w:b w:val="0"/>
+          <w:bCs w:val="0"/>
+          <w:i w:val="0"/>
+          <w:iCs w:val="0"/>
+          <w:smallCaps w:val="0"/>
+          <w:strike w:val="0"/>
+          <w:color w:val="1F2937"/>
           <w:sz w:val="20"/>
           <w:szCs w:val="20"/>
           <w:u w:val="none"/>
@@ -13246,14 +13614,14 @@
       </w:pPr>
       <w:r>
         <w:rPr>
-          <w:rFonts w:ascii="Times New Roman" w:cs="Times New Roman" w:eastAsia="Times New Roman" w:hAnsi="Times New Roman"/>
-          <w:b w:val="0"/>
-          <w:bCs w:val="0"/>
-          <w:i w:val="0"/>
-          <w:iCs w:val="0"/>
-          <w:smallCaps w:val="0"/>
-          <w:strike w:val="0"/>
-          <w:color w:val="000000"/>
+          <w:rFonts w:ascii="Calibri" w:cs="Calibri" w:eastAsia="Calibri" w:hAnsi="Calibri"/>
+          <w:b w:val="0"/>
+          <w:bCs w:val="0"/>
+          <w:i w:val="0"/>
+          <w:iCs w:val="0"/>
+          <w:smallCaps w:val="0"/>
+          <w:strike w:val="0"/>
+          <w:color w:val="1F2937"/>
           <w:sz w:val="20"/>
           <w:szCs w:val="20"/>
           <w:u w:val="none"/>
@@ -13303,14 +13671,14 @@
       </w:pPr>
       <w:r>
         <w:rPr>
-          <w:rFonts w:ascii="Times New Roman" w:cs="Times New Roman" w:eastAsia="Times New Roman" w:hAnsi="Times New Roman"/>
-          <w:b w:val="0"/>
-          <w:bCs w:val="0"/>
-          <w:i w:val="0"/>
-          <w:iCs w:val="0"/>
-          <w:smallCaps w:val="0"/>
-          <w:strike w:val="0"/>
-          <w:color w:val="000000"/>
+          <w:rFonts w:ascii="Calibri" w:cs="Calibri" w:eastAsia="Calibri" w:hAnsi="Calibri"/>
+          <w:b w:val="0"/>
+          <w:bCs w:val="0"/>
+          <w:i w:val="0"/>
+          <w:iCs w:val="0"/>
+          <w:smallCaps w:val="0"/>
+          <w:strike w:val="0"/>
+          <w:color w:val="1F2937"/>
           <w:sz w:val="20"/>
           <w:szCs w:val="20"/>
           <w:u w:val="none"/>
@@ -13360,14 +13728,14 @@
       </w:pPr>
       <w:r>
         <w:rPr>
-          <w:rFonts w:ascii="Times New Roman" w:cs="Times New Roman" w:eastAsia="Times New Roman" w:hAnsi="Times New Roman"/>
-          <w:b w:val="0"/>
-          <w:bCs w:val="0"/>
-          <w:i w:val="0"/>
-          <w:iCs w:val="0"/>
-          <w:smallCaps w:val="0"/>
-          <w:strike w:val="0"/>
-          <w:color w:val="000000"/>
+          <w:rFonts w:ascii="Calibri" w:cs="Calibri" w:eastAsia="Calibri" w:hAnsi="Calibri"/>
+          <w:b w:val="0"/>
+          <w:bCs w:val="0"/>
+          <w:i w:val="0"/>
+          <w:iCs w:val="0"/>
+          <w:smallCaps w:val="0"/>
+          <w:strike w:val="0"/>
+          <w:color w:val="1F2937"/>
           <w:sz w:val="20"/>
           <w:szCs w:val="20"/>
           <w:u w:val="none"/>
@@ -13417,14 +13785,14 @@
       </w:pPr>
       <w:r>
         <w:rPr>
-          <w:rFonts w:ascii="Times New Roman" w:cs="Times New Roman" w:eastAsia="Times New Roman" w:hAnsi="Times New Roman"/>
-          <w:b w:val="0"/>
-          <w:bCs w:val="0"/>
-          <w:i w:val="0"/>
-          <w:iCs w:val="0"/>
-          <w:smallCaps w:val="0"/>
-          <w:strike w:val="0"/>
-          <w:color w:val="000000"/>
+          <w:rFonts w:ascii="Calibri" w:cs="Calibri" w:eastAsia="Calibri" w:hAnsi="Calibri"/>
+          <w:b w:val="0"/>
+          <w:bCs w:val="0"/>
+          <w:i w:val="0"/>
+          <w:iCs w:val="0"/>
+          <w:smallCaps w:val="0"/>
+          <w:strike w:val="0"/>
+          <w:color w:val="1F2937"/>
           <w:sz w:val="20"/>
           <w:szCs w:val="20"/>
           <w:u w:val="none"/>
@@ -13474,14 +13842,14 @@
       </w:pPr>
       <w:r>
         <w:rPr>
-          <w:rFonts w:ascii="Times New Roman" w:cs="Times New Roman" w:eastAsia="Times New Roman" w:hAnsi="Times New Roman"/>
-          <w:b w:val="0"/>
-          <w:bCs w:val="0"/>
-          <w:i w:val="0"/>
-          <w:iCs w:val="0"/>
-          <w:smallCaps w:val="0"/>
-          <w:strike w:val="0"/>
-          <w:color w:val="000000"/>
+          <w:rFonts w:ascii="Calibri" w:cs="Calibri" w:eastAsia="Calibri" w:hAnsi="Calibri"/>
+          <w:b w:val="0"/>
+          <w:bCs w:val="0"/>
+          <w:i w:val="0"/>
+          <w:iCs w:val="0"/>
+          <w:smallCaps w:val="0"/>
+          <w:strike w:val="0"/>
+          <w:color w:val="1F2937"/>
           <w:sz w:val="20"/>
           <w:szCs w:val="20"/>
           <w:u w:val="none"/>
@@ -13531,14 +13899,14 @@
       </w:pPr>
       <w:r>
         <w:rPr>
-          <w:rFonts w:ascii="Times New Roman" w:cs="Times New Roman" w:eastAsia="Times New Roman" w:hAnsi="Times New Roman"/>
-          <w:b w:val="0"/>
-          <w:bCs w:val="0"/>
-          <w:i w:val="0"/>
-          <w:iCs w:val="0"/>
-          <w:smallCaps w:val="0"/>
-          <w:strike w:val="0"/>
-          <w:color w:val="000000"/>
+          <w:rFonts w:ascii="Calibri" w:cs="Calibri" w:eastAsia="Calibri" w:hAnsi="Calibri"/>
+          <w:b w:val="0"/>
+          <w:bCs w:val="0"/>
+          <w:i w:val="0"/>
+          <w:iCs w:val="0"/>
+          <w:smallCaps w:val="0"/>
+          <w:strike w:val="0"/>
+          <w:color w:val="1F2937"/>
           <w:sz w:val="20"/>
           <w:szCs w:val="20"/>
           <w:u w:val="none"/>
@@ -13588,14 +13956,14 @@
       </w:pPr>
       <w:r>
         <w:rPr>
-          <w:rFonts w:ascii="Times New Roman" w:cs="Times New Roman" w:eastAsia="Times New Roman" w:hAnsi="Times New Roman"/>
-          <w:b w:val="0"/>
-          <w:bCs w:val="0"/>
-          <w:i w:val="0"/>
-          <w:iCs w:val="0"/>
-          <w:smallCaps w:val="0"/>
-          <w:strike w:val="0"/>
-          <w:color w:val="000000"/>
+          <w:rFonts w:ascii="Calibri" w:cs="Calibri" w:eastAsia="Calibri" w:hAnsi="Calibri"/>
+          <w:b w:val="0"/>
+          <w:bCs w:val="0"/>
+          <w:i w:val="0"/>
+          <w:iCs w:val="0"/>
+          <w:smallCaps w:val="0"/>
+          <w:strike w:val="0"/>
+          <w:color w:val="1F2937"/>
           <w:sz w:val="20"/>
           <w:szCs w:val="20"/>
           <w:u w:val="none"/>
@@ -13645,14 +14013,14 @@
       </w:pPr>
       <w:r>
         <w:rPr>
-          <w:rFonts w:ascii="Times New Roman" w:cs="Times New Roman" w:eastAsia="Times New Roman" w:hAnsi="Times New Roman"/>
-          <w:b w:val="0"/>
-          <w:bCs w:val="0"/>
-          <w:i w:val="0"/>
-          <w:iCs w:val="0"/>
-          <w:smallCaps w:val="0"/>
-          <w:strike w:val="0"/>
-          <w:color w:val="000000"/>
+          <w:rFonts w:ascii="Calibri" w:cs="Calibri" w:eastAsia="Calibri" w:hAnsi="Calibri"/>
+          <w:b w:val="0"/>
+          <w:bCs w:val="0"/>
+          <w:i w:val="0"/>
+          <w:iCs w:val="0"/>
+          <w:smallCaps w:val="0"/>
+          <w:strike w:val="0"/>
+          <w:color w:val="1F2937"/>
           <w:sz w:val="20"/>
           <w:szCs w:val="20"/>
           <w:u w:val="none"/>
@@ -13702,14 +14070,14 @@
       </w:pPr>
       <w:r>
         <w:rPr>
-          <w:rFonts w:ascii="Times New Roman" w:cs="Times New Roman" w:eastAsia="Times New Roman" w:hAnsi="Times New Roman"/>
-          <w:b w:val="0"/>
-          <w:bCs w:val="0"/>
-          <w:i w:val="0"/>
-          <w:iCs w:val="0"/>
-          <w:smallCaps w:val="0"/>
-          <w:strike w:val="0"/>
-          <w:color w:val="000000"/>
+          <w:rFonts w:ascii="Calibri" w:cs="Calibri" w:eastAsia="Calibri" w:hAnsi="Calibri"/>
+          <w:b w:val="0"/>
+          <w:bCs w:val="0"/>
+          <w:i w:val="0"/>
+          <w:iCs w:val="0"/>
+          <w:smallCaps w:val="0"/>
+          <w:strike w:val="0"/>
+          <w:color w:val="1F2937"/>
           <w:sz w:val="20"/>
           <w:szCs w:val="20"/>
           <w:u w:val="none"/>
@@ -13733,6 +14101,8 @@
       </w:pPr>
       <w:r>
         <w:rPr>
+          <w:rFonts w:ascii="Calibri" w:hAnsi="Calibri" w:eastAsia="Calibri" w:cs="Calibri"/>
+          <w:sz w:val="20"/>
           <w:rtl w:val="0"/>
         </w:rPr>
       </w:r>
@@ -13753,6 +14123,8 @@
       </w:pPr>
       <w:r>
         <w:rPr>
+          <w:rFonts w:ascii="Calibri" w:hAnsi="Calibri" w:eastAsia="Calibri" w:cs="Calibri"/>
+          <w:sz w:val="20"/>
           <w:rtl w:val="0"/>
         </w:rPr>
       </w:r>
@@ -13774,6 +14146,7 @@
       </w:pPr>
       <w:r>
         <w:rPr>
+          <w:rFonts w:ascii="Calibri" w:hAnsi="Calibri" w:eastAsia="Calibri" w:cs="Calibri"/>
           <w:b w:val="1"/>
           <w:bCs w:val="1"/>
           <w:sz w:val="20"/>
@@ -13784,6 +14157,8 @@
       </w:r>
       <w:r>
         <w:rPr>
+          <w:rFonts w:ascii="Calibri" w:hAnsi="Calibri" w:eastAsia="Calibri" w:cs="Calibri"/>
+          <w:sz w:val="20"/>
           <w:rtl w:val="0"/>
         </w:rPr>
       </w:r>
@@ -13805,19 +14180,23 @@
       </w:pPr>
       <w:r>
         <w:rPr>
-          <w:rtl w:val="0"/>
-        </w:rPr>
-      </w:r>
-    </w:p>
-    <w:p>
-      <w:pPr>
-        <w:rPr>
-          <w:sz w:val="20"/>
-          <w:szCs w:val="20"/>
-        </w:rPr>
-      </w:pPr>
-      <w:r>
-        <w:rPr>
+          <w:rFonts w:ascii="Calibri" w:hAnsi="Calibri" w:eastAsia="Calibri" w:cs="Calibri"/>
+          <w:sz w:val="20"/>
+          <w:rtl w:val="0"/>
+        </w:rPr>
+      </w:r>
+    </w:p>
+    <w:p>
+      <w:pPr>
+        <w:rPr>
+          <w:sz w:val="20"/>
+          <w:szCs w:val="20"/>
+        </w:rPr>
+      </w:pPr>
+      <w:r>
+        <w:rPr>
+          <w:rFonts w:ascii="Calibri" w:hAnsi="Calibri" w:eastAsia="Calibri" w:cs="Calibri"/>
+          <w:sz w:val="20"/>
           <w:rtl w:val="0"/>
         </w:rPr>
       </w:r>
@@ -13826,8 +14205,8 @@
       <w:footerReference r:id="rId19" w:type="default"/>
       <w:headerReference w:type="default" r:id="rId23"/>
       <w:type w:val="nextPage"/>
-      <w:pgSz w:h="15840" w:w="12240" w:orient="portrait"/>
-      <w:pgMar w:bottom="567" w:top="1134" w:left="567" w:right="567" w:header="0" w:footer="432"/>
+      <w:pgSz w:h="16834" w:w="11909" w:orient="portrait"/>
+      <w:pgMar w:bottom="1440" w:top="1440" w:left="1080" w:right="1080" w:header="0" w:footer="432"/>
       <w:titlePg w:val="1"/>
     </w:sectPr>
   </w:body>

--- a/BRF_Offer_Template.docx
+++ b/BRF_Offer_Template.docx
@@ -176,704 +176,362 @@
     </w:p>
     <w:p>
       <w:pPr>
-        <w:keepNext w:val="0"/>
-        <w:keepLines w:val="0"/>
-        <w:pageBreakBefore w:val="0"/>
-        <w:widowControl w:val="0"/>
-        <w:pBdr>
-          <w:top w:space="0" w:sz="0" w:val="nil"/>
-          <w:left w:space="0" w:sz="0" w:val="nil"/>
-          <w:bottom w:space="0" w:sz="0" w:val="nil"/>
-          <w:right w:space="0" w:sz="0" w:val="nil"/>
-          <w:between w:space="0" w:sz="0" w:val="nil"/>
-        </w:pBdr>
-        <w:shd w:fill="auto" w:val="clear"/>
-        <w:spacing w:after="0" w:before="0" w:line="240" w:lineRule="auto"/>
-        <w:ind w:left="0" w:right="0" w:firstLine="0"/>
         <w:jc w:val="center"/>
-        <w:rPr>
-          <w:rFonts w:ascii="Times New Roman" w:cs="Times New Roman" w:eastAsia="Times New Roman" w:hAnsi="Times New Roman"/>
-          <w:b w:val="0"/>
-          <w:bCs w:val="0"/>
-          <w:i w:val="0"/>
-          <w:iCs w:val="0"/>
-          <w:smallCaps w:val="0"/>
-          <w:strike w:val="0"/>
-          <w:color w:val="000000"/>
-          <w:sz w:val="28"/>
-          <w:szCs w:val="28"/>
-          <w:u w:val="none"/>
-          <w:shd w:fill="auto" w:val="clear"/>
-          <w:vertAlign w:val="baseline"/>
-        </w:rPr>
-      </w:pPr>
-      <w:r>
-        <w:rPr>
-          <w:rFonts w:ascii="Calibri" w:cs="Calibri" w:eastAsia="Calibri" w:hAnsi="Calibri"/>
+      </w:pPr>
+      <w:r>
+        <w:rPr>
+          <w:rFonts w:ascii="Calibri" w:hAnsi="Calibri" w:eastAsia="Calibri" w:cs="Calibri"/>
           <w:b/>
-          <w:bCs w:val="0"/>
-          <w:i w:val="0"/>
-          <w:iCs w:val="0"/>
-          <w:smallCaps w:val="0"/>
-          <w:strike w:val="0"/>
           <w:color w:val="1F2937"/>
           <w:sz w:val="30"/>
-          <w:szCs w:val="28"/>
-          <w:u w:val="none"/>
-          <w:shd w:fill="auto" w:val="clear"/>
-          <w:vertAlign w:val="baseline"/>
-          <w:rtl w:val="0"/>
-        </w:rPr>
-        <w:t xml:space="preserve">Techno-Commercial</w:t>
-      </w:r>
-    </w:p>
-    <w:p>
-      <w:pPr>
-        <w:keepNext w:val="0"/>
-        <w:keepLines w:val="0"/>
-        <w:pageBreakBefore w:val="0"/>
-        <w:widowControl w:val="0"/>
-        <w:pBdr>
-          <w:top w:space="0" w:sz="0" w:val="nil"/>
-          <w:left w:space="0" w:sz="0" w:val="nil"/>
-          <w:bottom w:space="0" w:sz="0" w:val="nil"/>
-          <w:right w:space="0" w:sz="0" w:val="nil"/>
-          <w:between w:space="0" w:sz="0" w:val="nil"/>
-        </w:pBdr>
-        <w:shd w:fill="auto" w:val="clear"/>
-        <w:spacing w:after="0" w:before="0" w:line="480" w:lineRule="auto"/>
-        <w:ind w:left="0" w:right="0" w:firstLine="0"/>
+        </w:rPr>
+        <w:t>OFFER FOR</w:t>
+      </w:r>
+    </w:p>
+    <w:p>
+      <w:pPr>
         <w:jc w:val="center"/>
-        <w:rPr>
-          <w:rFonts w:ascii="Times New Roman" w:cs="Times New Roman" w:eastAsia="Times New Roman" w:hAnsi="Times New Roman"/>
-          <w:b w:val="0"/>
-          <w:bCs w:val="0"/>
-          <w:i w:val="0"/>
-          <w:iCs w:val="0"/>
-          <w:smallCaps w:val="0"/>
-          <w:strike w:val="0"/>
-          <w:color w:val="000000"/>
+      </w:pPr>
+      <w:r>
+        <w:rPr>
+          <w:rFonts w:ascii="Calibri" w:hAnsi="Calibri" w:eastAsia="Calibri" w:cs="Calibri"/>
+          <w:b/>
+          <w:color w:val="E87722"/>
+          <w:sz w:val="30"/>
+        </w:rPr>
+        <w:t>{{ equipment_name }}</w:t>
+      </w:r>
+    </w:p>
+    <w:p>
+      <w:pPr>
+        <w:jc w:val="center"/>
+      </w:pPr>
+      <w:r>
+        <w:rPr>
+          <w:rFonts w:ascii="Calibri" w:hAnsi="Calibri" w:eastAsia="Calibri" w:cs="Calibri"/>
+          <w:sz w:val="20"/>
+        </w:rPr>
+      </w:r>
+    </w:p>
+    <w:p>
+      <w:pPr>
+        <w:jc w:val="center"/>
+      </w:pPr>
+      <w:r>
+        <w:rPr>
+          <w:rFonts w:ascii="Calibri" w:hAnsi="Calibri" w:eastAsia="Calibri" w:cs="Calibri"/>
+          <w:b/>
+          <w:color w:val="E87722"/>
+          <w:sz w:val="30"/>
+        </w:rPr>
+        <w:t>ENCON Thermal Engineers (P) Ltd</w:t>
+      </w:r>
+    </w:p>
+    <w:p>
+      <w:pPr>
+        <w:jc w:val="center"/>
+      </w:pPr>
+      <w:r>
+        <w:rPr>
+          <w:rFonts w:ascii="Calibri" w:hAnsi="Calibri" w:eastAsia="Calibri" w:cs="Calibri"/>
+          <w:b w:val="0"/>
+          <w:color w:val="6B7280"/>
           <w:sz w:val="24"/>
-          <w:szCs w:val="24"/>
-          <w:u w:val="none"/>
-          <w:shd w:fill="auto" w:val="clear"/>
-          <w:vertAlign w:val="baseline"/>
-        </w:rPr>
-      </w:pPr>
-      <w:r>
-        <w:rPr>
-          <w:rFonts w:ascii="Calibri" w:hAnsi="Calibri" w:eastAsia="Calibri" w:cs="Calibri"/>
-          <w:sz w:val="20"/>
-          <w:rtl w:val="0"/>
-        </w:rPr>
-      </w:r>
-    </w:p>
-    <w:p>
-      <w:pPr>
-        <w:keepNext w:val="0"/>
-        <w:keepLines w:val="0"/>
-        <w:pageBreakBefore w:val="0"/>
-        <w:widowControl w:val="0"/>
-        <w:pBdr>
-          <w:top w:space="0" w:sz="0" w:val="nil"/>
-          <w:left w:space="0" w:sz="0" w:val="nil"/>
-          <w:bottom w:space="0" w:sz="0" w:val="nil"/>
-          <w:right w:space="0" w:sz="0" w:val="nil"/>
-          <w:between w:space="0" w:sz="0" w:val="nil"/>
-        </w:pBdr>
-        <w:shd w:fill="auto" w:val="clear"/>
-        <w:spacing w:after="0" w:before="0" w:line="480" w:lineRule="auto"/>
-        <w:ind w:left="0" w:right="0" w:firstLine="0"/>
+        </w:rPr>
+        <w:t>Your Answer to the Continued Need for Energy Conservation</w:t>
+      </w:r>
+    </w:p>
+    <w:p>
+      <w:pPr>
         <w:jc w:val="center"/>
-        <w:rPr>
-          <w:rFonts w:ascii="Times New Roman" w:cs="Times New Roman" w:eastAsia="Times New Roman" w:hAnsi="Times New Roman"/>
-          <w:b w:val="0"/>
-          <w:bCs w:val="0"/>
-          <w:i w:val="0"/>
-          <w:iCs w:val="0"/>
-          <w:smallCaps w:val="0"/>
-          <w:strike w:val="0"/>
-          <w:color w:val="000000"/>
-          <w:sz w:val="24"/>
-          <w:szCs w:val="24"/>
-          <w:u w:val="none"/>
-          <w:shd w:fill="auto" w:val="clear"/>
-          <w:vertAlign w:val="baseline"/>
-        </w:rPr>
-      </w:pPr>
-      <w:r>
-        <w:rPr>
-          <w:rFonts w:ascii="Calibri" w:cs="Calibri" w:eastAsia="Calibri" w:hAnsi="Calibri"/>
-          <w:b w:val="0"/>
-          <w:bCs w:val="0"/>
-          <w:i w:val="0"/>
-          <w:iCs w:val="0"/>
-          <w:smallCaps w:val="0"/>
-          <w:strike w:val="0"/>
-          <w:color w:val="1F2937"/>
-          <w:sz w:val="24"/>
-          <w:szCs w:val="24"/>
-          <w:u w:val="none"/>
-          <w:shd w:fill="auto" w:val="clear"/>
-          <w:vertAlign w:val="baseline"/>
-          <w:rtl w:val="0"/>
-        </w:rPr>
-        <w:t xml:space="preserve">OFFER</w:t>
-      </w:r>
-    </w:p>
-    <w:p>
-      <w:pPr>
-        <w:keepNext w:val="0"/>
-        <w:keepLines w:val="0"/>
-        <w:pageBreakBefore w:val="0"/>
-        <w:widowControl w:val="0"/>
-        <w:pBdr>
-          <w:top w:space="0" w:sz="0" w:val="nil"/>
-          <w:left w:space="0" w:sz="0" w:val="nil"/>
-          <w:bottom w:space="0" w:sz="0" w:val="nil"/>
-          <w:right w:space="0" w:sz="0" w:val="nil"/>
-          <w:between w:space="0" w:sz="0" w:val="nil"/>
-        </w:pBdr>
-        <w:shd w:fill="auto" w:val="clear"/>
-        <w:spacing w:after="0" w:before="90" w:line="480" w:lineRule="auto"/>
-        <w:ind w:left="0" w:right="0" w:firstLine="0"/>
+      </w:pPr>
+      <w:r>
+        <w:rPr>
+          <w:rFonts w:ascii="Calibri" w:hAnsi="Calibri" w:eastAsia="Calibri" w:cs="Calibri"/>
+          <w:b w:val="0"/>
+          <w:color w:val="6B7280"/>
+          <w:sz w:val="20"/>
+        </w:rPr>
+        <w:t>297, Sector-21B  •  Faridabad – 121 001  •  Haryana, India</w:t>
+      </w:r>
+    </w:p>
+    <w:p>
+      <w:pPr>
         <w:jc w:val="center"/>
-        <w:rPr>
-          <w:rFonts w:ascii="Times New Roman" w:cs="Times New Roman" w:eastAsia="Times New Roman" w:hAnsi="Times New Roman"/>
-          <w:b w:val="0"/>
-          <w:bCs w:val="0"/>
-          <w:i w:val="0"/>
-          <w:iCs w:val="0"/>
-          <w:smallCaps w:val="0"/>
-          <w:strike w:val="0"/>
-          <w:color w:val="000000"/>
-          <w:sz w:val="24"/>
-          <w:szCs w:val="24"/>
-          <w:u w:val="none"/>
-          <w:shd w:fill="auto" w:val="clear"/>
-          <w:vertAlign w:val="baseline"/>
-        </w:rPr>
-      </w:pPr>
-      <w:r>
-        <w:rPr>
-          <w:rFonts w:ascii="Calibri" w:cs="Calibri" w:eastAsia="Calibri" w:hAnsi="Calibri"/>
-          <w:b w:val="0"/>
-          <w:bCs w:val="0"/>
-          <w:i w:val="0"/>
-          <w:iCs w:val="0"/>
-          <w:smallCaps w:val="0"/>
-          <w:strike w:val="0"/>
-          <w:color w:val="1F2937"/>
-          <w:sz w:val="24"/>
-          <w:szCs w:val="24"/>
-          <w:u w:val="none"/>
-          <w:shd w:fill="auto" w:val="clear"/>
-          <w:vertAlign w:val="baseline"/>
-          <w:rtl w:val="0"/>
-        </w:rPr>
-        <w:t xml:space="preserve">FOR</w:t>
-      </w:r>
-    </w:p>
-    <w:p>
-      <w:pPr>
-        <w:keepNext w:val="0"/>
-        <w:keepLines w:val="0"/>
-        <w:pageBreakBefore w:val="0"/>
-        <w:widowControl w:val="0"/>
-        <w:pBdr>
-          <w:top w:space="0" w:sz="0" w:val="nil"/>
-          <w:left w:space="0" w:sz="0" w:val="nil"/>
-          <w:bottom w:space="0" w:sz="0" w:val="nil"/>
-          <w:right w:space="0" w:sz="0" w:val="nil"/>
-          <w:between w:space="0" w:sz="0" w:val="nil"/>
-        </w:pBdr>
-        <w:shd w:fill="auto" w:val="clear"/>
-        <w:tabs>
-          <w:tab w:val="left" w:leader="none" w:pos="5762"/>
-        </w:tabs>
-        <w:spacing w:after="0" w:before="0" w:line="272" w:lineRule="auto"/>
-        <w:ind w:left="1801" w:right="0" w:firstLine="0"/>
-        <w:jc w:val="left"/>
-        <w:rPr>
-          <w:rFonts w:ascii="Times New Roman" w:cs="Times New Roman" w:eastAsia="Times New Roman" w:hAnsi="Times New Roman"/>
-          <w:b w:val="0"/>
-          <w:bCs w:val="0"/>
-          <w:i w:val="0"/>
-          <w:iCs w:val="0"/>
-          <w:smallCaps w:val="0"/>
-          <w:strike w:val="0"/>
-          <w:color w:val="000000"/>
-          <w:sz w:val="24"/>
-          <w:szCs w:val="24"/>
-          <w:u w:val="none"/>
-          <w:shd w:fill="auto" w:val="clear"/>
-          <w:vertAlign w:val="baseline"/>
-        </w:rPr>
-      </w:pPr>
-      <w:r>
-        <w:rPr>
-          <w:rFonts w:ascii="Calibri" w:cs="Calibri" w:eastAsia="Calibri" w:hAnsi="Calibri"/>
-          <w:b w:val="0"/>
-          <w:bCs w:val="0"/>
-          <w:i w:val="0"/>
-          <w:iCs w:val="0"/>
-          <w:smallCaps w:val="0"/>
-          <w:strike w:val="0"/>
-          <w:color w:val="1F2937"/>
-          <w:sz w:val="24"/>
-          <w:szCs w:val="24"/>
-          <w:u w:val="none"/>
-          <w:shd w:fill="auto" w:val="clear"/>
-          <w:vertAlign w:val="baseline"/>
-          <w:rtl w:val="0"/>
-        </w:rPr>
-        <w:t xml:space="preserve">PROJECT/EQUIPMENT</w:t>
-        <w:tab/>
-        <w:t xml:space="preserve">: Project</w:t>
-      </w:r>
-    </w:p>
-    <w:p>
-      <w:pPr>
-        <w:keepNext w:val="0"/>
-        <w:keepLines w:val="0"/>
-        <w:pageBreakBefore w:val="0"/>
-        <w:widowControl w:val="0"/>
-        <w:pBdr>
-          <w:top w:space="0" w:sz="0" w:val="nil"/>
-          <w:left w:space="0" w:sz="0" w:val="nil"/>
-          <w:bottom w:space="0" w:sz="0" w:val="nil"/>
-          <w:right w:space="0" w:sz="0" w:val="nil"/>
-          <w:between w:space="0" w:sz="0" w:val="nil"/>
-        </w:pBdr>
-        <w:shd w:fill="auto" w:val="clear"/>
-        <w:spacing w:after="0" w:before="11" w:line="240" w:lineRule="auto"/>
-        <w:ind w:left="0" w:right="0" w:firstLine="0"/>
-        <w:jc w:val="left"/>
-        <w:rPr>
-          <w:rFonts w:ascii="Times New Roman" w:cs="Times New Roman" w:eastAsia="Times New Roman" w:hAnsi="Times New Roman"/>
-          <w:b w:val="0"/>
-          <w:bCs w:val="0"/>
-          <w:i w:val="0"/>
-          <w:iCs w:val="0"/>
-          <w:smallCaps w:val="0"/>
-          <w:strike w:val="0"/>
-          <w:color w:val="000000"/>
-          <w:sz w:val="23"/>
-          <w:szCs w:val="23"/>
-          <w:u w:val="none"/>
-          <w:shd w:fill="auto" w:val="clear"/>
-          <w:vertAlign w:val="baseline"/>
-        </w:rPr>
-      </w:pPr>
-      <w:r>
-        <w:rPr>
-          <w:rFonts w:ascii="Calibri" w:hAnsi="Calibri" w:eastAsia="Calibri" w:cs="Calibri"/>
-          <w:sz w:val="20"/>
-          <w:rtl w:val="0"/>
-        </w:rPr>
-      </w:r>
-    </w:p>
-    <w:p>
-      <w:pPr>
-        <w:keepNext w:val="0"/>
-        <w:keepLines w:val="0"/>
-        <w:pageBreakBefore w:val="0"/>
-        <w:widowControl w:val="0"/>
-        <w:pBdr>
-          <w:top w:space="0" w:sz="0" w:val="nil"/>
-          <w:left w:space="0" w:sz="0" w:val="nil"/>
-          <w:bottom w:space="0" w:sz="0" w:val="nil"/>
-          <w:right w:space="0" w:sz="0" w:val="nil"/>
-          <w:between w:space="0" w:sz="0" w:val="nil"/>
-        </w:pBdr>
-        <w:shd w:fill="auto" w:val="clear"/>
-        <w:tabs>
-          <w:tab w:val="left" w:leader="none" w:pos="5762"/>
-        </w:tabs>
-        <w:spacing w:after="0" w:before="0" w:line="240" w:lineRule="auto"/>
-        <w:ind w:left="1805" w:right="0" w:firstLine="0"/>
-        <w:jc w:val="left"/>
-        <w:rPr>
-          <w:rFonts w:ascii="Times New Roman" w:cs="Times New Roman" w:eastAsia="Times New Roman" w:hAnsi="Times New Roman"/>
-          <w:b w:val="0"/>
-          <w:bCs w:val="0"/>
-          <w:i w:val="0"/>
-          <w:iCs w:val="0"/>
-          <w:smallCaps w:val="0"/>
-          <w:strike w:val="0"/>
-          <w:color w:val="000000"/>
-          <w:sz w:val="24"/>
-          <w:szCs w:val="24"/>
-          <w:u w:val="none"/>
-          <w:shd w:fill="auto" w:val="clear"/>
-          <w:vertAlign w:val="baseline"/>
-        </w:rPr>
-      </w:pPr>
-      <w:r>
-        <w:rPr>
-          <w:rFonts w:ascii="Calibri" w:cs="Calibri" w:eastAsia="Calibri" w:hAnsi="Calibri"/>
-          <w:b w:val="0"/>
-          <w:bCs w:val="0"/>
-          <w:i w:val="0"/>
-          <w:iCs w:val="0"/>
-          <w:smallCaps w:val="0"/>
-          <w:strike w:val="0"/>
-          <w:color w:val="1F2937"/>
-          <w:sz w:val="24"/>
-          <w:szCs w:val="24"/>
-          <w:u w:val="none"/>
-          <w:shd w:fill="auto" w:val="clear"/>
-          <w:vertAlign w:val="baseline"/>
-          <w:rtl w:val="0"/>
-        </w:rPr>
-        <w:t xml:space="preserve">NAME OF PROJECT</w:t>
-        <w:tab/>
-        <w:t xml:space="preserve">: Billet Re-heating Furnace </w:t>
-      </w:r>
-    </w:p>
-    <w:p>
-      <w:pPr>
-        <w:keepNext w:val="0"/>
-        <w:keepLines w:val="0"/>
-        <w:pageBreakBefore w:val="0"/>
-        <w:widowControl w:val="0"/>
-        <w:pBdr>
-          <w:top w:space="0" w:sz="0" w:val="nil"/>
-          <w:left w:space="0" w:sz="0" w:val="nil"/>
-          <w:bottom w:space="0" w:sz="0" w:val="nil"/>
-          <w:right w:space="0" w:sz="0" w:val="nil"/>
-          <w:between w:space="0" w:sz="0" w:val="nil"/>
-        </w:pBdr>
-        <w:shd w:fill="auto" w:val="clear"/>
-        <w:spacing w:after="0" w:before="0" w:line="240" w:lineRule="auto"/>
-        <w:ind w:left="0" w:right="0" w:firstLine="0"/>
-        <w:jc w:val="left"/>
-        <w:rPr>
-          <w:rFonts w:ascii="Times New Roman" w:cs="Times New Roman" w:eastAsia="Times New Roman" w:hAnsi="Times New Roman"/>
-          <w:b w:val="0"/>
-          <w:bCs w:val="0"/>
-          <w:i w:val="0"/>
-          <w:iCs w:val="0"/>
-          <w:smallCaps w:val="0"/>
-          <w:strike w:val="0"/>
-          <w:color w:val="000000"/>
-          <w:sz w:val="24"/>
-          <w:szCs w:val="24"/>
-          <w:u w:val="none"/>
-          <w:shd w:fill="auto" w:val="clear"/>
-          <w:vertAlign w:val="baseline"/>
-        </w:rPr>
-      </w:pPr>
-      <w:r>
-        <w:rPr>
-          <w:rFonts w:ascii="Calibri" w:hAnsi="Calibri" w:eastAsia="Calibri" w:cs="Calibri"/>
-          <w:sz w:val="20"/>
-          <w:rtl w:val="0"/>
-        </w:rPr>
-      </w:r>
-    </w:p>
-    <w:p>
-      <w:pPr>
-        <w:keepNext w:val="0"/>
-        <w:keepLines w:val="0"/>
-        <w:pageBreakBefore w:val="0"/>
-        <w:widowControl w:val="0"/>
-        <w:pBdr>
-          <w:top w:space="0" w:sz="0" w:val="nil"/>
-          <w:left w:space="0" w:sz="0" w:val="nil"/>
-          <w:bottom w:space="0" w:sz="0" w:val="nil"/>
-          <w:right w:space="0" w:sz="0" w:val="nil"/>
-          <w:between w:space="0" w:sz="0" w:val="nil"/>
-        </w:pBdr>
-        <w:shd w:fill="auto" w:val="clear"/>
-        <w:tabs>
-          <w:tab w:val="left" w:leader="none" w:pos="5762"/>
-        </w:tabs>
-        <w:spacing w:after="0" w:before="1" w:line="240" w:lineRule="auto"/>
-        <w:ind w:left="1801" w:right="0" w:firstLine="0"/>
-        <w:jc w:val="left"/>
-        <w:rPr>
-          <w:rFonts w:ascii="Times New Roman" w:cs="Times New Roman" w:eastAsia="Times New Roman" w:hAnsi="Times New Roman"/>
-          <w:b w:val="0"/>
-          <w:bCs w:val="0"/>
-          <w:i w:val="0"/>
-          <w:iCs w:val="0"/>
-          <w:smallCaps w:val="0"/>
-          <w:strike w:val="0"/>
-          <w:color w:val="000000"/>
-          <w:sz w:val="24"/>
-          <w:szCs w:val="24"/>
-          <w:u w:val="none"/>
-          <w:shd w:fill="auto" w:val="clear"/>
-          <w:vertAlign w:val="baseline"/>
-        </w:rPr>
-      </w:pPr>
-      <w:r>
-        <w:rPr>
-          <w:rFonts w:ascii="Calibri" w:cs="Calibri" w:eastAsia="Calibri" w:hAnsi="Calibri"/>
-          <w:b w:val="0"/>
-          <w:bCs w:val="0"/>
-          <w:i w:val="0"/>
-          <w:iCs w:val="0"/>
-          <w:smallCaps w:val="0"/>
-          <w:strike w:val="0"/>
-          <w:color w:val="1F2937"/>
-          <w:sz w:val="24"/>
-          <w:szCs w:val="24"/>
-          <w:u w:val="none"/>
-          <w:shd w:fill="auto" w:val="clear"/>
-          <w:vertAlign w:val="baseline"/>
-          <w:rtl w:val="0"/>
-        </w:rPr>
-        <w:t>CLIENT</w:t>
-        <w:tab/>
-        <w:t>: {{ company_name }}</w:t>
-      </w:r>
-    </w:p>
-    <w:p>
-      <w:pPr>
-        <w:keepNext w:val="0"/>
-        <w:keepLines w:val="0"/>
-        <w:pageBreakBefore w:val="0"/>
-        <w:widowControl w:val="0"/>
-        <w:pBdr>
-          <w:top w:space="0" w:sz="0" w:val="nil"/>
-          <w:left w:space="0" w:sz="0" w:val="nil"/>
-          <w:bottom w:space="0" w:sz="0" w:val="nil"/>
-          <w:right w:space="0" w:sz="0" w:val="nil"/>
-          <w:between w:space="0" w:sz="0" w:val="nil"/>
-        </w:pBdr>
-        <w:shd w:fill="auto" w:val="clear"/>
-        <w:spacing w:after="0" w:before="11" w:line="240" w:lineRule="auto"/>
-        <w:ind w:left="0" w:right="0" w:firstLine="0"/>
-        <w:jc w:val="left"/>
-        <w:rPr>
-          <w:rFonts w:ascii="Times New Roman" w:cs="Times New Roman" w:eastAsia="Times New Roman" w:hAnsi="Times New Roman"/>
-          <w:b w:val="0"/>
-          <w:bCs w:val="0"/>
-          <w:i w:val="0"/>
-          <w:iCs w:val="0"/>
-          <w:smallCaps w:val="0"/>
-          <w:strike w:val="0"/>
-          <w:color w:val="000000"/>
-          <w:sz w:val="23"/>
-          <w:szCs w:val="23"/>
-          <w:u w:val="none"/>
-          <w:shd w:fill="auto" w:val="clear"/>
-          <w:vertAlign w:val="baseline"/>
-        </w:rPr>
-      </w:pPr>
-      <w:r>
-        <w:rPr>
-          <w:rFonts w:ascii="Calibri" w:hAnsi="Calibri" w:eastAsia="Calibri" w:cs="Calibri"/>
-          <w:sz w:val="20"/>
-          <w:rtl w:val="0"/>
-        </w:rPr>
-      </w:r>
-    </w:p>
-    <w:p>
-      <w:pPr>
-        <w:keepNext w:val="0"/>
-        <w:keepLines w:val="0"/>
-        <w:pageBreakBefore w:val="0"/>
-        <w:widowControl w:val="0"/>
-        <w:pBdr>
-          <w:top w:space="0" w:sz="0" w:val="nil"/>
-          <w:left w:space="0" w:sz="0" w:val="nil"/>
-          <w:bottom w:space="0" w:sz="0" w:val="nil"/>
-          <w:right w:space="0" w:sz="0" w:val="nil"/>
-          <w:between w:space="0" w:sz="0" w:val="nil"/>
-        </w:pBdr>
-        <w:shd w:fill="auto" w:val="clear"/>
-        <w:tabs>
-          <w:tab w:val="left" w:leader="none" w:pos="5762"/>
-        </w:tabs>
-        <w:spacing w:after="0" w:before="0" w:line="240" w:lineRule="auto"/>
-        <w:ind w:left="1801" w:right="0" w:firstLine="0"/>
-        <w:jc w:val="left"/>
-        <w:rPr>
-          <w:rFonts w:ascii="Times New Roman" w:cs="Times New Roman" w:eastAsia="Times New Roman" w:hAnsi="Times New Roman"/>
-          <w:b w:val="0"/>
-          <w:bCs w:val="0"/>
-          <w:i w:val="0"/>
-          <w:iCs w:val="0"/>
-          <w:smallCaps w:val="0"/>
-          <w:strike w:val="0"/>
-          <w:color w:val="000000"/>
-          <w:sz w:val="24"/>
-          <w:szCs w:val="24"/>
-          <w:u w:val="none"/>
-          <w:shd w:fill="auto" w:val="clear"/>
-          <w:vertAlign w:val="baseline"/>
-        </w:rPr>
-      </w:pPr>
-      <w:r>
-        <w:rPr>
-          <w:rFonts w:ascii="Calibri" w:cs="Calibri" w:eastAsia="Calibri" w:hAnsi="Calibri"/>
-          <w:b w:val="0"/>
-          <w:bCs w:val="0"/>
-          <w:i w:val="0"/>
-          <w:iCs w:val="0"/>
-          <w:smallCaps w:val="0"/>
-          <w:strike w:val="0"/>
-          <w:color w:val="1F2937"/>
-          <w:sz w:val="24"/>
-          <w:szCs w:val="24"/>
-          <w:u w:val="none"/>
-          <w:shd w:fill="auto" w:val="clear"/>
-          <w:vertAlign w:val="baseline"/>
-          <w:rtl w:val="0"/>
-        </w:rPr>
-        <w:t>ENQ. No./DATE</w:t>
-        <w:tab/>
-        <w:t>: {{ your_ref }}</w:t>
-      </w:r>
-    </w:p>
-    <w:p>
-      <w:pPr>
-        <w:keepNext w:val="0"/>
-        <w:keepLines w:val="0"/>
-        <w:pageBreakBefore w:val="0"/>
-        <w:widowControl w:val="0"/>
-        <w:pBdr>
-          <w:top w:space="0" w:sz="0" w:val="nil"/>
-          <w:left w:space="0" w:sz="0" w:val="nil"/>
-          <w:bottom w:space="0" w:sz="0" w:val="nil"/>
-          <w:right w:space="0" w:sz="0" w:val="nil"/>
-          <w:between w:space="0" w:sz="0" w:val="nil"/>
-        </w:pBdr>
-        <w:shd w:fill="auto" w:val="clear"/>
-        <w:spacing w:after="0" w:before="0" w:line="240" w:lineRule="auto"/>
-        <w:ind w:left="0" w:right="0" w:firstLine="0"/>
-        <w:jc w:val="left"/>
-        <w:rPr>
-          <w:rFonts w:ascii="Times New Roman" w:cs="Times New Roman" w:eastAsia="Times New Roman" w:hAnsi="Times New Roman"/>
-          <w:b w:val="0"/>
-          <w:bCs w:val="0"/>
-          <w:i w:val="0"/>
-          <w:iCs w:val="0"/>
-          <w:smallCaps w:val="0"/>
-          <w:strike w:val="0"/>
-          <w:color w:val="000000"/>
-          <w:sz w:val="24"/>
-          <w:szCs w:val="24"/>
-          <w:u w:val="none"/>
-          <w:shd w:fill="auto" w:val="clear"/>
-          <w:vertAlign w:val="baseline"/>
-        </w:rPr>
-      </w:pPr>
-      <w:r>
-        <w:rPr>
-          <w:rFonts w:ascii="Calibri" w:hAnsi="Calibri" w:eastAsia="Calibri" w:cs="Calibri"/>
-          <w:sz w:val="20"/>
-          <w:rtl w:val="0"/>
-        </w:rPr>
-      </w:r>
-    </w:p>
-    <w:p>
-      <w:pPr>
-        <w:keepNext w:val="0"/>
-        <w:keepLines w:val="0"/>
-        <w:pageBreakBefore w:val="0"/>
-        <w:widowControl w:val="0"/>
-        <w:pBdr>
-          <w:top w:space="0" w:sz="0" w:val="nil"/>
-          <w:left w:space="0" w:sz="0" w:val="nil"/>
-          <w:bottom w:space="0" w:sz="0" w:val="nil"/>
-          <w:right w:space="0" w:sz="0" w:val="nil"/>
-          <w:between w:space="0" w:sz="0" w:val="nil"/>
-        </w:pBdr>
-        <w:shd w:fill="auto" w:val="clear"/>
-        <w:tabs>
-          <w:tab w:val="left" w:leader="none" w:pos="5762"/>
-        </w:tabs>
-        <w:spacing w:after="0" w:before="0" w:line="240" w:lineRule="auto"/>
-        <w:ind w:left="1801" w:right="0" w:firstLine="0"/>
-        <w:jc w:val="left"/>
-        <w:rPr>
-          <w:rFonts w:ascii="Times New Roman" w:cs="Times New Roman" w:eastAsia="Times New Roman" w:hAnsi="Times New Roman"/>
-          <w:b w:val="0"/>
-          <w:bCs w:val="0"/>
-          <w:i w:val="0"/>
-          <w:iCs w:val="0"/>
-          <w:smallCaps w:val="0"/>
-          <w:strike w:val="0"/>
-          <w:color w:val="000000"/>
-          <w:sz w:val="24"/>
-          <w:szCs w:val="24"/>
-          <w:u w:val="none"/>
-          <w:shd w:fill="auto" w:val="clear"/>
-          <w:vertAlign w:val="baseline"/>
-        </w:rPr>
-      </w:pPr>
-      <w:r>
-        <w:rPr>
-          <w:rFonts w:ascii="Calibri" w:cs="Calibri" w:eastAsia="Calibri" w:hAnsi="Calibri"/>
-          <w:b w:val="0"/>
-          <w:bCs w:val="0"/>
-          <w:i w:val="0"/>
-          <w:iCs w:val="0"/>
-          <w:smallCaps w:val="0"/>
-          <w:strike w:val="0"/>
-          <w:color w:val="1F2937"/>
-          <w:sz w:val="24"/>
-          <w:szCs w:val="24"/>
-          <w:u w:val="none"/>
-          <w:shd w:fill="auto" w:val="clear"/>
-          <w:vertAlign w:val="baseline"/>
-          <w:rtl w:val="0"/>
-        </w:rPr>
-        <w:t>OUR REF. /DATE</w:t>
-        <w:tab/>
-        <w:t>: {{ ref_no }}</w:t>
-      </w:r>
-      <w:r>
-        <w:rPr>
-          <w:rFonts w:ascii="Calibri" w:hAnsi="Calibri" w:eastAsia="Calibri" w:cs="Calibri"/>
-          <w:sz w:val="24"/>
-          <w:szCs w:val="24"/>
-          <w:rtl w:val="0"/>
-        </w:rPr>
-      </w:r>
-      <w:r>
-        <w:rPr>
-          <w:rFonts w:ascii="Calibri" w:cs="Calibri" w:eastAsia="Calibri" w:hAnsi="Calibri"/>
-          <w:b w:val="0"/>
-          <w:bCs w:val="0"/>
-          <w:i w:val="0"/>
-          <w:iCs w:val="0"/>
-          <w:smallCaps w:val="0"/>
-          <w:strike w:val="0"/>
-          <w:color w:val="1F2937"/>
-          <w:sz w:val="24"/>
-          <w:szCs w:val="24"/>
-          <w:u w:val="none"/>
-          <w:shd w:fill="auto" w:val="clear"/>
-          <w:vertAlign w:val="baseline"/>
-          <w:rtl w:val="0"/>
-        </w:rPr>
-      </w:r>
-    </w:p>
-    <w:p>
-      <w:pPr>
-        <w:spacing w:before="0" w:lineRule="auto"/>
-        <w:rPr/>
-      </w:pPr>
-      <w:r>
-        <w:rPr>
-          <w:rFonts w:ascii="Calibri" w:hAnsi="Calibri" w:eastAsia="Calibri" w:cs="Calibri"/>
-          <w:sz w:val="20"/>
-          <w:rtl w:val="0"/>
-        </w:rPr>
-      </w:r>
-    </w:p>
-    <w:p>
-      <w:pPr>
-        <w:spacing w:before="0" w:lineRule="auto"/>
-        <w:rPr>
-          <w:sz w:val="24"/>
-          <w:szCs w:val="24"/>
-        </w:rPr>
+      </w:pPr>
+      <w:r>
+        <w:rPr>
+          <w:rFonts w:ascii="Calibri" w:hAnsi="Calibri" w:eastAsia="Calibri" w:cs="Calibri"/>
+          <w:b w:val="0"/>
+          <w:color w:val="6B7280"/>
+          <w:sz w:val="20"/>
+        </w:rPr>
+        <w:t>Tel: +91 (129) 4047847, 2439458</w:t>
+      </w:r>
+    </w:p>
+    <w:p>
+      <w:pPr>
+        <w:jc w:val="center"/>
+      </w:pPr>
+      <w:r>
+        <w:rPr>
+          <w:rFonts w:ascii="Calibri" w:hAnsi="Calibri" w:eastAsia="Calibri" w:cs="Calibri"/>
+          <w:b w:val="0"/>
+          <w:color w:val="E87722"/>
+          <w:sz w:val="20"/>
+        </w:rPr>
+        <w:t>sales@encon.co.in   •   www.encon.co.in</w:t>
+      </w:r>
+    </w:p>
+    <w:p>
+      <w:pPr>
+        <w:jc w:val="center"/>
+      </w:pPr>
+      <w:r>
+        <w:rPr>
+          <w:rFonts w:ascii="Calibri" w:hAnsi="Calibri" w:eastAsia="Calibri" w:cs="Calibri"/>
+          <w:sz w:val="20"/>
+        </w:rPr>
+      </w:r>
+    </w:p>
+    <w:tbl>
+      <w:tblPr>
+        <w:tblW w:type="auto" w:w="0"/>
+        <w:tblLayout w:type="autofit"/>
+        <w:tblLook w:firstColumn="1" w:firstRow="1" w:lastColumn="0" w:lastRow="0" w:noHBand="0" w:noVBand="1" w:val="04A0"/>
+      </w:tblPr>
+      <w:tblGrid>
+        <w:gridCol w:w="5553"/>
+        <w:gridCol w:w="5553"/>
+      </w:tblGrid>
+      <w:tr>
+        <w:tc>
+          <w:tcPr>
+            <w:tcW w:type="dxa" w:w="5553"/>
+            <w:tcBorders>
+              <w:top w:val="single" w:sz="4" w:color="D1D5DB"/>
+              <w:left w:val="single" w:sz="4" w:color="D1D5DB"/>
+              <w:bottom w:val="single" w:sz="4" w:color="D1D5DB"/>
+              <w:right w:val="single" w:sz="4" w:color="D1D5DB"/>
+            </w:tcBorders>
+          </w:tcPr>
+          <w:p>
+            <w:r>
+              <w:rPr>
+                <w:rFonts w:ascii="Calibri" w:hAnsi="Calibri" w:eastAsia="Calibri" w:cs="Calibri"/>
+                <w:b/>
+                <w:color w:val="1F2937"/>
+                <w:sz w:val="20"/>
+              </w:rPr>
+              <w:t>Project / Equipment</w:t>
+            </w:r>
+          </w:p>
+        </w:tc>
+        <w:tc>
+          <w:tcPr>
+            <w:tcW w:type="dxa" w:w="5553"/>
+            <w:tcBorders>
+              <w:top w:val="single" w:sz="4" w:color="D1D5DB"/>
+              <w:left w:val="single" w:sz="4" w:color="D1D5DB"/>
+              <w:bottom w:val="single" w:sz="4" w:color="D1D5DB"/>
+              <w:right w:val="single" w:sz="4" w:color="D1D5DB"/>
+            </w:tcBorders>
+          </w:tcPr>
+          <w:p>
+            <w:r>
+              <w:rPr>
+                <w:rFonts w:ascii="Calibri" w:hAnsi="Calibri" w:eastAsia="Calibri" w:cs="Calibri"/>
+                <w:b w:val="0"/>
+                <w:sz w:val="20"/>
+              </w:rPr>
+              <w:t>{{ equipment_name }}</w:t>
+            </w:r>
+          </w:p>
+        </w:tc>
+      </w:tr>
+      <w:tr>
+        <w:tc>
+          <w:tcPr>
+            <w:tcW w:type="dxa" w:w="5553"/>
+            <w:tcBorders>
+              <w:top w:val="single" w:sz="4" w:color="D1D5DB"/>
+              <w:left w:val="single" w:sz="4" w:color="D1D5DB"/>
+              <w:bottom w:val="single" w:sz="4" w:color="D1D5DB"/>
+              <w:right w:val="single" w:sz="4" w:color="D1D5DB"/>
+            </w:tcBorders>
+          </w:tcPr>
+          <w:p>
+            <w:r>
+              <w:rPr>
+                <w:rFonts w:ascii="Calibri" w:hAnsi="Calibri" w:eastAsia="Calibri" w:cs="Calibri"/>
+                <w:b/>
+                <w:color w:val="1F2937"/>
+                <w:sz w:val="20"/>
+              </w:rPr>
+              <w:t>Project Name</w:t>
+            </w:r>
+          </w:p>
+        </w:tc>
+        <w:tc>
+          <w:tcPr>
+            <w:tcW w:type="dxa" w:w="5553"/>
+            <w:tcBorders>
+              <w:top w:val="single" w:sz="4" w:color="D1D5DB"/>
+              <w:left w:val="single" w:sz="4" w:color="D1D5DB"/>
+              <w:bottom w:val="single" w:sz="4" w:color="D1D5DB"/>
+              <w:right w:val="single" w:sz="4" w:color="D1D5DB"/>
+            </w:tcBorders>
+          </w:tcPr>
+          <w:p>
+            <w:r>
+              <w:rPr>
+                <w:rFonts w:ascii="Calibri" w:hAnsi="Calibri" w:eastAsia="Calibri" w:cs="Calibri"/>
+                <w:b w:val="0"/>
+                <w:sz w:val="20"/>
+              </w:rPr>
+              <w:t>{{ project_name }}</w:t>
+            </w:r>
+          </w:p>
+        </w:tc>
+      </w:tr>
+      <w:tr>
+        <w:tc>
+          <w:tcPr>
+            <w:tcW w:type="dxa" w:w="5553"/>
+            <w:tcBorders>
+              <w:top w:val="single" w:sz="4" w:color="D1D5DB"/>
+              <w:left w:val="single" w:sz="4" w:color="D1D5DB"/>
+              <w:bottom w:val="single" w:sz="4" w:color="D1D5DB"/>
+              <w:right w:val="single" w:sz="4" w:color="D1D5DB"/>
+            </w:tcBorders>
+          </w:tcPr>
+          <w:p>
+            <w:r>
+              <w:rPr>
+                <w:rFonts w:ascii="Calibri" w:hAnsi="Calibri" w:eastAsia="Calibri" w:cs="Calibri"/>
+                <w:b/>
+                <w:color w:val="1F2937"/>
+                <w:sz w:val="20"/>
+              </w:rPr>
+              <w:t>Client</w:t>
+            </w:r>
+          </w:p>
+        </w:tc>
+        <w:tc>
+          <w:tcPr>
+            <w:tcW w:type="dxa" w:w="5553"/>
+            <w:tcBorders>
+              <w:top w:val="single" w:sz="4" w:color="D1D5DB"/>
+              <w:left w:val="single" w:sz="4" w:color="D1D5DB"/>
+              <w:bottom w:val="single" w:sz="4" w:color="D1D5DB"/>
+              <w:right w:val="single" w:sz="4" w:color="D1D5DB"/>
+            </w:tcBorders>
+          </w:tcPr>
+          <w:p>
+            <w:r>
+              <w:rPr>
+                <w:rFonts w:ascii="Calibri" w:hAnsi="Calibri" w:eastAsia="Calibri" w:cs="Calibri"/>
+                <w:b w:val="0"/>
+                <w:sz w:val="20"/>
+              </w:rPr>
+              <w:t>{{ company_name }}</w:t>
+            </w:r>
+          </w:p>
+        </w:tc>
+      </w:tr>
+      <w:tr>
+        <w:tc>
+          <w:tcPr>
+            <w:tcW w:type="dxa" w:w="5553"/>
+            <w:tcBorders>
+              <w:top w:val="single" w:sz="4" w:color="D1D5DB"/>
+              <w:left w:val="single" w:sz="4" w:color="D1D5DB"/>
+              <w:bottom w:val="single" w:sz="4" w:color="D1D5DB"/>
+              <w:right w:val="single" w:sz="4" w:color="D1D5DB"/>
+            </w:tcBorders>
+          </w:tcPr>
+          <w:p>
+            <w:r>
+              <w:rPr>
+                <w:rFonts w:ascii="Calibri" w:hAnsi="Calibri" w:eastAsia="Calibri" w:cs="Calibri"/>
+                <w:b/>
+                <w:color w:val="1F2937"/>
+                <w:sz w:val="20"/>
+              </w:rPr>
+              <w:t>Enquiry No. / Date</w:t>
+            </w:r>
+          </w:p>
+        </w:tc>
+        <w:tc>
+          <w:tcPr>
+            <w:tcW w:type="dxa" w:w="5553"/>
+            <w:tcBorders>
+              <w:top w:val="single" w:sz="4" w:color="D1D5DB"/>
+              <w:left w:val="single" w:sz="4" w:color="D1D5DB"/>
+              <w:bottom w:val="single" w:sz="4" w:color="D1D5DB"/>
+              <w:right w:val="single" w:sz="4" w:color="D1D5DB"/>
+            </w:tcBorders>
+          </w:tcPr>
+          <w:p>
+            <w:r>
+              <w:rPr>
+                <w:rFonts w:ascii="Calibri" w:hAnsi="Calibri" w:eastAsia="Calibri" w:cs="Calibri"/>
+                <w:b w:val="0"/>
+                <w:sz w:val="20"/>
+              </w:rPr>
+              <w:t>{{ your_ref }}</w:t>
+            </w:r>
+          </w:p>
+        </w:tc>
+      </w:tr>
+      <w:tr>
+        <w:tc>
+          <w:tcPr>
+            <w:tcW w:type="dxa" w:w="5553"/>
+            <w:tcBorders>
+              <w:top w:val="single" w:sz="4" w:color="D1D5DB"/>
+              <w:left w:val="single" w:sz="4" w:color="D1D5DB"/>
+              <w:bottom w:val="single" w:sz="4" w:color="D1D5DB"/>
+              <w:right w:val="single" w:sz="4" w:color="D1D5DB"/>
+            </w:tcBorders>
+          </w:tcPr>
+          <w:p>
+            <w:r>
+              <w:rPr>
+                <w:rFonts w:ascii="Calibri" w:hAnsi="Calibri" w:eastAsia="Calibri" w:cs="Calibri"/>
+                <w:b/>
+                <w:color w:val="1F2937"/>
+                <w:sz w:val="20"/>
+              </w:rPr>
+              <w:t>Our Ref. / Date</w:t>
+            </w:r>
+          </w:p>
+        </w:tc>
+        <w:tc>
+          <w:tcPr>
+            <w:tcW w:type="dxa" w:w="5553"/>
+            <w:tcBorders>
+              <w:top w:val="single" w:sz="4" w:color="D1D5DB"/>
+              <w:left w:val="single" w:sz="4" w:color="D1D5DB"/>
+              <w:bottom w:val="single" w:sz="4" w:color="D1D5DB"/>
+              <w:right w:val="single" w:sz="4" w:color="D1D5DB"/>
+            </w:tcBorders>
+          </w:tcPr>
+          <w:p>
+            <w:r>
+              <w:rPr>
+                <w:rFonts w:ascii="Calibri" w:hAnsi="Calibri" w:eastAsia="Calibri" w:cs="Calibri"/>
+                <w:b w:val="0"/>
+                <w:sz w:val="20"/>
+              </w:rPr>
+              <w:t>{{ ref_no }}</w:t>
+            </w:r>
+          </w:p>
+        </w:tc>
+      </w:tr>
+    </w:tbl>
+    <w:p>
+      <w:pPr>
         <w:sectPr>
           <w:footerReference r:id="rId8" w:type="default"/>
           <w:footerReference r:id="rId9" w:type="first"/>
@@ -883,309 +541,6 @@
           <w:pgNumType w:start="1"/>
         </w:sectPr>
       </w:pPr>
-      <w:r>
-        <w:rPr>
-          <w:rFonts w:ascii="Calibri" w:hAnsi="Calibri" w:eastAsia="Calibri" w:cs="Calibri"/>
-          <w:sz w:val="20"/>
-          <w:rtl w:val="0"/>
-        </w:rPr>
-        <w:tab/>
-        <w:tab/>
-        <w:tab/>
-        <w:tab/>
-        <w:tab/>
-        <w:tab/>
-        <w:tab/>
-        <w:t xml:space="preserve">                Dated - {{ quote_date }}</w:t>
-      </w:r>
-      <w:r>
-        <w:rPr>
-          <w:rFonts w:ascii="Calibri" w:hAnsi="Calibri" w:eastAsia="Calibri" w:cs="Calibri"/>
-          <w:sz w:val="24"/>
-          <w:szCs w:val="24"/>
-          <w:rtl w:val="0"/>
-        </w:rPr>
-      </w:r>
-    </w:p>
-    <w:p>
-      <w:pPr>
-        <w:spacing w:before="62" w:line="619" w:lineRule="auto"/>
-        <w:ind w:right="517"/>
-        <w:rPr>
-          <w:b w:val="1"/>
-          <w:bCs w:val="1"/>
-          <w:sz w:val="54"/>
-          <w:szCs w:val="54"/>
-        </w:rPr>
-      </w:pPr>
-      <w:r>
-        <w:rPr>
-          <w:rFonts w:ascii="Calibri" w:hAnsi="Calibri" w:eastAsia="Calibri" w:cs="Calibri"/>
-          <w:b/>
-          <w:color w:val="E87722"/>
-          <w:sz w:val="30"/>
-        </w:rPr>
-        <w:drawing>
-          <wp:anchor allowOverlap="1" behindDoc="0" distB="0" distT="0" distL="114300" distR="114300" hidden="0" layoutInCell="1" locked="0" relativeHeight="0" simplePos="0">
-            <wp:simplePos x="0" y="0"/>
-            <wp:positionH relativeFrom="margin">
-              <wp:align>left</wp:align>
-            </wp:positionH>
-            <wp:positionV relativeFrom="margin">
-              <wp:align>top</wp:align>
-            </wp:positionV>
-            <wp:extent cx="809625" cy="1014730"/>
-            <wp:effectExtent b="0" l="0" r="0" t="0"/>
-            <wp:wrapSquare wrapText="bothSides" distB="0" distT="0" distL="114300" distR="114300"/>
-            <wp:docPr id="2" name="image2.jpg"/>
-            <a:graphic>
-              <a:graphicData uri="http://schemas.openxmlformats.org/drawingml/2006/picture">
-                <pic:pic>
-                  <pic:nvPicPr>
-                    <pic:cNvPr id="0" name="image2.jpg"/>
-                    <pic:cNvPicPr preferRelativeResize="0"/>
-                  </pic:nvPicPr>
-                  <pic:blipFill>
-                    <a:blip r:embed="rId10"/>
-                    <a:srcRect b="0" l="0" r="0" t="0"/>
-                    <a:stretch>
-                      <a:fillRect/>
-                    </a:stretch>
-                  </pic:blipFill>
-                  <pic:spPr>
-                    <a:xfrm>
-                      <a:off x="0" y="0"/>
-                      <a:ext cx="809625" cy="1014730"/>
-                    </a:xfrm>
-                    <a:prstGeom prst="rect"/>
-                    <a:ln/>
-                  </pic:spPr>
-                </pic:pic>
-              </a:graphicData>
-            </a:graphic>
-          </wp:anchor>
-        </w:drawing>
-      </w:r>
-      <w:r>
-        <w:rPr>
-          <w:rFonts w:ascii="Calibri" w:hAnsi="Calibri" w:eastAsia="Calibri" w:cs="Calibri"/>
-          <w:b/>
-          <w:bCs w:val="1"/>
-          <w:color w:val="E87722"/>
-          <w:sz w:val="30"/>
-          <w:szCs w:val="54"/>
-          <w:rtl w:val="0"/>
-        </w:rPr>
-        <w:t xml:space="preserve">ENCON Thermal Engineers (P) Ltd</w:t>
-      </w:r>
-      <w:r>
-        <w:rPr>
-          <w:rFonts w:ascii="Calibri" w:hAnsi="Calibri" w:eastAsia="Calibri" w:cs="Calibri"/>
-          <w:b/>
-          <w:color w:val="E87722"/>
-          <w:sz w:val="30"/>
-          <w:rtl w:val="0"/>
-        </w:rPr>
-      </w:r>
-    </w:p>
-    <w:p>
-      <w:pPr>
-        <w:pStyle w:val="Heading1"/>
-        <w:spacing w:line="320" w:lineRule="auto"/>
-        <w:ind w:left="2212" w:firstLine="0"/>
-        <w:jc w:val="left"/>
-        <w:rPr/>
-      </w:pPr>
-      <w:r>
-        <w:rPr>
-          <w:rFonts w:ascii="Calibri" w:hAnsi="Calibri" w:eastAsia="Calibri" w:cs="Calibri"/>
-          <w:sz w:val="20"/>
-          <w:rtl w:val="0"/>
-        </w:rPr>
-        <w:t xml:space="preserve">297, Sector- 21B Faridabad – 121 001 (Haryana) India</w:t>
-      </w:r>
-    </w:p>
-    <w:p>
-      <w:pPr>
-        <w:spacing w:line="322" w:lineRule="auto"/>
-        <w:ind w:left="2203" w:right="517" w:firstLine="0"/>
-        <w:rPr>
-          <w:sz w:val="28"/>
-          <w:szCs w:val="28"/>
-        </w:rPr>
-      </w:pPr>
-      <w:r>
-        <w:rPr>
-          <w:rFonts w:ascii="Calibri" w:hAnsi="Calibri" w:eastAsia="Calibri" w:cs="Calibri"/>
-          <w:sz w:val="20"/>
-          <w:szCs w:val="28"/>
-          <w:rtl w:val="0"/>
-        </w:rPr>
-        <w:t xml:space="preserve">Tel: +91(129) 4047847, 2439458, Fax: +91 (129) 4044355</w:t>
-      </w:r>
-    </w:p>
-    <w:p>
-      <w:pPr>
-        <w:pStyle w:val="Heading1"/>
-        <w:tabs>
-          <w:tab w:val="left" w:leader="none" w:pos="3217"/>
-        </w:tabs>
-        <w:ind w:right="1006"/>
-        <w:rPr/>
-      </w:pPr>
-      <w:r>
-        <w:rPr>
-          <w:rFonts w:ascii="Calibri" w:hAnsi="Calibri" w:eastAsia="Calibri" w:cs="Calibri"/>
-          <w:sz w:val="20"/>
-          <w:rtl w:val="0"/>
-        </w:rPr>
-        <w:t xml:space="preserve">E-mail: </w:t>
-      </w:r>
-      <w:hyperlink r:id="rId11">
-        <w:r>
-          <w:rPr>
-            <w:color w:val="0000ff"/>
-            <w:u w:val="single"/>
-            <w:rtl w:val="0"/>
-          </w:rPr>
-          <w:t xml:space="preserve">sales@encon.co.in</w:t>
-        </w:r>
-      </w:hyperlink>
-      <w:r>
-        <w:rPr>
-          <w:rFonts w:ascii="Calibri" w:hAnsi="Calibri" w:eastAsia="Calibri" w:cs="Calibri"/>
-          <w:color w:val="0000ff"/>
-          <w:sz w:val="20"/>
-          <w:rtl w:val="0"/>
-        </w:rPr>
-        <w:tab/>
-      </w:r>
-      <w:r>
-        <w:rPr>
-          <w:rFonts w:ascii="Calibri" w:hAnsi="Calibri" w:eastAsia="Calibri" w:cs="Calibri"/>
-          <w:sz w:val="20"/>
-          <w:rtl w:val="0"/>
-        </w:rPr>
-        <w:t xml:space="preserve">Website: </w:t>
-      </w:r>
-      <w:hyperlink r:id="rId12">
-        <w:r>
-          <w:rPr>
-            <w:color w:val="0000ff"/>
-            <w:u w:val="single"/>
-            <w:rtl w:val="0"/>
-          </w:rPr>
-          <w:t xml:space="preserve">www.encon.co.in</w:t>
-        </w:r>
-      </w:hyperlink>
-      <w:r>
-        <w:rPr>
-          <w:rFonts w:ascii="Calibri" w:hAnsi="Calibri" w:eastAsia="Calibri" w:cs="Calibri"/>
-          <w:sz w:val="20"/>
-          <w:rtl w:val="0"/>
-        </w:rPr>
-      </w:r>
-    </w:p>
-    <w:p>
-      <w:pPr>
-        <w:keepNext w:val="0"/>
-        <w:keepLines w:val="0"/>
-        <w:pageBreakBefore w:val="0"/>
-        <w:widowControl w:val="0"/>
-        <w:pBdr>
-          <w:top w:space="0" w:sz="0" w:val="nil"/>
-          <w:left w:space="0" w:sz="0" w:val="nil"/>
-          <w:bottom w:space="0" w:sz="0" w:val="nil"/>
-          <w:right w:space="0" w:sz="0" w:val="nil"/>
-          <w:between w:space="0" w:sz="0" w:val="nil"/>
-        </w:pBdr>
-        <w:shd w:fill="auto" w:val="clear"/>
-        <w:spacing w:after="0" w:before="5" w:line="240" w:lineRule="auto"/>
-        <w:ind w:left="0" w:right="0" w:firstLine="0"/>
-        <w:jc w:val="left"/>
-        <w:rPr>
-          <w:rFonts w:ascii="Times New Roman" w:cs="Times New Roman" w:eastAsia="Times New Roman" w:hAnsi="Times New Roman"/>
-          <w:b w:val="0"/>
-          <w:bCs w:val="0"/>
-          <w:i w:val="0"/>
-          <w:iCs w:val="0"/>
-          <w:smallCaps w:val="0"/>
-          <w:strike w:val="0"/>
-          <w:color w:val="000000"/>
-          <w:sz w:val="20"/>
-          <w:szCs w:val="20"/>
-          <w:u w:val="none"/>
-          <w:shd w:fill="auto" w:val="clear"/>
-          <w:vertAlign w:val="baseline"/>
-        </w:rPr>
-      </w:pPr>
-      <w:r>
-        <w:rPr>
-          <w:rFonts w:ascii="Calibri" w:hAnsi="Calibri" w:eastAsia="Calibri" w:cs="Calibri"/>
-          <w:sz w:val="20"/>
-          <w:rtl w:val="0"/>
-        </w:rPr>
-      </w:r>
-    </w:p>
-    <w:p>
-      <w:pPr>
-        <w:spacing w:before="90" w:lineRule="auto"/>
-        <w:ind w:left="422" w:firstLine="0"/>
-        <w:rPr>
-          <w:b w:val="1"/>
-          <w:bCs w:val="1"/>
-          <w:sz w:val="24"/>
-          <w:szCs w:val="24"/>
-        </w:rPr>
-      </w:pPr>
-      <w:r>
-        <w:rPr>
-          <w:rFonts w:ascii="Calibri" w:hAnsi="Calibri" w:eastAsia="Calibri" w:cs="Calibri"/>
-          <w:b/>
-          <w:bCs w:val="1"/>
-          <w:color w:val="E87722"/>
-          <w:sz w:val="24"/>
-          <w:szCs w:val="24"/>
-          <w:u w:val="single"/>
-          <w:rtl w:val="0"/>
-        </w:rPr>
-        <w:t xml:space="preserve">   ENCON YOUR ANSWER TO THE CONTINUED NEED FOR “</w:t>
-      </w:r>
-      <w:r>
-        <w:rPr>
-          <w:rFonts w:ascii="Calibri" w:hAnsi="Calibri" w:eastAsia="Calibri" w:cs="Calibri"/>
-          <w:b/>
-          <w:bCs w:val="1"/>
-          <w:color w:val="E87722"/>
-          <w:sz w:val="24"/>
-          <w:szCs w:val="24"/>
-          <w:u w:val="single"/>
-          <w:rtl w:val="0"/>
-        </w:rPr>
-        <w:t xml:space="preserve">ENERGY – CONSERVATION</w:t>
-      </w:r>
-      <w:r>
-        <w:rPr>
-          <w:rFonts w:ascii="Calibri" w:hAnsi="Calibri" w:eastAsia="Calibri" w:cs="Calibri"/>
-          <w:b/>
-          <w:bCs w:val="1"/>
-          <w:color w:val="E87722"/>
-          <w:sz w:val="24"/>
-          <w:szCs w:val="24"/>
-          <w:u w:val="single"/>
-          <w:rtl w:val="0"/>
-        </w:rPr>
-        <w:t xml:space="preserve">”</w:t>
-      </w:r>
-      <w:r>
-        <w:rPr>
-          <w:rFonts w:ascii="Calibri" w:hAnsi="Calibri" w:eastAsia="Calibri" w:cs="Calibri"/>
-          <w:b/>
-          <w:color w:val="E87722"/>
-          <w:sz w:val="24"/>
-          <w:rtl w:val="0"/>
-        </w:rPr>
-      </w:r>
     </w:p>
     <w:p>
       <w:pPr>

--- a/BRF_Offer_Template.docx
+++ b/BRF_Offer_Template.docx
@@ -757,59 +757,6 @@
         </w:pBdr>
         <w:shd w:fill="auto" w:val="clear"/>
         <w:spacing w:after="0" w:before="0" w:line="275" w:lineRule="auto"/>
-        <w:ind w:left="576" w:right="0" w:firstLine="0"/>
-        <w:jc w:val="left"/>
-        <w:rPr>
-          <w:rFonts w:ascii="Times New Roman" w:cs="Times New Roman" w:eastAsia="Times New Roman" w:hAnsi="Times New Roman"/>
-          <w:b w:val="0"/>
-          <w:bCs w:val="0"/>
-          <w:i w:val="0"/>
-          <w:iCs w:val="0"/>
-          <w:smallCaps w:val="0"/>
-          <w:strike w:val="0"/>
-          <w:color w:val="000000"/>
-          <w:sz w:val="20"/>
-          <w:szCs w:val="20"/>
-          <w:u w:val="none"/>
-          <w:shd w:fill="auto" w:val="clear"/>
-          <w:vertAlign w:val="baseline"/>
-        </w:rPr>
-      </w:pPr>
-      <w:r>
-        <w:rPr>
-          <w:rFonts w:ascii="Calibri" w:cs="Calibri" w:eastAsia="Calibri" w:hAnsi="Calibri"/>
-          <w:b w:val="0"/>
-          <w:bCs w:val="0"/>
-          <w:i w:val="0"/>
-          <w:iCs w:val="0"/>
-          <w:smallCaps w:val="0"/>
-          <w:strike w:val="0"/>
-          <w:color w:val="1F2937"/>
-          <w:sz w:val="20"/>
-          <w:szCs w:val="20"/>
-          <w:u w:val="none"/>
-          <w:shd w:fill="auto" w:val="clear"/>
-          <w:vertAlign w:val="baseline"/>
-          <w:rtl w:val="0"/>
-        </w:rPr>
-        <w:t>{{ company_city_state }}</w:t>
-      </w:r>
-    </w:p>
-    <w:p>
-      <w:pPr>
-        <w:keepNext w:val="0"/>
-        <w:keepLines w:val="0"/>
-        <w:pageBreakBefore w:val="0"/>
-        <w:widowControl w:val="0"/>
-        <w:pBdr>
-          <w:top w:space="0" w:sz="0" w:val="nil"/>
-          <w:left w:space="0" w:sz="0" w:val="nil"/>
-          <w:bottom w:space="0" w:sz="0" w:val="nil"/>
-          <w:right w:space="0" w:sz="0" w:val="nil"/>
-          <w:between w:space="0" w:sz="0" w:val="nil"/>
-        </w:pBdr>
-        <w:shd w:fill="auto" w:val="clear"/>
-        <w:spacing w:after="0" w:before="0" w:line="275" w:lineRule="auto"/>
         <w:ind w:left="0" w:right="0" w:firstLine="0"/>
         <w:jc w:val="left"/>
         <w:rPr>
@@ -886,7 +833,7 @@
           <w:vertAlign w:val="baseline"/>
           <w:rtl w:val="0"/>
         </w:rPr>
-        <w:t>Kind Attn.: {{ poc_name }}</w:t>
+        <w:t>Kind Attn.: {{ poc_name }}{{ poc_designation_paren }}</w:t>
       </w:r>
     </w:p>
     <w:p>
@@ -940,7 +887,7 @@
             <w:vertAlign w:val="baseline"/>
             <w:rtl w:val="0"/>
           </w:rPr>
-          <w:t xml:space="preserve">Email. {{ email }}</w:t>
+          <w:t xml:space="preserve">Contact No.: {{ mobile_no }}</w:t>
         </w:r>
       </w:hyperlink>
       <w:r>
@@ -1001,7 +948,7 @@
           <w:vertAlign w:val="baseline"/>
           <w:rtl w:val="0"/>
         </w:rPr>
-        <w:t>Cont.No. : {{ mobile_no }}</w:t>
+        <w:t>Email: {{ email }}</w:t>
       </w:r>
     </w:p>
     <w:p>
@@ -1166,62 +1113,6 @@
           <w:trHeight w:val="254" w:hRule="atLeast"/>
           <w:tblHeader w:val="0"/>
         </w:trPr>
-        <w:tc>
-          <w:tcPr/>
-          <w:p>
-            <w:pPr>
-              <w:keepNext w:val="0"/>
-              <w:keepLines w:val="0"/>
-              <w:pageBreakBefore w:val="0"/>
-              <w:widowControl w:val="0"/>
-              <w:pBdr>
-                <w:top w:space="0" w:sz="0" w:val="nil"/>
-                <w:left w:space="0" w:sz="0" w:val="nil"/>
-                <w:bottom w:space="0" w:sz="0" w:val="nil"/>
-                <w:right w:space="0" w:sz="0" w:val="nil"/>
-                <w:between w:space="0" w:sz="0" w:val="nil"/>
-              </w:pBdr>
-              <w:shd w:fill="auto" w:val="clear"/>
-              <w:spacing w:after="0" w:before="0" w:line="252.00000000000003" w:lineRule="auto"/>
-              <w:ind w:left="576" w:right="0" w:firstLine="0"/>
-              <w:jc w:val="left"/>
-              <w:rPr>
-                <w:rFonts w:ascii="Times New Roman" w:cs="Times New Roman" w:eastAsia="Times New Roman" w:hAnsi="Times New Roman"/>
-                <w:b w:val="0"/>
-                <w:bCs w:val="0"/>
-                <w:i w:val="0"/>
-                <w:iCs w:val="0"/>
-                <w:smallCaps w:val="0"/>
-                <w:strike w:val="0"/>
-                <w:color w:val="000000"/>
-                <w:sz w:val="20"/>
-                <w:szCs w:val="20"/>
-                <w:u w:val="none"/>
-                <w:shd w:fill="auto" w:val="clear"/>
-                <w:vertAlign w:val="baseline"/>
-              </w:rPr>
-            </w:pPr>
-            <w:r>
-              <w:rPr>
-                <w:rFonts w:ascii="Calibri" w:cs="Calibri" w:eastAsia="Calibri" w:hAnsi="Calibri"/>
-                <w:b w:val="0"/>
-                <w:bCs w:val="0"/>
-                <w:i w:val="0"/>
-                <w:iCs w:val="0"/>
-                <w:smallCaps w:val="0"/>
-                <w:strike w:val="0"/>
-                <w:color w:val="000000"/>
-                <w:sz w:val="20"/>
-                <w:szCs w:val="20"/>
-                <w:u w:val="none"/>
-                <w:shd w:fill="auto" w:val="clear"/>
-                <w:vertAlign w:val="baseline"/>
-                <w:rtl w:val="0"/>
-              </w:rPr>
-              <w:t xml:space="preserve">YOUR REF:</w:t>
-            </w:r>
-          </w:p>
-        </w:tc>
         <w:tc>
           <w:tcPr/>
           <w:p>
@@ -1393,62 +1284,6 @@
                 <w:vertAlign w:val="baseline"/>
                 <w:rtl w:val="0"/>
               </w:rPr>
-              <w:t>{{ your_ref }}</w:t>
-            </w:r>
-          </w:p>
-        </w:tc>
-        <w:tc>
-          <w:tcPr/>
-          <w:p>
-            <w:pPr>
-              <w:keepNext w:val="0"/>
-              <w:keepLines w:val="0"/>
-              <w:pageBreakBefore w:val="0"/>
-              <w:widowControl w:val="0"/>
-              <w:pBdr>
-                <w:top w:space="0" w:sz="0" w:val="nil"/>
-                <w:left w:space="0" w:sz="0" w:val="nil"/>
-                <w:bottom w:space="0" w:sz="0" w:val="nil"/>
-                <w:right w:space="0" w:sz="0" w:val="nil"/>
-                <w:between w:space="0" w:sz="0" w:val="nil"/>
-              </w:pBdr>
-              <w:shd w:fill="auto" w:val="clear"/>
-              <w:spacing w:after="0" w:before="0" w:line="272" w:lineRule="auto"/>
-              <w:ind w:left="576" w:right="0" w:firstLine="0"/>
-              <w:jc w:val="left"/>
-              <w:rPr>
-                <w:rFonts w:ascii="Times New Roman" w:cs="Times New Roman" w:eastAsia="Times New Roman" w:hAnsi="Times New Roman"/>
-                <w:b w:val="0"/>
-                <w:bCs w:val="0"/>
-                <w:i w:val="0"/>
-                <w:iCs w:val="0"/>
-                <w:smallCaps w:val="0"/>
-                <w:strike w:val="0"/>
-                <w:color w:val="000000"/>
-                <w:sz w:val="20"/>
-                <w:szCs w:val="20"/>
-                <w:u w:val="none"/>
-                <w:shd w:fill="auto" w:val="clear"/>
-                <w:vertAlign w:val="baseline"/>
-              </w:rPr>
-            </w:pPr>
-            <w:r>
-              <w:rPr>
-                <w:rFonts w:ascii="Calibri" w:cs="Calibri" w:eastAsia="Calibri" w:hAnsi="Calibri"/>
-                <w:b w:val="0"/>
-                <w:bCs w:val="0"/>
-                <w:i w:val="0"/>
-                <w:iCs w:val="0"/>
-                <w:smallCaps w:val="0"/>
-                <w:strike w:val="0"/>
-                <w:color w:val="000000"/>
-                <w:sz w:val="20"/>
-                <w:szCs w:val="20"/>
-                <w:u w:val="none"/>
-                <w:shd w:fill="auto" w:val="clear"/>
-                <w:vertAlign w:val="baseline"/>
-                <w:rtl w:val="0"/>
-              </w:rPr>
               <w:t>{{ ref_no }}</w:t>
             </w:r>
             <w:r>
@@ -1727,9 +1562,8 @@
       <w:r>
         <w:rPr>
           <w:rFonts w:ascii="Calibri" w:hAnsi="Calibri" w:eastAsia="Calibri" w:cs="Calibri"/>
-          <w:b/>
-          <w:color w:val="1F2937"/>
-          <w:sz w:val="30"/>
+          <w:b w:val="0"/>
+          <w:sz w:val="20"/>
           <w:szCs w:val="20"/>
           <w:rtl w:val="0"/>
         </w:rPr>
@@ -1820,7 +1654,7 @@
           <w:vertAlign w:val="baseline"/>
           <w:rtl w:val="0"/>
         </w:rPr>
-        <w:t xml:space="preserve">Regards </w:t>
+        <w:t xml:space="preserve">Regards,</w:t>
       </w:r>
     </w:p>
     <w:p>
@@ -1924,7 +1758,7 @@
           <w:szCs w:val="20"/>
           <w:rtl w:val="0"/>
         </w:rPr>
-        <w:t>Mob {{ marketing_phone }}</w:t>
+        <w:t>Mob: {{ marketing_phone }}</w:t>
       </w:r>
     </w:p>
     <w:p>
